--- a/11_Паттерны_проектирования/11_Паттерны_проектирования.docx
+++ b/11_Паттерны_проектирования/11_Паттерны_проектирования.docx
@@ -1,6 +1,6 @@
 
 <file path=word/document.xml><?xml version="1.0" encoding="utf-8"?>
-<w:document xmlns:wpc="http://schemas.microsoft.com/office/word/2010/wordprocessingCanvas" xmlns:cx="http://schemas.microsoft.com/office/drawing/2014/chartex" xmlns:cx1="http://schemas.microsoft.com/office/drawing/2015/9/8/chartex" xmlns:cx2="http://schemas.microsoft.com/office/drawing/2015/10/21/chartex" xmlns:cx3="http://schemas.microsoft.com/office/drawing/2016/5/9/chartex" xmlns:cx4="http://schemas.microsoft.com/office/drawing/2016/5/10/chartex" xmlns:cx5="http://schemas.microsoft.com/office/drawing/2016/5/11/chartex" xmlns:cx6="http://schemas.microsoft.com/office/drawing/2016/5/12/chartex" xmlns:cx7="http://schemas.microsoft.com/office/drawing/2016/5/13/chartex" xmlns:cx8="http://schemas.microsoft.com/office/drawing/2016/5/14/chartex" xmlns:mc="http://schemas.openxmlformats.org/markup-compatibility/2006" xmlns:aink="http://schemas.microsoft.com/office/drawing/2016/ink" xmlns:am3d="http://schemas.microsoft.com/office/drawing/2017/model3d" xmlns:o="urn:schemas-microsoft-com:office:office" xmlns:oel="http://schemas.microsoft.com/office/2019/extlst" xmlns:r="http://schemas.openxmlformats.org/officeDocument/2006/relationships" xmlns:m="http://schemas.openxmlformats.org/officeDocument/2006/math" xmlns:v="urn:schemas-microsoft-com:vml" xmlns:wp14="http://schemas.microsoft.com/office/word/2010/wordprocessingDrawing" xmlns:wp="http://schemas.openxmlformats.org/drawingml/2006/wordprocessingDrawing" xmlns:w10="urn:schemas-microsoft-com:office:word" xmlns:w="http://schemas.openxmlformats.org/wordprocessingml/2006/main" xmlns:w14="http://schemas.microsoft.com/office/word/2010/wordml" xmlns:w15="http://schemas.microsoft.com/office/word/2012/wordml" xmlns:w16cex="http://schemas.microsoft.com/office/word/2018/wordml/cex" xmlns:w16cid="http://schemas.microsoft.com/office/word/2016/wordml/cid" xmlns:w16="http://schemas.microsoft.com/office/word/2018/wordml" xmlns:w16sdtdh="http://schemas.microsoft.com/office/word/2020/wordml/sdtdatahash" xmlns:w16se="http://schemas.microsoft.com/office/word/2015/wordml/symex" xmlns:wpg="http://schemas.microsoft.com/office/word/2010/wordprocessingGroup" xmlns:wpi="http://schemas.microsoft.com/office/word/2010/wordprocessingInk" xmlns:wne="http://schemas.microsoft.com/office/word/2006/wordml" xmlns:wps="http://schemas.microsoft.com/office/word/2010/wordprocessingShape" mc:Ignorable="w14 w15 w16se w16cid w16 w16cex w16sdtdh wp14">
+<w:document xmlns:wpc="http://schemas.microsoft.com/office/word/2010/wordprocessingCanvas" xmlns:cx="http://schemas.microsoft.com/office/drawing/2014/chartex" xmlns:cx1="http://schemas.microsoft.com/office/drawing/2015/9/8/chartex" xmlns:cx2="http://schemas.microsoft.com/office/drawing/2015/10/21/chartex" xmlns:cx3="http://schemas.microsoft.com/office/drawing/2016/5/9/chartex" xmlns:cx4="http://schemas.microsoft.com/office/drawing/2016/5/10/chartex" xmlns:cx5="http://schemas.microsoft.com/office/drawing/2016/5/11/chartex" xmlns:cx6="http://schemas.microsoft.com/office/drawing/2016/5/12/chartex" xmlns:cx7="http://schemas.microsoft.com/office/drawing/2016/5/13/chartex" xmlns:cx8="http://schemas.microsoft.com/office/drawing/2016/5/14/chartex" xmlns:mc="http://schemas.openxmlformats.org/markup-compatibility/2006" xmlns:aink="http://schemas.microsoft.com/office/drawing/2016/ink" xmlns:am3d="http://schemas.microsoft.com/office/drawing/2017/model3d" xmlns:o="urn:schemas-microsoft-com:office:office" xmlns:oel="http://schemas.microsoft.com/office/2019/extlst" xmlns:r="http://schemas.openxmlformats.org/officeDocument/2006/relationships" xmlns:m="http://schemas.openxmlformats.org/officeDocument/2006/math" xmlns:v="urn:schemas-microsoft-com:vml" xmlns:wp14="http://schemas.microsoft.com/office/word/2010/wordprocessingDrawing" xmlns:wp="http://schemas.openxmlformats.org/drawingml/2006/wordprocessingDrawing" xmlns:w10="urn:schemas-microsoft-com:office:word" xmlns:w="http://schemas.openxmlformats.org/wordprocessingml/2006/main" xmlns:w14="http://schemas.microsoft.com/office/word/2010/wordml" xmlns:w15="http://schemas.microsoft.com/office/word/2012/wordml" xmlns:w16cex="http://schemas.microsoft.com/office/word/2018/wordml/cex" xmlns:w16cid="http://schemas.microsoft.com/office/word/2016/wordml/cid" xmlns:w16="http://schemas.microsoft.com/office/word/2018/wordml" xmlns:w16du="http://schemas.microsoft.com/office/word/2023/wordml/word16du" xmlns:w16sdtdh="http://schemas.microsoft.com/office/word/2020/wordml/sdtdatahash" xmlns:w16sdtfl="http://schemas.microsoft.com/office/word/2024/wordml/sdtformatlock" xmlns:w16se="http://schemas.microsoft.com/office/word/2015/wordml/symex" xmlns:wpg="http://schemas.microsoft.com/office/word/2010/wordprocessingGroup" xmlns:wpi="http://schemas.microsoft.com/office/word/2010/wordprocessingInk" xmlns:wne="http://schemas.microsoft.com/office/word/2006/wordml" xmlns:wps="http://schemas.microsoft.com/office/word/2010/wordprocessingShape" mc:Ignorable="w14 w15 w16se w16cid w16 w16cex w16sdtdh w16sdtfl w16du wp14">
   <w:body>
     <w:p>
       <w:pPr>
@@ -167,7 +167,6 @@
         <w:t xml:space="preserve"> – интерфейс банковской карты с методом </w:t>
       </w:r>
       <w:proofErr w:type="spellStart"/>
-      <w:proofErr w:type="gramStart"/>
       <w:r>
         <w:rPr>
           <w:color w:val="000000"/>
@@ -183,16 +182,7 @@
           <w:sz w:val="28"/>
           <w:szCs w:val="28"/>
         </w:rPr>
-        <w:t>(</w:t>
-      </w:r>
-      <w:proofErr w:type="gramEnd"/>
-      <w:r>
-        <w:rPr>
-          <w:color w:val="000000"/>
-          <w:sz w:val="28"/>
-          <w:szCs w:val="28"/>
-        </w:rPr>
-        <w:t>).</w:t>
+        <w:t>().</w:t>
       </w:r>
     </w:p>
     <w:p>
@@ -209,61 +199,51 @@
           <w:color w:val="000000"/>
           <w:sz w:val="28"/>
           <w:szCs w:val="28"/>
-        </w:rPr>
-      </w:pPr>
-      <w:proofErr w:type="spellStart"/>
+          <w:lang w:val="en-US"/>
+        </w:rPr>
+      </w:pPr>
       <w:r>
         <w:rPr>
           <w:color w:val="000000"/>
           <w:sz w:val="28"/>
           <w:szCs w:val="28"/>
-        </w:rPr>
-        <w:t>CreditCard</w:t>
-      </w:r>
-      <w:proofErr w:type="spellEnd"/>
+          <w:lang w:val="en-US"/>
+        </w:rPr>
+        <w:t xml:space="preserve">CreditCard, DebitCard, VirtualCard – </w:t>
+      </w:r>
       <w:r>
         <w:rPr>
           <w:color w:val="000000"/>
           <w:sz w:val="28"/>
           <w:szCs w:val="28"/>
         </w:rPr>
-        <w:t xml:space="preserve">, </w:t>
-      </w:r>
-      <w:proofErr w:type="spellStart"/>
+        <w:t>классы</w:t>
+      </w:r>
       <w:r>
         <w:rPr>
           <w:color w:val="000000"/>
           <w:sz w:val="28"/>
           <w:szCs w:val="28"/>
-        </w:rPr>
-        <w:t>DebitCard</w:t>
-      </w:r>
-      <w:proofErr w:type="spellEnd"/>
+          <w:lang w:val="en-US"/>
+        </w:rPr>
+        <w:t xml:space="preserve"> </w:t>
+      </w:r>
       <w:r>
         <w:rPr>
           <w:color w:val="000000"/>
           <w:sz w:val="28"/>
           <w:szCs w:val="28"/>
         </w:rPr>
-        <w:t xml:space="preserve">, </w:t>
-      </w:r>
-      <w:proofErr w:type="spellStart"/>
+        <w:t>карт</w:t>
+      </w:r>
       <w:r>
         <w:rPr>
           <w:color w:val="000000"/>
           <w:sz w:val="28"/>
           <w:szCs w:val="28"/>
-        </w:rPr>
-        <w:t>VirtualCard</w:t>
-      </w:r>
-      <w:proofErr w:type="spellEnd"/>
-      <w:r>
-        <w:rPr>
-          <w:color w:val="000000"/>
-          <w:sz w:val="28"/>
-          <w:szCs w:val="28"/>
-        </w:rPr>
-        <w:t xml:space="preserve"> – классы карт.</w:t>
+          <w:lang w:val="en-US"/>
+        </w:rPr>
+        <w:t>.</w:t>
       </w:r>
     </w:p>
     <w:p>
@@ -301,7 +281,6 @@
         <w:t xml:space="preserve"> – абстрактная фабрика с </w:t>
       </w:r>
       <w:proofErr w:type="spellStart"/>
-      <w:proofErr w:type="gramStart"/>
       <w:r>
         <w:rPr>
           <w:color w:val="000000"/>
@@ -317,16 +296,7 @@
           <w:sz w:val="28"/>
           <w:szCs w:val="28"/>
         </w:rPr>
-        <w:t>(</w:t>
-      </w:r>
-      <w:proofErr w:type="gramEnd"/>
-      <w:r>
-        <w:rPr>
-          <w:color w:val="000000"/>
-          <w:sz w:val="28"/>
-          <w:szCs w:val="28"/>
-        </w:rPr>
-        <w:t>).</w:t>
+        <w:t>().</w:t>
       </w:r>
     </w:p>
     <w:p>
@@ -343,61 +313,17 @@
           <w:color w:val="000000"/>
           <w:sz w:val="28"/>
           <w:szCs w:val="28"/>
-        </w:rPr>
-      </w:pPr>
-      <w:proofErr w:type="spellStart"/>
+          <w:lang w:val="en-US"/>
+        </w:rPr>
+      </w:pPr>
       <w:r>
         <w:rPr>
           <w:color w:val="000000"/>
           <w:sz w:val="28"/>
           <w:szCs w:val="28"/>
-        </w:rPr>
-        <w:t>CreditCardFactory</w:t>
-      </w:r>
-      <w:proofErr w:type="spellEnd"/>
-      <w:r>
-        <w:rPr>
-          <w:color w:val="000000"/>
-          <w:sz w:val="28"/>
-          <w:szCs w:val="28"/>
-        </w:rPr>
-        <w:t xml:space="preserve">, </w:t>
-      </w:r>
-      <w:proofErr w:type="spellStart"/>
-      <w:r>
-        <w:rPr>
-          <w:color w:val="000000"/>
-          <w:sz w:val="28"/>
-          <w:szCs w:val="28"/>
-        </w:rPr>
-        <w:t>DebitCardFactory</w:t>
-      </w:r>
-      <w:proofErr w:type="spellEnd"/>
-      <w:r>
-        <w:rPr>
-          <w:color w:val="000000"/>
-          <w:sz w:val="28"/>
-          <w:szCs w:val="28"/>
-        </w:rPr>
-        <w:t xml:space="preserve">, </w:t>
-      </w:r>
-      <w:proofErr w:type="spellStart"/>
-      <w:r>
-        <w:rPr>
-          <w:color w:val="000000"/>
-          <w:sz w:val="28"/>
-          <w:szCs w:val="28"/>
-        </w:rPr>
-        <w:t>VirtualCardFactory</w:t>
-      </w:r>
-      <w:proofErr w:type="spellEnd"/>
-      <w:r>
-        <w:rPr>
-          <w:color w:val="000000"/>
-          <w:sz w:val="28"/>
-          <w:szCs w:val="28"/>
-        </w:rPr>
-        <w:t xml:space="preserve"> –</w:t>
+          <w:lang w:val="en-US"/>
+        </w:rPr>
+        <w:t>CreditCardFactory, DebitCardFactory, VirtualCardFactory –</w:t>
       </w:r>
     </w:p>
     <w:p>
@@ -414,6 +340,7 @@
           <w:color w:val="000000"/>
           <w:sz w:val="28"/>
           <w:szCs w:val="28"/>
+          <w:lang w:val="en-US"/>
         </w:rPr>
       </w:pPr>
       <w:r>
@@ -422,7 +349,33 @@
           <w:sz w:val="28"/>
           <w:szCs w:val="28"/>
         </w:rPr>
-        <w:t>конкретные фабрики.</w:t>
+        <w:t>конкретные</w:t>
+      </w:r>
+      <w:r>
+        <w:rPr>
+          <w:color w:val="000000"/>
+          <w:sz w:val="28"/>
+          <w:szCs w:val="28"/>
+          <w:lang w:val="en-US"/>
+        </w:rPr>
+        <w:t xml:space="preserve"> </w:t>
+      </w:r>
+      <w:r>
+        <w:rPr>
+          <w:color w:val="000000"/>
+          <w:sz w:val="28"/>
+          <w:szCs w:val="28"/>
+        </w:rPr>
+        <w:t>фабрики</w:t>
+      </w:r>
+      <w:r>
+        <w:rPr>
+          <w:color w:val="000000"/>
+          <w:sz w:val="28"/>
+          <w:szCs w:val="28"/>
+          <w:lang w:val="en-US"/>
+        </w:rPr>
+        <w:t>.</w:t>
       </w:r>
     </w:p>
     <w:p>
@@ -439,6 +392,7 @@
           <w:color w:val="000000"/>
           <w:sz w:val="28"/>
           <w:szCs w:val="28"/>
+          <w:lang w:val="en-US"/>
         </w:rPr>
       </w:pPr>
     </w:p>
@@ -456,6 +410,7 @@
           <w:color w:val="000000"/>
           <w:sz w:val="28"/>
           <w:szCs w:val="28"/>
+          <w:lang w:val="en-US"/>
         </w:rPr>
       </w:pPr>
       <w:r>
@@ -471,6 +426,7 @@
           <w:color w:val="000000"/>
           <w:sz w:val="28"/>
           <w:szCs w:val="28"/>
+          <w:lang w:val="en-US"/>
         </w:rPr>
         <w:t xml:space="preserve"> </w:t>
       </w:r>
@@ -487,6 +443,7 @@
           <w:color w:val="000000"/>
           <w:sz w:val="28"/>
           <w:szCs w:val="28"/>
+          <w:lang w:val="en-US"/>
         </w:rPr>
         <w:t>:</w:t>
       </w:r>
@@ -603,27 +560,7 @@
           <w:szCs w:val="28"/>
           <w:lang w:val="en-US"/>
         </w:rPr>
-        <w:t xml:space="preserve">        public static void </w:t>
-      </w:r>
-      <w:proofErr w:type="gramStart"/>
-      <w:r>
-        <w:rPr>
-          <w:color w:val="000000" w:themeColor="text1"/>
-          <w:sz w:val="28"/>
-          <w:szCs w:val="28"/>
-          <w:lang w:val="en-US"/>
-        </w:rPr>
-        <w:t>Main(</w:t>
-      </w:r>
-      <w:proofErr w:type="gramEnd"/>
-      <w:r>
-        <w:rPr>
-          <w:color w:val="000000" w:themeColor="text1"/>
-          <w:sz w:val="28"/>
-          <w:szCs w:val="28"/>
-          <w:lang w:val="en-US"/>
-        </w:rPr>
-        <w:t>)</w:t>
+        <w:t xml:space="preserve">        public static void Main()</w:t>
       </w:r>
     </w:p>
     <w:p>
@@ -669,7 +606,7 @@
           <w:szCs w:val="28"/>
           <w:lang w:val="en-US"/>
         </w:rPr>
-        <w:t xml:space="preserve">            </w:t>
+        <w:t xml:space="preserve">            BankCardFactory factory = new </w:t>
       </w:r>
       <w:proofErr w:type="spellStart"/>
       <w:r>
@@ -679,7 +616,7 @@
           <w:szCs w:val="28"/>
           <w:lang w:val="en-US"/>
         </w:rPr>
-        <w:t>BankCardFactory</w:t>
+        <w:t>CreditCardFactory</w:t>
       </w:r>
       <w:proofErr w:type="spellEnd"/>
       <w:r>
@@ -689,38 +626,7 @@
           <w:szCs w:val="28"/>
           <w:lang w:val="en-US"/>
         </w:rPr>
-        <w:t xml:space="preserve"> factory = new </w:t>
-      </w:r>
-      <w:proofErr w:type="spellStart"/>
-      <w:proofErr w:type="gramStart"/>
-      <w:r>
-        <w:rPr>
-          <w:color w:val="000000" w:themeColor="text1"/>
-          <w:sz w:val="28"/>
-          <w:szCs w:val="28"/>
-          <w:lang w:val="en-US"/>
-        </w:rPr>
-        <w:t>CreditCardFactory</w:t>
-      </w:r>
-      <w:proofErr w:type="spellEnd"/>
-      <w:r>
-        <w:rPr>
-          <w:color w:val="000000" w:themeColor="text1"/>
-          <w:sz w:val="28"/>
-          <w:szCs w:val="28"/>
-          <w:lang w:val="en-US"/>
-        </w:rPr>
-        <w:t>(</w:t>
-      </w:r>
-      <w:proofErr w:type="gramEnd"/>
-      <w:r>
-        <w:rPr>
-          <w:color w:val="000000" w:themeColor="text1"/>
-          <w:sz w:val="28"/>
-          <w:szCs w:val="28"/>
-          <w:lang w:val="en-US"/>
-        </w:rPr>
-        <w:t>);</w:t>
+        <w:t>();</w:t>
       </w:r>
     </w:p>
     <w:p>
@@ -746,7 +652,6 @@
         <w:t xml:space="preserve">            </w:t>
       </w:r>
       <w:proofErr w:type="spellStart"/>
-      <w:proofErr w:type="gramStart"/>
       <w:r>
         <w:rPr>
           <w:color w:val="000000" w:themeColor="text1"/>
@@ -757,7 +662,6 @@
         <w:t>factory.Using</w:t>
       </w:r>
       <w:proofErr w:type="spellEnd"/>
-      <w:proofErr w:type="gramEnd"/>
       <w:r>
         <w:rPr>
           <w:color w:val="000000" w:themeColor="text1"/>
@@ -791,7 +695,6 @@
         <w:t xml:space="preserve">            factory = new </w:t>
       </w:r>
       <w:proofErr w:type="spellStart"/>
-      <w:proofErr w:type="gramStart"/>
       <w:r>
         <w:rPr>
           <w:color w:val="000000" w:themeColor="text1"/>
@@ -809,17 +712,7 @@
           <w:szCs w:val="28"/>
           <w:lang w:val="en-US"/>
         </w:rPr>
-        <w:t>(</w:t>
-      </w:r>
-      <w:proofErr w:type="gramEnd"/>
-      <w:r>
-        <w:rPr>
-          <w:color w:val="000000" w:themeColor="text1"/>
-          <w:sz w:val="28"/>
-          <w:szCs w:val="28"/>
-          <w:lang w:val="en-US"/>
-        </w:rPr>
-        <w:t>);</w:t>
+        <w:t>();</w:t>
       </w:r>
     </w:p>
     <w:p>
@@ -845,7 +738,6 @@
         <w:t xml:space="preserve">            </w:t>
       </w:r>
       <w:proofErr w:type="spellStart"/>
-      <w:proofErr w:type="gramStart"/>
       <w:r>
         <w:rPr>
           <w:color w:val="000000" w:themeColor="text1"/>
@@ -856,7 +748,6 @@
         <w:t>factory.Using</w:t>
       </w:r>
       <w:proofErr w:type="spellEnd"/>
-      <w:proofErr w:type="gramEnd"/>
       <w:r>
         <w:rPr>
           <w:color w:val="000000" w:themeColor="text1"/>
@@ -890,7 +781,6 @@
         <w:t xml:space="preserve">            factory = new </w:t>
       </w:r>
       <w:proofErr w:type="spellStart"/>
-      <w:proofErr w:type="gramStart"/>
       <w:r>
         <w:rPr>
           <w:color w:val="000000" w:themeColor="text1"/>
@@ -908,17 +798,7 @@
           <w:szCs w:val="28"/>
           <w:lang w:val="en-US"/>
         </w:rPr>
-        <w:t>(</w:t>
-      </w:r>
-      <w:proofErr w:type="gramEnd"/>
-      <w:r>
-        <w:rPr>
-          <w:color w:val="000000" w:themeColor="text1"/>
-          <w:sz w:val="28"/>
-          <w:szCs w:val="28"/>
-          <w:lang w:val="en-US"/>
-        </w:rPr>
-        <w:t>);</w:t>
+        <w:t>();</w:t>
       </w:r>
     </w:p>
     <w:p>
@@ -944,7 +824,6 @@
         <w:t xml:space="preserve">            </w:t>
       </w:r>
       <w:proofErr w:type="spellStart"/>
-      <w:proofErr w:type="gramStart"/>
       <w:r>
         <w:rPr>
           <w:color w:val="000000" w:themeColor="text1"/>
@@ -955,7 +834,6 @@
         <w:t>factory.Using</w:t>
       </w:r>
       <w:proofErr w:type="spellEnd"/>
-      <w:proofErr w:type="gramEnd"/>
       <w:r>
         <w:rPr>
           <w:color w:val="000000" w:themeColor="text1"/>
@@ -1152,27 +1030,7 @@
           <w:szCs w:val="28"/>
           <w:lang w:val="en-US"/>
         </w:rPr>
-        <w:t xml:space="preserve">        public void </w:t>
-      </w:r>
-      <w:proofErr w:type="gramStart"/>
-      <w:r>
-        <w:rPr>
-          <w:color w:val="000000" w:themeColor="text1"/>
-          <w:sz w:val="28"/>
-          <w:szCs w:val="28"/>
-          <w:lang w:val="en-US"/>
-        </w:rPr>
-        <w:t>Use(</w:t>
-      </w:r>
-      <w:proofErr w:type="gramEnd"/>
-      <w:r>
-        <w:rPr>
-          <w:color w:val="000000" w:themeColor="text1"/>
-          <w:sz w:val="28"/>
-          <w:szCs w:val="28"/>
-          <w:lang w:val="en-US"/>
-        </w:rPr>
-        <w:t>);</w:t>
+        <w:t xml:space="preserve">        public void Use();</w:t>
       </w:r>
     </w:p>
     <w:p>
@@ -1307,7 +1165,6 @@
         <w:t xml:space="preserve">    public class </w:t>
       </w:r>
       <w:proofErr w:type="spellStart"/>
-      <w:proofErr w:type="gramStart"/>
       <w:r>
         <w:rPr>
           <w:color w:val="000000" w:themeColor="text1"/>
@@ -1325,17 +1182,7 @@
           <w:szCs w:val="28"/>
           <w:lang w:val="en-US"/>
         </w:rPr>
-        <w:t xml:space="preserve"> :</w:t>
-      </w:r>
-      <w:proofErr w:type="gramEnd"/>
-      <w:r>
-        <w:rPr>
-          <w:color w:val="000000" w:themeColor="text1"/>
-          <w:sz w:val="28"/>
-          <w:szCs w:val="28"/>
-          <w:lang w:val="en-US"/>
-        </w:rPr>
-        <w:t xml:space="preserve"> </w:t>
+        <w:t xml:space="preserve"> : </w:t>
       </w:r>
       <w:proofErr w:type="spellStart"/>
       <w:r>
@@ -1400,27 +1247,7 @@
           <w:lang w:val="en-US"/>
         </w:rPr>
         <w:lastRenderedPageBreak/>
-        <w:t xml:space="preserve">        public void </w:t>
-      </w:r>
-      <w:proofErr w:type="gramStart"/>
-      <w:r>
-        <w:rPr>
-          <w:color w:val="000000" w:themeColor="text1"/>
-          <w:sz w:val="28"/>
-          <w:szCs w:val="28"/>
-          <w:lang w:val="en-US"/>
-        </w:rPr>
-        <w:t>Use(</w:t>
-      </w:r>
-      <w:proofErr w:type="gramEnd"/>
-      <w:r>
-        <w:rPr>
-          <w:color w:val="000000" w:themeColor="text1"/>
-          <w:sz w:val="28"/>
-          <w:szCs w:val="28"/>
-          <w:lang w:val="en-US"/>
-        </w:rPr>
-        <w:t>)</w:t>
+        <w:t xml:space="preserve">        public void Use()</w:t>
       </w:r>
     </w:p>
     <w:p>
@@ -1741,7 +1568,6 @@
         <w:t xml:space="preserve">    public class </w:t>
       </w:r>
       <w:proofErr w:type="spellStart"/>
-      <w:proofErr w:type="gramStart"/>
       <w:r>
         <w:rPr>
           <w:color w:val="000000" w:themeColor="text1"/>
@@ -1759,17 +1585,7 @@
           <w:szCs w:val="28"/>
           <w:lang w:val="en-US"/>
         </w:rPr>
-        <w:t xml:space="preserve"> :</w:t>
-      </w:r>
-      <w:proofErr w:type="gramEnd"/>
-      <w:r>
-        <w:rPr>
-          <w:color w:val="000000" w:themeColor="text1"/>
-          <w:sz w:val="28"/>
-          <w:szCs w:val="28"/>
-          <w:lang w:val="en-US"/>
-        </w:rPr>
-        <w:t xml:space="preserve"> </w:t>
+        <w:t xml:space="preserve"> : </w:t>
       </w:r>
       <w:proofErr w:type="spellStart"/>
       <w:r>
@@ -1824,27 +1640,7 @@
           <w:szCs w:val="28"/>
           <w:lang w:val="en-US"/>
         </w:rPr>
-        <w:t xml:space="preserve">        public void </w:t>
-      </w:r>
-      <w:proofErr w:type="gramStart"/>
-      <w:r>
-        <w:rPr>
-          <w:color w:val="000000" w:themeColor="text1"/>
-          <w:sz w:val="28"/>
-          <w:szCs w:val="28"/>
-          <w:lang w:val="en-US"/>
-        </w:rPr>
-        <w:t>Use(</w:t>
-      </w:r>
-      <w:proofErr w:type="gramEnd"/>
-      <w:r>
-        <w:rPr>
-          <w:color w:val="000000" w:themeColor="text1"/>
-          <w:sz w:val="28"/>
-          <w:szCs w:val="28"/>
-          <w:lang w:val="en-US"/>
-        </w:rPr>
-        <w:t>)</w:t>
+        <w:t xml:space="preserve">        public void Use()</w:t>
       </w:r>
     </w:p>
     <w:p>
@@ -2125,7 +1921,6 @@
         <w:t xml:space="preserve">    public class </w:t>
       </w:r>
       <w:proofErr w:type="spellStart"/>
-      <w:proofErr w:type="gramStart"/>
       <w:r>
         <w:rPr>
           <w:color w:val="000000" w:themeColor="text1"/>
@@ -2143,17 +1938,7 @@
           <w:szCs w:val="28"/>
           <w:lang w:val="en-US"/>
         </w:rPr>
-        <w:t xml:space="preserve"> :</w:t>
-      </w:r>
-      <w:proofErr w:type="gramEnd"/>
-      <w:r>
-        <w:rPr>
-          <w:color w:val="000000" w:themeColor="text1"/>
-          <w:sz w:val="28"/>
-          <w:szCs w:val="28"/>
-          <w:lang w:val="en-US"/>
-        </w:rPr>
-        <w:t xml:space="preserve"> </w:t>
+        <w:t xml:space="preserve"> : </w:t>
       </w:r>
       <w:proofErr w:type="spellStart"/>
       <w:r>
@@ -2208,27 +1993,7 @@
           <w:szCs w:val="28"/>
           <w:lang w:val="en-US"/>
         </w:rPr>
-        <w:t xml:space="preserve">        public void </w:t>
-      </w:r>
-      <w:proofErr w:type="gramStart"/>
-      <w:r>
-        <w:rPr>
-          <w:color w:val="000000" w:themeColor="text1"/>
-          <w:sz w:val="28"/>
-          <w:szCs w:val="28"/>
-          <w:lang w:val="en-US"/>
-        </w:rPr>
-        <w:t>Use(</w:t>
-      </w:r>
-      <w:proofErr w:type="gramEnd"/>
-      <w:r>
-        <w:rPr>
-          <w:color w:val="000000" w:themeColor="text1"/>
-          <w:sz w:val="28"/>
-          <w:szCs w:val="28"/>
-          <w:lang w:val="en-US"/>
-        </w:rPr>
-        <w:t>)</w:t>
+        <w:t xml:space="preserve">        public void Use()</w:t>
       </w:r>
     </w:p>
     <w:p>
@@ -2506,19 +2271,8 @@
           <w:szCs w:val="28"/>
           <w:lang w:val="en-US"/>
         </w:rPr>
-        <w:t xml:space="preserve">    public abstract class </w:t>
-      </w:r>
-      <w:proofErr w:type="spellStart"/>
-      <w:r>
-        <w:rPr>
-          <w:color w:val="000000" w:themeColor="text1"/>
-          <w:sz w:val="28"/>
-          <w:szCs w:val="28"/>
-          <w:lang w:val="en-US"/>
-        </w:rPr>
-        <w:t>BankCardFactory</w:t>
-      </w:r>
-      <w:proofErr w:type="spellEnd"/>
+        <w:t xml:space="preserve">    public abstract class BankCardFactory</w:t>
+      </w:r>
     </w:p>
     <w:p>
       <w:pPr>
@@ -2584,7 +2338,6 @@
         <w:t xml:space="preserve"> </w:t>
       </w:r>
       <w:proofErr w:type="spellStart"/>
-      <w:proofErr w:type="gramStart"/>
       <w:r>
         <w:rPr>
           <w:color w:val="000000" w:themeColor="text1"/>
@@ -2602,17 +2355,7 @@
           <w:szCs w:val="28"/>
           <w:lang w:val="en-US"/>
         </w:rPr>
-        <w:t>(</w:t>
-      </w:r>
-      <w:proofErr w:type="gramEnd"/>
-      <w:r>
-        <w:rPr>
-          <w:color w:val="000000" w:themeColor="text1"/>
-          <w:sz w:val="28"/>
-          <w:szCs w:val="28"/>
-          <w:lang w:val="en-US"/>
-        </w:rPr>
-        <w:t>);</w:t>
+        <w:t>();</w:t>
       </w:r>
     </w:p>
     <w:p>
@@ -2647,27 +2390,7 @@
           <w:szCs w:val="28"/>
           <w:lang w:val="en-US"/>
         </w:rPr>
-        <w:t xml:space="preserve">        public void </w:t>
-      </w:r>
-      <w:proofErr w:type="gramStart"/>
-      <w:r>
-        <w:rPr>
-          <w:color w:val="000000" w:themeColor="text1"/>
-          <w:sz w:val="28"/>
-          <w:szCs w:val="28"/>
-          <w:lang w:val="en-US"/>
-        </w:rPr>
-        <w:t>Using(</w:t>
-      </w:r>
-      <w:proofErr w:type="gramEnd"/>
-      <w:r>
-        <w:rPr>
-          <w:color w:val="000000" w:themeColor="text1"/>
-          <w:sz w:val="28"/>
-          <w:szCs w:val="28"/>
-          <w:lang w:val="en-US"/>
-        </w:rPr>
-        <w:t>)</w:t>
+        <w:t xml:space="preserve">        public void Using()</w:t>
       </w:r>
     </w:p>
     <w:p>
@@ -2714,7 +2437,6 @@
         <w:t xml:space="preserve">            var card = </w:t>
       </w:r>
       <w:proofErr w:type="spellStart"/>
-      <w:proofErr w:type="gramStart"/>
       <w:r>
         <w:rPr>
           <w:color w:val="000000" w:themeColor="text1"/>
@@ -2732,17 +2454,7 @@
           <w:szCs w:val="28"/>
           <w:lang w:val="en-US"/>
         </w:rPr>
-        <w:t>(</w:t>
-      </w:r>
-      <w:proofErr w:type="gramEnd"/>
-      <w:r>
-        <w:rPr>
-          <w:color w:val="000000" w:themeColor="text1"/>
-          <w:sz w:val="28"/>
-          <w:szCs w:val="28"/>
-          <w:lang w:val="en-US"/>
-        </w:rPr>
-        <w:t>);</w:t>
+        <w:t>();</w:t>
       </w:r>
     </w:p>
     <w:p>
@@ -2767,7 +2479,6 @@
         <w:t xml:space="preserve">            </w:t>
       </w:r>
       <w:proofErr w:type="spellStart"/>
-      <w:proofErr w:type="gramStart"/>
       <w:r>
         <w:rPr>
           <w:color w:val="000000" w:themeColor="text1"/>
@@ -2778,7 +2489,6 @@
         <w:t>card.Use</w:t>
       </w:r>
       <w:proofErr w:type="spellEnd"/>
-      <w:proofErr w:type="gramEnd"/>
       <w:r>
         <w:rPr>
           <w:color w:val="000000" w:themeColor="text1"/>
@@ -2944,7 +2654,6 @@
         <w:t xml:space="preserve">    public class </w:t>
       </w:r>
       <w:proofErr w:type="spellStart"/>
-      <w:proofErr w:type="gramStart"/>
       <w:r>
         <w:rPr>
           <w:color w:val="000000" w:themeColor="text1"/>
@@ -2962,29 +2671,8 @@
           <w:szCs w:val="28"/>
           <w:lang w:val="en-US"/>
         </w:rPr>
-        <w:t xml:space="preserve"> :</w:t>
-      </w:r>
-      <w:proofErr w:type="gramEnd"/>
-      <w:r>
-        <w:rPr>
-          <w:color w:val="000000" w:themeColor="text1"/>
-          <w:sz w:val="28"/>
-          <w:szCs w:val="28"/>
-          <w:lang w:val="en-US"/>
-        </w:rPr>
-        <w:t xml:space="preserve"> </w:t>
-      </w:r>
-      <w:proofErr w:type="spellStart"/>
-      <w:r>
-        <w:rPr>
-          <w:color w:val="000000" w:themeColor="text1"/>
-          <w:sz w:val="28"/>
-          <w:szCs w:val="28"/>
-          <w:lang w:val="en-US"/>
-        </w:rPr>
-        <w:t>BankCardFactory</w:t>
-      </w:r>
-      <w:proofErr w:type="spellEnd"/>
+        <w:t xml:space="preserve"> : BankCardFactory</w:t>
+      </w:r>
     </w:p>
     <w:p>
       <w:pPr>
@@ -3047,38 +2735,7 @@
           <w:szCs w:val="28"/>
           <w:lang w:val="en-US"/>
         </w:rPr>
-        <w:t xml:space="preserve"> </w:t>
-      </w:r>
-      <w:proofErr w:type="spellStart"/>
-      <w:proofErr w:type="gramStart"/>
-      <w:r>
-        <w:rPr>
-          <w:color w:val="000000" w:themeColor="text1"/>
-          <w:sz w:val="28"/>
-          <w:szCs w:val="28"/>
-          <w:lang w:val="en-US"/>
-        </w:rPr>
-        <w:t>CreateCard</w:t>
-      </w:r>
-      <w:proofErr w:type="spellEnd"/>
-      <w:r>
-        <w:rPr>
-          <w:color w:val="000000" w:themeColor="text1"/>
-          <w:sz w:val="28"/>
-          <w:szCs w:val="28"/>
-          <w:lang w:val="en-US"/>
-        </w:rPr>
-        <w:t>(</w:t>
-      </w:r>
-      <w:proofErr w:type="gramEnd"/>
-      <w:r>
-        <w:rPr>
-          <w:color w:val="000000" w:themeColor="text1"/>
-          <w:sz w:val="28"/>
-          <w:szCs w:val="28"/>
-          <w:lang w:val="en-US"/>
-        </w:rPr>
-        <w:t>)</w:t>
+        <w:t xml:space="preserve"> CreateCard()</w:t>
       </w:r>
     </w:p>
     <w:p>
@@ -3125,7 +2782,6 @@
         <w:t xml:space="preserve">            return new </w:t>
       </w:r>
       <w:proofErr w:type="spellStart"/>
-      <w:proofErr w:type="gramStart"/>
       <w:r>
         <w:rPr>
           <w:color w:val="000000" w:themeColor="text1"/>
@@ -3143,17 +2799,7 @@
           <w:szCs w:val="28"/>
           <w:lang w:val="en-US"/>
         </w:rPr>
-        <w:t>(</w:t>
-      </w:r>
-      <w:proofErr w:type="gramEnd"/>
-      <w:r>
-        <w:rPr>
-          <w:color w:val="000000" w:themeColor="text1"/>
-          <w:sz w:val="28"/>
-          <w:szCs w:val="28"/>
-          <w:lang w:val="en-US"/>
-        </w:rPr>
-        <w:t>);</w:t>
+        <w:t>();</w:t>
       </w:r>
     </w:p>
     <w:p>
@@ -3310,7 +2956,6 @@
         <w:t xml:space="preserve">    public class </w:t>
       </w:r>
       <w:proofErr w:type="spellStart"/>
-      <w:proofErr w:type="gramStart"/>
       <w:r>
         <w:rPr>
           <w:color w:val="000000" w:themeColor="text1"/>
@@ -3328,29 +2973,8 @@
           <w:szCs w:val="28"/>
           <w:lang w:val="en-US"/>
         </w:rPr>
-        <w:t xml:space="preserve"> :</w:t>
-      </w:r>
-      <w:proofErr w:type="gramEnd"/>
-      <w:r>
-        <w:rPr>
-          <w:color w:val="000000" w:themeColor="text1"/>
-          <w:sz w:val="28"/>
-          <w:szCs w:val="28"/>
-          <w:lang w:val="en-US"/>
-        </w:rPr>
-        <w:t xml:space="preserve"> </w:t>
-      </w:r>
-      <w:proofErr w:type="spellStart"/>
-      <w:r>
-        <w:rPr>
-          <w:color w:val="000000" w:themeColor="text1"/>
-          <w:sz w:val="28"/>
-          <w:szCs w:val="28"/>
-          <w:lang w:val="en-US"/>
-        </w:rPr>
-        <w:t>BankCardFactory</w:t>
-      </w:r>
-      <w:proofErr w:type="spellEnd"/>
+        <w:t xml:space="preserve"> : BankCardFactory</w:t>
+      </w:r>
     </w:p>
     <w:p>
       <w:pPr>
@@ -3413,38 +3037,7 @@
           <w:szCs w:val="28"/>
           <w:lang w:val="en-US"/>
         </w:rPr>
-        <w:t xml:space="preserve"> </w:t>
-      </w:r>
-      <w:proofErr w:type="spellStart"/>
-      <w:proofErr w:type="gramStart"/>
-      <w:r>
-        <w:rPr>
-          <w:color w:val="000000" w:themeColor="text1"/>
-          <w:sz w:val="28"/>
-          <w:szCs w:val="28"/>
-          <w:lang w:val="en-US"/>
-        </w:rPr>
-        <w:t>CreateCard</w:t>
-      </w:r>
-      <w:proofErr w:type="spellEnd"/>
-      <w:r>
-        <w:rPr>
-          <w:color w:val="000000" w:themeColor="text1"/>
-          <w:sz w:val="28"/>
-          <w:szCs w:val="28"/>
-          <w:lang w:val="en-US"/>
-        </w:rPr>
-        <w:t>(</w:t>
-      </w:r>
-      <w:proofErr w:type="gramEnd"/>
-      <w:r>
-        <w:rPr>
-          <w:color w:val="000000" w:themeColor="text1"/>
-          <w:sz w:val="28"/>
-          <w:szCs w:val="28"/>
-          <w:lang w:val="en-US"/>
-        </w:rPr>
-        <w:t>)</w:t>
+        <w:t xml:space="preserve"> CreateCard()</w:t>
       </w:r>
     </w:p>
     <w:p>
@@ -3491,7 +3084,6 @@
         <w:t xml:space="preserve">            return new </w:t>
       </w:r>
       <w:proofErr w:type="spellStart"/>
-      <w:proofErr w:type="gramStart"/>
       <w:r>
         <w:rPr>
           <w:color w:val="000000" w:themeColor="text1"/>
@@ -3509,17 +3101,7 @@
           <w:szCs w:val="28"/>
           <w:lang w:val="en-US"/>
         </w:rPr>
-        <w:t>(</w:t>
-      </w:r>
-      <w:proofErr w:type="gramEnd"/>
-      <w:r>
-        <w:rPr>
-          <w:color w:val="000000" w:themeColor="text1"/>
-          <w:sz w:val="28"/>
-          <w:szCs w:val="28"/>
-          <w:lang w:val="en-US"/>
-        </w:rPr>
-        <w:t>);</w:t>
+        <w:t>();</w:t>
       </w:r>
     </w:p>
     <w:p>
@@ -3676,7 +3258,6 @@
         <w:t xml:space="preserve">    public class </w:t>
       </w:r>
       <w:proofErr w:type="spellStart"/>
-      <w:proofErr w:type="gramStart"/>
       <w:r>
         <w:rPr>
           <w:color w:val="000000" w:themeColor="text1"/>
@@ -3694,29 +3275,8 @@
           <w:szCs w:val="28"/>
           <w:lang w:val="en-US"/>
         </w:rPr>
-        <w:t xml:space="preserve"> :</w:t>
-      </w:r>
-      <w:proofErr w:type="gramEnd"/>
-      <w:r>
-        <w:rPr>
-          <w:color w:val="000000" w:themeColor="text1"/>
-          <w:sz w:val="28"/>
-          <w:szCs w:val="28"/>
-          <w:lang w:val="en-US"/>
-        </w:rPr>
-        <w:t xml:space="preserve"> </w:t>
-      </w:r>
-      <w:proofErr w:type="spellStart"/>
-      <w:r>
-        <w:rPr>
-          <w:color w:val="000000" w:themeColor="text1"/>
-          <w:sz w:val="28"/>
-          <w:szCs w:val="28"/>
-          <w:lang w:val="en-US"/>
-        </w:rPr>
-        <w:t>BankCardFactory</w:t>
-      </w:r>
-      <w:proofErr w:type="spellEnd"/>
+        <w:t xml:space="preserve"> : BankCardFactory</w:t>
+      </w:r>
     </w:p>
     <w:p>
       <w:pPr>
@@ -3779,38 +3339,7 @@
           <w:szCs w:val="28"/>
           <w:lang w:val="en-US"/>
         </w:rPr>
-        <w:t xml:space="preserve"> </w:t>
-      </w:r>
-      <w:proofErr w:type="spellStart"/>
-      <w:proofErr w:type="gramStart"/>
-      <w:r>
-        <w:rPr>
-          <w:color w:val="000000" w:themeColor="text1"/>
-          <w:sz w:val="28"/>
-          <w:szCs w:val="28"/>
-          <w:lang w:val="en-US"/>
-        </w:rPr>
-        <w:t>CreateCard</w:t>
-      </w:r>
-      <w:proofErr w:type="spellEnd"/>
-      <w:r>
-        <w:rPr>
-          <w:color w:val="000000" w:themeColor="text1"/>
-          <w:sz w:val="28"/>
-          <w:szCs w:val="28"/>
-          <w:lang w:val="en-US"/>
-        </w:rPr>
-        <w:t>(</w:t>
-      </w:r>
-      <w:proofErr w:type="gramEnd"/>
-      <w:r>
-        <w:rPr>
-          <w:color w:val="000000" w:themeColor="text1"/>
-          <w:sz w:val="28"/>
-          <w:szCs w:val="28"/>
-          <w:lang w:val="en-US"/>
-        </w:rPr>
-        <w:t>)</w:t>
+        <w:t xml:space="preserve"> CreateCard()</w:t>
       </w:r>
     </w:p>
     <w:p>
@@ -3857,7 +3386,6 @@
         <w:t xml:space="preserve">            return new </w:t>
       </w:r>
       <w:proofErr w:type="spellStart"/>
-      <w:proofErr w:type="gramStart"/>
       <w:r>
         <w:rPr>
           <w:color w:val="000000" w:themeColor="text1"/>
@@ -3875,17 +3403,7 @@
           <w:szCs w:val="28"/>
           <w:lang w:val="en-US"/>
         </w:rPr>
-        <w:t>(</w:t>
-      </w:r>
-      <w:proofErr w:type="gramEnd"/>
-      <w:r>
-        <w:rPr>
-          <w:color w:val="000000" w:themeColor="text1"/>
-          <w:sz w:val="28"/>
-          <w:szCs w:val="28"/>
-          <w:lang w:val="en-US"/>
-        </w:rPr>
-        <w:t>);</w:t>
+        <w:t>();</w:t>
       </w:r>
     </w:p>
     <w:p>
@@ -4318,7 +3836,7 @@
           <w:szCs w:val="28"/>
         </w:rPr>
         <w:drawing>
-          <wp:inline distT="0" distB="0" distL="0" distR="0">
+          <wp:inline distT="0" distB="0" distL="0" distR="0" wp14:anchorId="251D466A" wp14:editId="6F2329D2">
             <wp:extent cx="2557849" cy="1334773"/>
             <wp:effectExtent l="0" t="0" r="0" b="0"/>
             <wp:docPr id="1838193974" name="Рисунок 1"/>
@@ -4417,7 +3935,7 @@
 </file>
 
 <file path=word/endnotes.xml><?xml version="1.0" encoding="utf-8"?>
-<w:endnotes xmlns:wpc="http://schemas.microsoft.com/office/word/2010/wordprocessingCanvas" xmlns:cx="http://schemas.microsoft.com/office/drawing/2014/chartex" xmlns:cx1="http://schemas.microsoft.com/office/drawing/2015/9/8/chartex" xmlns:cx2="http://schemas.microsoft.com/office/drawing/2015/10/21/chartex" xmlns:cx3="http://schemas.microsoft.com/office/drawing/2016/5/9/chartex" xmlns:cx4="http://schemas.microsoft.com/office/drawing/2016/5/10/chartex" xmlns:cx5="http://schemas.microsoft.com/office/drawing/2016/5/11/chartex" xmlns:cx6="http://schemas.microsoft.com/office/drawing/2016/5/12/chartex" xmlns:cx7="http://schemas.microsoft.com/office/drawing/2016/5/13/chartex" xmlns:cx8="http://schemas.microsoft.com/office/drawing/2016/5/14/chartex" xmlns:mc="http://schemas.openxmlformats.org/markup-compatibility/2006" xmlns:aink="http://schemas.microsoft.com/office/drawing/2016/ink" xmlns:am3d="http://schemas.microsoft.com/office/drawing/2017/model3d" xmlns:o="urn:schemas-microsoft-com:office:office" xmlns:oel="http://schemas.microsoft.com/office/2019/extlst" xmlns:r="http://schemas.openxmlformats.org/officeDocument/2006/relationships" xmlns:m="http://schemas.openxmlformats.org/officeDocument/2006/math" xmlns:v="urn:schemas-microsoft-com:vml" xmlns:wp14="http://schemas.microsoft.com/office/word/2010/wordprocessingDrawing" xmlns:wp="http://schemas.openxmlformats.org/drawingml/2006/wordprocessingDrawing" xmlns:w10="urn:schemas-microsoft-com:office:word" xmlns:w="http://schemas.openxmlformats.org/wordprocessingml/2006/main" xmlns:w14="http://schemas.microsoft.com/office/word/2010/wordml" xmlns:w15="http://schemas.microsoft.com/office/word/2012/wordml" xmlns:w16cex="http://schemas.microsoft.com/office/word/2018/wordml/cex" xmlns:w16cid="http://schemas.microsoft.com/office/word/2016/wordml/cid" xmlns:w16="http://schemas.microsoft.com/office/word/2018/wordml" xmlns:w16sdtdh="http://schemas.microsoft.com/office/word/2020/wordml/sdtdatahash" xmlns:w16se="http://schemas.microsoft.com/office/word/2015/wordml/symex" xmlns:wpg="http://schemas.microsoft.com/office/word/2010/wordprocessingGroup" xmlns:wpi="http://schemas.microsoft.com/office/word/2010/wordprocessingInk" xmlns:wne="http://schemas.microsoft.com/office/word/2006/wordml" xmlns:wps="http://schemas.microsoft.com/office/word/2010/wordprocessingShape" mc:Ignorable="w14 w15 w16se w16cid w16 w16cex w16sdtdh wp14">
+<w:endnotes xmlns:wpc="http://schemas.microsoft.com/office/word/2010/wordprocessingCanvas" xmlns:cx="http://schemas.microsoft.com/office/drawing/2014/chartex" xmlns:cx1="http://schemas.microsoft.com/office/drawing/2015/9/8/chartex" xmlns:cx2="http://schemas.microsoft.com/office/drawing/2015/10/21/chartex" xmlns:cx3="http://schemas.microsoft.com/office/drawing/2016/5/9/chartex" xmlns:cx4="http://schemas.microsoft.com/office/drawing/2016/5/10/chartex" xmlns:cx5="http://schemas.microsoft.com/office/drawing/2016/5/11/chartex" xmlns:cx6="http://schemas.microsoft.com/office/drawing/2016/5/12/chartex" xmlns:cx7="http://schemas.microsoft.com/office/drawing/2016/5/13/chartex" xmlns:cx8="http://schemas.microsoft.com/office/drawing/2016/5/14/chartex" xmlns:mc="http://schemas.openxmlformats.org/markup-compatibility/2006" xmlns:aink="http://schemas.microsoft.com/office/drawing/2016/ink" xmlns:am3d="http://schemas.microsoft.com/office/drawing/2017/model3d" xmlns:o="urn:schemas-microsoft-com:office:office" xmlns:oel="http://schemas.microsoft.com/office/2019/extlst" xmlns:r="http://schemas.openxmlformats.org/officeDocument/2006/relationships" xmlns:m="http://schemas.openxmlformats.org/officeDocument/2006/math" xmlns:v="urn:schemas-microsoft-com:vml" xmlns:wp14="http://schemas.microsoft.com/office/word/2010/wordprocessingDrawing" xmlns:wp="http://schemas.openxmlformats.org/drawingml/2006/wordprocessingDrawing" xmlns:w10="urn:schemas-microsoft-com:office:word" xmlns:w="http://schemas.openxmlformats.org/wordprocessingml/2006/main" xmlns:w14="http://schemas.microsoft.com/office/word/2010/wordml" xmlns:w15="http://schemas.microsoft.com/office/word/2012/wordml" xmlns:w16cex="http://schemas.microsoft.com/office/word/2018/wordml/cex" xmlns:w16cid="http://schemas.microsoft.com/office/word/2016/wordml/cid" xmlns:w16="http://schemas.microsoft.com/office/word/2018/wordml" xmlns:w16du="http://schemas.microsoft.com/office/word/2023/wordml/word16du" xmlns:w16sdtdh="http://schemas.microsoft.com/office/word/2020/wordml/sdtdatahash" xmlns:w16sdtfl="http://schemas.microsoft.com/office/word/2024/wordml/sdtformatlock" xmlns:w16se="http://schemas.microsoft.com/office/word/2015/wordml/symex" xmlns:wpg="http://schemas.microsoft.com/office/word/2010/wordprocessingGroup" xmlns:wpi="http://schemas.microsoft.com/office/word/2010/wordprocessingInk" xmlns:wne="http://schemas.microsoft.com/office/word/2006/wordml" xmlns:wps="http://schemas.microsoft.com/office/word/2010/wordprocessingShape" mc:Ignorable="w14 w15 w16se w16cid w16 w16cex w16sdtdh w16sdtfl w16du wp14">
   <w:endnote w:type="separator" w:id="-1">
     <w:p>
       <w:r>
@@ -4436,7 +3954,7 @@
 </file>
 
 <file path=word/footer1.xml><?xml version="1.0" encoding="utf-8"?>
-<w:ftr xmlns:wpc="http://schemas.microsoft.com/office/word/2010/wordprocessingCanvas" xmlns:cx="http://schemas.microsoft.com/office/drawing/2014/chartex" xmlns:cx1="http://schemas.microsoft.com/office/drawing/2015/9/8/chartex" xmlns:cx2="http://schemas.microsoft.com/office/drawing/2015/10/21/chartex" xmlns:cx3="http://schemas.microsoft.com/office/drawing/2016/5/9/chartex" xmlns:cx4="http://schemas.microsoft.com/office/drawing/2016/5/10/chartex" xmlns:cx5="http://schemas.microsoft.com/office/drawing/2016/5/11/chartex" xmlns:cx6="http://schemas.microsoft.com/office/drawing/2016/5/12/chartex" xmlns:cx7="http://schemas.microsoft.com/office/drawing/2016/5/13/chartex" xmlns:cx8="http://schemas.microsoft.com/office/drawing/2016/5/14/chartex" xmlns:mc="http://schemas.openxmlformats.org/markup-compatibility/2006" xmlns:aink="http://schemas.microsoft.com/office/drawing/2016/ink" xmlns:am3d="http://schemas.microsoft.com/office/drawing/2017/model3d" xmlns:o="urn:schemas-microsoft-com:office:office" xmlns:oel="http://schemas.microsoft.com/office/2019/extlst" xmlns:r="http://schemas.openxmlformats.org/officeDocument/2006/relationships" xmlns:m="http://schemas.openxmlformats.org/officeDocument/2006/math" xmlns:v="urn:schemas-microsoft-com:vml" xmlns:wp14="http://schemas.microsoft.com/office/word/2010/wordprocessingDrawing" xmlns:wp="http://schemas.openxmlformats.org/drawingml/2006/wordprocessingDrawing" xmlns:w10="urn:schemas-microsoft-com:office:word" xmlns:w="http://schemas.openxmlformats.org/wordprocessingml/2006/main" xmlns:w14="http://schemas.microsoft.com/office/word/2010/wordml" xmlns:w15="http://schemas.microsoft.com/office/word/2012/wordml" xmlns:w16cex="http://schemas.microsoft.com/office/word/2018/wordml/cex" xmlns:w16cid="http://schemas.microsoft.com/office/word/2016/wordml/cid" xmlns:w16="http://schemas.microsoft.com/office/word/2018/wordml" xmlns:w16sdtdh="http://schemas.microsoft.com/office/word/2020/wordml/sdtdatahash" xmlns:w16se="http://schemas.microsoft.com/office/word/2015/wordml/symex" xmlns:wpg="http://schemas.microsoft.com/office/word/2010/wordprocessingGroup" xmlns:wpi="http://schemas.microsoft.com/office/word/2010/wordprocessingInk" xmlns:wne="http://schemas.microsoft.com/office/word/2006/wordml" xmlns:wps="http://schemas.microsoft.com/office/word/2010/wordprocessingShape" mc:Ignorable="w14 w15 w16se w16cid w16 w16cex w16sdtdh wp14">
+<w:ftr xmlns:wpc="http://schemas.microsoft.com/office/word/2010/wordprocessingCanvas" xmlns:cx="http://schemas.microsoft.com/office/drawing/2014/chartex" xmlns:cx1="http://schemas.microsoft.com/office/drawing/2015/9/8/chartex" xmlns:cx2="http://schemas.microsoft.com/office/drawing/2015/10/21/chartex" xmlns:cx3="http://schemas.microsoft.com/office/drawing/2016/5/9/chartex" xmlns:cx4="http://schemas.microsoft.com/office/drawing/2016/5/10/chartex" xmlns:cx5="http://schemas.microsoft.com/office/drawing/2016/5/11/chartex" xmlns:cx6="http://schemas.microsoft.com/office/drawing/2016/5/12/chartex" xmlns:cx7="http://schemas.microsoft.com/office/drawing/2016/5/13/chartex" xmlns:cx8="http://schemas.microsoft.com/office/drawing/2016/5/14/chartex" xmlns:mc="http://schemas.openxmlformats.org/markup-compatibility/2006" xmlns:aink="http://schemas.microsoft.com/office/drawing/2016/ink" xmlns:am3d="http://schemas.microsoft.com/office/drawing/2017/model3d" xmlns:o="urn:schemas-microsoft-com:office:office" xmlns:oel="http://schemas.microsoft.com/office/2019/extlst" xmlns:r="http://schemas.openxmlformats.org/officeDocument/2006/relationships" xmlns:m="http://schemas.openxmlformats.org/officeDocument/2006/math" xmlns:v="urn:schemas-microsoft-com:vml" xmlns:wp14="http://schemas.microsoft.com/office/word/2010/wordprocessingDrawing" xmlns:wp="http://schemas.openxmlformats.org/drawingml/2006/wordprocessingDrawing" xmlns:w10="urn:schemas-microsoft-com:office:word" xmlns:w="http://schemas.openxmlformats.org/wordprocessingml/2006/main" xmlns:w14="http://schemas.microsoft.com/office/word/2010/wordml" xmlns:w15="http://schemas.microsoft.com/office/word/2012/wordml" xmlns:w16cex="http://schemas.microsoft.com/office/word/2018/wordml/cex" xmlns:w16cid="http://schemas.microsoft.com/office/word/2016/wordml/cid" xmlns:w16="http://schemas.microsoft.com/office/word/2018/wordml" xmlns:w16du="http://schemas.microsoft.com/office/word/2023/wordml/word16du" xmlns:w16sdtdh="http://schemas.microsoft.com/office/word/2020/wordml/sdtdatahash" xmlns:w16sdtfl="http://schemas.microsoft.com/office/word/2024/wordml/sdtformatlock" xmlns:w16se="http://schemas.microsoft.com/office/word/2015/wordml/symex" xmlns:wpg="http://schemas.microsoft.com/office/word/2010/wordprocessingGroup" xmlns:wpi="http://schemas.microsoft.com/office/word/2010/wordprocessingInk" xmlns:wne="http://schemas.microsoft.com/office/word/2006/wordml" xmlns:wps="http://schemas.microsoft.com/office/word/2010/wordprocessingShape" mc:Ignorable="w14 w15 w16se w16cid w16 w16cex w16sdtdh w16sdtfl w16du wp14">
   <w:p>
     <w:pPr>
       <w:pStyle w:val="a4"/>
@@ -4474,7 +3992,7 @@
 </file>
 
 <file path=word/footer2.xml><?xml version="1.0" encoding="utf-8"?>
-<w:ftr xmlns:wpc="http://schemas.microsoft.com/office/word/2010/wordprocessingCanvas" xmlns:cx="http://schemas.microsoft.com/office/drawing/2014/chartex" xmlns:cx1="http://schemas.microsoft.com/office/drawing/2015/9/8/chartex" xmlns:cx2="http://schemas.microsoft.com/office/drawing/2015/10/21/chartex" xmlns:cx3="http://schemas.microsoft.com/office/drawing/2016/5/9/chartex" xmlns:cx4="http://schemas.microsoft.com/office/drawing/2016/5/10/chartex" xmlns:cx5="http://schemas.microsoft.com/office/drawing/2016/5/11/chartex" xmlns:cx6="http://schemas.microsoft.com/office/drawing/2016/5/12/chartex" xmlns:cx7="http://schemas.microsoft.com/office/drawing/2016/5/13/chartex" xmlns:cx8="http://schemas.microsoft.com/office/drawing/2016/5/14/chartex" xmlns:mc="http://schemas.openxmlformats.org/markup-compatibility/2006" xmlns:aink="http://schemas.microsoft.com/office/drawing/2016/ink" xmlns:am3d="http://schemas.microsoft.com/office/drawing/2017/model3d" xmlns:o="urn:schemas-microsoft-com:office:office" xmlns:oel="http://schemas.microsoft.com/office/2019/extlst" xmlns:r="http://schemas.openxmlformats.org/officeDocument/2006/relationships" xmlns:m="http://schemas.openxmlformats.org/officeDocument/2006/math" xmlns:v="urn:schemas-microsoft-com:vml" xmlns:wp14="http://schemas.microsoft.com/office/word/2010/wordprocessingDrawing" xmlns:wp="http://schemas.openxmlformats.org/drawingml/2006/wordprocessingDrawing" xmlns:w10="urn:schemas-microsoft-com:office:word" xmlns:w="http://schemas.openxmlformats.org/wordprocessingml/2006/main" xmlns:w14="http://schemas.microsoft.com/office/word/2010/wordml" xmlns:w15="http://schemas.microsoft.com/office/word/2012/wordml" xmlns:w16cex="http://schemas.microsoft.com/office/word/2018/wordml/cex" xmlns:w16cid="http://schemas.microsoft.com/office/word/2016/wordml/cid" xmlns:w16="http://schemas.microsoft.com/office/word/2018/wordml" xmlns:w16sdtdh="http://schemas.microsoft.com/office/word/2020/wordml/sdtdatahash" xmlns:w16se="http://schemas.microsoft.com/office/word/2015/wordml/symex" xmlns:wpg="http://schemas.microsoft.com/office/word/2010/wordprocessingGroup" xmlns:wpi="http://schemas.microsoft.com/office/word/2010/wordprocessingInk" xmlns:wne="http://schemas.microsoft.com/office/word/2006/wordml" xmlns:wps="http://schemas.microsoft.com/office/word/2010/wordprocessingShape" mc:Ignorable="w14 w15 w16se w16cid w16 w16cex w16sdtdh wp14">
+<w:ftr xmlns:wpc="http://schemas.microsoft.com/office/word/2010/wordprocessingCanvas" xmlns:cx="http://schemas.microsoft.com/office/drawing/2014/chartex" xmlns:cx1="http://schemas.microsoft.com/office/drawing/2015/9/8/chartex" xmlns:cx2="http://schemas.microsoft.com/office/drawing/2015/10/21/chartex" xmlns:cx3="http://schemas.microsoft.com/office/drawing/2016/5/9/chartex" xmlns:cx4="http://schemas.microsoft.com/office/drawing/2016/5/10/chartex" xmlns:cx5="http://schemas.microsoft.com/office/drawing/2016/5/11/chartex" xmlns:cx6="http://schemas.microsoft.com/office/drawing/2016/5/12/chartex" xmlns:cx7="http://schemas.microsoft.com/office/drawing/2016/5/13/chartex" xmlns:cx8="http://schemas.microsoft.com/office/drawing/2016/5/14/chartex" xmlns:mc="http://schemas.openxmlformats.org/markup-compatibility/2006" xmlns:aink="http://schemas.microsoft.com/office/drawing/2016/ink" xmlns:am3d="http://schemas.microsoft.com/office/drawing/2017/model3d" xmlns:o="urn:schemas-microsoft-com:office:office" xmlns:oel="http://schemas.microsoft.com/office/2019/extlst" xmlns:r="http://schemas.openxmlformats.org/officeDocument/2006/relationships" xmlns:m="http://schemas.openxmlformats.org/officeDocument/2006/math" xmlns:v="urn:schemas-microsoft-com:vml" xmlns:wp14="http://schemas.microsoft.com/office/word/2010/wordprocessingDrawing" xmlns:wp="http://schemas.openxmlformats.org/drawingml/2006/wordprocessingDrawing" xmlns:w10="urn:schemas-microsoft-com:office:word" xmlns:w="http://schemas.openxmlformats.org/wordprocessingml/2006/main" xmlns:w14="http://schemas.microsoft.com/office/word/2010/wordml" xmlns:w15="http://schemas.microsoft.com/office/word/2012/wordml" xmlns:w16cex="http://schemas.microsoft.com/office/word/2018/wordml/cex" xmlns:w16cid="http://schemas.microsoft.com/office/word/2016/wordml/cid" xmlns:w16="http://schemas.microsoft.com/office/word/2018/wordml" xmlns:w16du="http://schemas.microsoft.com/office/word/2023/wordml/word16du" xmlns:w16sdtdh="http://schemas.microsoft.com/office/word/2020/wordml/sdtdatahash" xmlns:w16sdtfl="http://schemas.microsoft.com/office/word/2024/wordml/sdtformatlock" xmlns:w16se="http://schemas.microsoft.com/office/word/2015/wordml/symex" xmlns:wpg="http://schemas.microsoft.com/office/word/2010/wordprocessingGroup" xmlns:wpi="http://schemas.microsoft.com/office/word/2010/wordprocessingInk" xmlns:wne="http://schemas.microsoft.com/office/word/2006/wordml" xmlns:wps="http://schemas.microsoft.com/office/word/2010/wordprocessingShape" mc:Ignorable="w14 w15 w16se w16cid w16 w16cex w16sdtdh w16sdtfl w16du wp14">
   <w:p>
     <w:pPr>
       <w:pStyle w:val="a4"/>
@@ -4490,7 +4008,7 @@
       <mc:AlternateContent>
         <mc:Choice Requires="wps">
           <w:drawing>
-            <wp:anchor distT="4294967295" distB="4294967295" distL="114300" distR="114300" simplePos="0" relativeHeight="251631616" behindDoc="0" locked="0" layoutInCell="1" allowOverlap="1" wp14:anchorId="4A4BA2A3">
+            <wp:anchor distT="4294967295" distB="4294967295" distL="114300" distR="114300" simplePos="0" relativeHeight="251631616" behindDoc="0" locked="0" layoutInCell="1" allowOverlap="1" wp14:anchorId="4A4BA2A3" wp14:editId="74012776">
               <wp:simplePos x="0" y="0"/>
               <wp:positionH relativeFrom="page">
                 <wp:posOffset>7021195</wp:posOffset>
@@ -4544,7 +4062,7 @@
         </mc:Choice>
         <mc:Fallback>
           <w:pict>
-            <v:line w14:anchorId="726189D0" id="Прямая соединительная линия 39" o:spid="_x0000_s1026" style="position:absolute;z-index:251631616;visibility:visible;mso-wrap-style:square;mso-width-percent:0;mso-height-percent:0;mso-wrap-distance-left:9pt;mso-wrap-distance-top:.mm;mso-wrap-distance-right:9pt;mso-wrap-distance-bottom:.mm;mso-position-horizontal:absolute;mso-position-horizontal-relative:page;mso-position-vertical:absolute;mso-position-vertical-relative:page;mso-width-percent:0;mso-height-percent:0;mso-width-relative:page;mso-height-relative:page" from="552.85pt,801.75pt" to="581.2pt,801.75pt" o:gfxdata="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" strokeweight="1.5pt">
+            <v:line w14:anchorId="726189D0" id="Прямая соединительная линия 39" o:spid="_x0000_s1026" style="position:absolute;z-index:251631616;visibility:visible;mso-wrap-style:square;mso-width-percent:0;mso-height-percent:0;mso-wrap-distance-left:9pt;mso-wrap-distance-top:.mm;mso-wrap-distance-right:9pt;mso-wrap-distance-bottom:.mm;mso-position-horizontal:absolute;mso-position-horizontal-relative:page;mso-position-vertical:absolute;mso-position-vertical-relative:page;mso-width-percent:0;mso-height-percent:0;mso-width-relative:page;mso-height-relative:page" from="552.85pt,801.75pt" to="581.2pt,801.75pt" o:gfxdata="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" strokeweight="1.5pt">
               <o:lock v:ext="edit" shapetype="f"/>
               <w10:wrap anchorx="page" anchory="page"/>
             </v:line>
@@ -4596,7 +4114,7 @@
       <mc:AlternateContent>
         <mc:Choice Requires="wps">
           <w:drawing>
-            <wp:anchor distT="0" distB="0" distL="114300" distR="114300" simplePos="0" relativeHeight="251641856" behindDoc="0" locked="0" layoutInCell="1" allowOverlap="1" wp14:anchorId="6A638B70">
+            <wp:anchor distT="0" distB="0" distL="114300" distR="114300" simplePos="0" relativeHeight="251641856" behindDoc="0" locked="0" layoutInCell="1" allowOverlap="1" wp14:anchorId="6A638B70" wp14:editId="6B53D3EC">
               <wp:simplePos x="0" y="0"/>
               <wp:positionH relativeFrom="column">
                 <wp:posOffset>6011545</wp:posOffset>
@@ -4673,7 +4191,7 @@
               <v:stroke joinstyle="miter"/>
               <v:path gradientshapeok="t" o:connecttype="rect"/>
             </v:shapetype>
-            <v:shape id="Надпись 38" o:spid="_x0000_s1026" type="#_x0000_t202" style="position:absolute;margin-left:473.35pt;margin-top:-7.65pt;width:45.75pt;height:21.8pt;z-index:251641856;visibility:visible;mso-wrap-style:square;mso-width-percent:0;mso-height-percent:0;mso-wrap-distance-left:9pt;mso-wrap-distance-top:0;mso-wrap-distance-right:9pt;mso-wrap-distance-bottom:0;mso-position-horizontal:absolute;mso-position-horizontal-relative:text;mso-position-vertical:absolute;mso-position-vertical-relative:text;mso-width-percent:0;mso-height-percent:0;mso-width-relative:page;mso-height-relative:page;v-text-anchor:top" o:gfxdata="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" filled="f" stroked="f">
+            <v:shape id="Надпись 38" o:spid="_x0000_s1026" type="#_x0000_t202" style="position:absolute;margin-left:473.35pt;margin-top:-7.65pt;width:45.75pt;height:21.8pt;z-index:251641856;visibility:visible;mso-wrap-style:square;mso-width-percent:0;mso-height-percent:0;mso-wrap-distance-left:9pt;mso-wrap-distance-top:0;mso-wrap-distance-right:9pt;mso-wrap-distance-bottom:0;mso-position-horizontal:absolute;mso-position-horizontal-relative:text;mso-position-vertical:absolute;mso-position-vertical-relative:text;mso-width-percent:0;mso-height-percent:0;mso-width-relative:page;mso-height-relative:page;v-text-anchor:top" o:gfxdata="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" filled="f" stroked="f">
               <v:textbox inset="0,0,0,0">
                 <w:txbxContent>
                   <w:p>
@@ -4708,7 +4226,7 @@
       <mc:AlternateContent>
         <mc:Choice Requires="wps">
           <w:drawing>
-            <wp:anchor distT="0" distB="0" distL="114298" distR="114298" simplePos="0" relativeHeight="251633664" behindDoc="0" locked="0" layoutInCell="1" allowOverlap="1" wp14:anchorId="69E8EE42">
+            <wp:anchor distT="0" distB="0" distL="114298" distR="114298" simplePos="0" relativeHeight="251633664" behindDoc="0" locked="0" layoutInCell="1" allowOverlap="1" wp14:anchorId="69E8EE42" wp14:editId="09F600E5">
               <wp:simplePos x="0" y="0"/>
               <wp:positionH relativeFrom="page">
                 <wp:posOffset>1381124</wp:posOffset>
@@ -4762,7 +4280,7 @@
         </mc:Choice>
         <mc:Fallback>
           <w:pict>
-            <v:line w14:anchorId="0724975F" id="Прямая соединительная линия 37" o:spid="_x0000_s1026" style="position:absolute;z-index:251633664;visibility:visible;mso-wrap-style:square;mso-width-percent:0;mso-height-percent:0;mso-wrap-distance-left:3.17494mm;mso-wrap-distance-top:0;mso-wrap-distance-right:3.17494mm;mso-wrap-distance-bottom:0;mso-position-horizontal:absolute;mso-position-horizontal-relative:page;mso-position-vertical:absolute;mso-position-vertical-relative:page;mso-width-percent:0;mso-height-percent:0;mso-width-relative:page;mso-height-relative:page" from="108.75pt,782.95pt" to="108.75pt,825.45pt" o:gfxdata="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" strokeweight="1.5pt">
+            <v:line w14:anchorId="0724975F" id="Прямая соединительная линия 37" o:spid="_x0000_s1026" style="position:absolute;z-index:251633664;visibility:visible;mso-wrap-style:square;mso-width-percent:0;mso-height-percent:0;mso-wrap-distance-left:3.17494mm;mso-wrap-distance-top:0;mso-wrap-distance-right:3.17494mm;mso-wrap-distance-bottom:0;mso-position-horizontal:absolute;mso-position-horizontal-relative:page;mso-position-vertical:absolute;mso-position-vertical-relative:page;mso-width-percent:0;mso-height-percent:0;mso-width-relative:page;mso-height-relative:page" from="108.75pt,782.95pt" to="108.75pt,825.45pt" o:gfxdata="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" strokeweight="1.5pt">
               <o:lock v:ext="edit" shapetype="f"/>
               <w10:wrap anchorx="page" anchory="page"/>
             </v:line>
@@ -4777,7 +4295,7 @@
       <mc:AlternateContent>
         <mc:Choice Requires="wps">
           <w:drawing>
-            <wp:anchor distT="0" distB="0" distL="114298" distR="114298" simplePos="0" relativeHeight="251632640" behindDoc="0" locked="0" layoutInCell="1" allowOverlap="1" wp14:anchorId="5BC3678F">
+            <wp:anchor distT="0" distB="0" distL="114298" distR="114298" simplePos="0" relativeHeight="251632640" behindDoc="0" locked="0" layoutInCell="1" allowOverlap="1" wp14:anchorId="5BC3678F" wp14:editId="3D8D03EB">
               <wp:simplePos x="0" y="0"/>
               <wp:positionH relativeFrom="page">
                 <wp:posOffset>1025524</wp:posOffset>
@@ -4831,7 +4349,7 @@
         </mc:Choice>
         <mc:Fallback>
           <w:pict>
-            <v:line w14:anchorId="4FBFAE97" id="Прямая соединительная линия 36" o:spid="_x0000_s1026" style="position:absolute;z-index:251632640;visibility:visible;mso-wrap-style:square;mso-width-percent:0;mso-height-percent:0;mso-wrap-distance-left:3.17494mm;mso-wrap-distance-top:0;mso-wrap-distance-right:3.17494mm;mso-wrap-distance-bottom:0;mso-position-horizontal:absolute;mso-position-horizontal-relative:page;mso-position-vertical:absolute;mso-position-vertical-relative:page;mso-width-percent:0;mso-height-percent:0;mso-width-relative:page;mso-height-relative:page" from="80.75pt,781.9pt" to="80.75pt,824.4pt" o:gfxdata="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" strokeweight="1.5pt">
+            <v:line w14:anchorId="4FBFAE97" id="Прямая соединительная линия 36" o:spid="_x0000_s1026" style="position:absolute;z-index:251632640;visibility:visible;mso-wrap-style:square;mso-width-percent:0;mso-height-percent:0;mso-wrap-distance-left:3.17494mm;mso-wrap-distance-top:0;mso-wrap-distance-right:3.17494mm;mso-wrap-distance-bottom:0;mso-position-horizontal:absolute;mso-position-horizontal-relative:page;mso-position-vertical:absolute;mso-position-vertical-relative:page;mso-width-percent:0;mso-height-percent:0;mso-width-relative:page;mso-height-relative:page" from="80.75pt,781.9pt" to="80.75pt,824.4pt" o:gfxdata="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" strokeweight="1.5pt">
               <o:lock v:ext="edit" shapetype="f"/>
               <w10:wrap anchorx="page" anchory="page"/>
             </v:line>
@@ -4846,7 +4364,7 @@
       <mc:AlternateContent>
         <mc:Choice Requires="wps">
           <w:drawing>
-            <wp:anchor distT="0" distB="0" distL="114300" distR="114300" simplePos="0" relativeHeight="251638784" behindDoc="0" locked="0" layoutInCell="1" allowOverlap="1" wp14:anchorId="619866A4">
+            <wp:anchor distT="0" distB="0" distL="114300" distR="114300" simplePos="0" relativeHeight="251638784" behindDoc="0" locked="0" layoutInCell="1" allowOverlap="1" wp14:anchorId="619866A4" wp14:editId="65DC2716">
               <wp:simplePos x="0" y="0"/>
               <wp:positionH relativeFrom="column">
                 <wp:posOffset>589915</wp:posOffset>
@@ -4923,7 +4441,7 @@
         </mc:Choice>
         <mc:Fallback>
           <w:pict>
-            <v:shape w14:anchorId="619866A4" id="Надпись 35" o:spid="_x0000_s1027" type="#_x0000_t202" style="position:absolute;margin-left:46.45pt;margin-top:16.7pt;width:45.55pt;height:12.35pt;z-index:251638784;visibility:visible;mso-wrap-style:square;mso-width-percent:0;mso-height-percent:0;mso-wrap-distance-left:9pt;mso-wrap-distance-top:0;mso-wrap-distance-right:9pt;mso-wrap-distance-bottom:0;mso-position-horizontal:absolute;mso-position-horizontal-relative:text;mso-position-vertical:absolute;mso-position-vertical-relative:text;mso-width-percent:0;mso-height-percent:0;mso-width-relative:page;mso-height-relative:page;v-text-anchor:top" o:gfxdata="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" filled="f" stroked="f">
+            <v:shape w14:anchorId="619866A4" id="Надпись 35" o:spid="_x0000_s1027" type="#_x0000_t202" style="position:absolute;margin-left:46.45pt;margin-top:16.7pt;width:45.55pt;height:12.35pt;z-index:251638784;visibility:visible;mso-wrap-style:square;mso-width-percent:0;mso-height-percent:0;mso-wrap-distance-left:9pt;mso-wrap-distance-top:0;mso-wrap-distance-right:9pt;mso-wrap-distance-bottom:0;mso-position-horizontal:absolute;mso-position-horizontal-relative:text;mso-position-vertical:absolute;mso-position-vertical-relative:text;mso-width-percent:0;mso-height-percent:0;mso-width-relative:page;mso-height-relative:page;v-text-anchor:top" o:gfxdata="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" filled="f" stroked="f">
               <v:textbox inset="0,0,0,0">
                 <w:txbxContent>
                   <w:p>
@@ -4962,7 +4480,7 @@
       <mc:AlternateContent>
         <mc:Choice Requires="wps">
           <w:drawing>
-            <wp:anchor distT="0" distB="0" distL="114300" distR="114300" simplePos="0" relativeHeight="251679744" behindDoc="0" locked="0" layoutInCell="1" allowOverlap="1" wp14:anchorId="7FDAB895">
+            <wp:anchor distT="0" distB="0" distL="114300" distR="114300" simplePos="0" relativeHeight="251679744" behindDoc="0" locked="0" layoutInCell="1" allowOverlap="1" wp14:anchorId="7FDAB895" wp14:editId="49D4533B">
               <wp:simplePos x="0" y="0"/>
               <wp:positionH relativeFrom="column">
                 <wp:posOffset>173355</wp:posOffset>
@@ -5062,7 +4580,7 @@
         </mc:Choice>
         <mc:Fallback>
           <w:pict>
-            <v:shape w14:anchorId="7FDAB895" id="Надпись 34" o:spid="_x0000_s1028" type="#_x0000_t202" style="position:absolute;margin-left:13.65pt;margin-top:16.55pt;width:28.3pt;height:14.5pt;z-index:251679744;visibility:visible;mso-wrap-style:square;mso-width-percent:0;mso-height-percent:0;mso-wrap-distance-left:9pt;mso-wrap-distance-top:0;mso-wrap-distance-right:9pt;mso-wrap-distance-bottom:0;mso-position-horizontal:absolute;mso-position-horizontal-relative:text;mso-position-vertical:absolute;mso-position-vertical-relative:text;mso-width-percent:0;mso-height-percent:0;mso-width-relative:page;mso-height-relative:page;v-text-anchor:top" o:gfxdata="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" filled="f" stroked="f">
+            <v:shape w14:anchorId="7FDAB895" id="Надпись 34" o:spid="_x0000_s1028" type="#_x0000_t202" style="position:absolute;margin-left:13.65pt;margin-top:16.55pt;width:28.3pt;height:14.5pt;z-index:251679744;visibility:visible;mso-wrap-style:square;mso-width-percent:0;mso-height-percent:0;mso-wrap-distance-left:9pt;mso-wrap-distance-top:0;mso-wrap-distance-right:9pt;mso-wrap-distance-bottom:0;mso-position-horizontal:absolute;mso-position-horizontal-relative:text;mso-position-vertical:absolute;mso-position-vertical-relative:text;mso-width-percent:0;mso-height-percent:0;mso-width-relative:page;mso-height-relative:page;v-text-anchor:top" o:gfxdata="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" filled="f" stroked="f">
               <v:textbox inset="0,0,0,0">
                 <w:txbxContent>
                   <w:p>
@@ -5124,7 +4642,7 @@
       <mc:AlternateContent>
         <mc:Choice Requires="wps">
           <w:drawing>
-            <wp:anchor distT="0" distB="0" distL="114300" distR="114300" simplePos="0" relativeHeight="251642880" behindDoc="0" locked="0" layoutInCell="1" allowOverlap="1" wp14:anchorId="262DC663">
+            <wp:anchor distT="0" distB="0" distL="114300" distR="114300" simplePos="0" relativeHeight="251642880" behindDoc="0" locked="0" layoutInCell="1" allowOverlap="1" wp14:anchorId="262DC663" wp14:editId="7189C8E9">
               <wp:simplePos x="0" y="0"/>
               <wp:positionH relativeFrom="column">
                 <wp:posOffset>6130925</wp:posOffset>
@@ -5206,7 +4724,7 @@
         </mc:Choice>
         <mc:Fallback>
           <w:pict>
-            <v:shape w14:anchorId="262DC663" id="Text Box 75" o:spid="_x0000_s1029" type="#_x0000_t202" style="position:absolute;margin-left:482.75pt;margin-top:7.75pt;width:26.85pt;height:16.05pt;z-index:251642880;visibility:visible;mso-wrap-style:square;mso-width-percent:0;mso-height-percent:0;mso-wrap-distance-left:9pt;mso-wrap-distance-top:0;mso-wrap-distance-right:9pt;mso-wrap-distance-bottom:0;mso-position-horizontal:absolute;mso-position-horizontal-relative:text;mso-position-vertical:absolute;mso-position-vertical-relative:text;mso-width-percent:0;mso-height-percent:0;mso-width-relative:page;mso-height-relative:page;v-text-anchor:top" o:gfxdata="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" filled="f" stroked="f">
+            <v:shape w14:anchorId="262DC663" id="Text Box 75" o:spid="_x0000_s1029" type="#_x0000_t202" style="position:absolute;margin-left:482.75pt;margin-top:7.75pt;width:26.85pt;height:16.05pt;z-index:251642880;visibility:visible;mso-wrap-style:square;mso-width-percent:0;mso-height-percent:0;mso-wrap-distance-left:9pt;mso-wrap-distance-top:0;mso-wrap-distance-right:9pt;mso-wrap-distance-bottom:0;mso-position-horizontal:absolute;mso-position-horizontal-relative:text;mso-position-vertical:absolute;mso-position-vertical-relative:text;mso-width-percent:0;mso-height-percent:0;mso-width-relative:page;mso-height-relative:page;v-text-anchor:top" o:gfxdata="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" filled="f" stroked="f">
               <v:path arrowok="t"/>
               <v:textbox inset="0,0,0,0">
                 <w:txbxContent>
@@ -5232,7 +4750,7 @@
       <mc:AlternateContent>
         <mc:Choice Requires="wps">
           <w:drawing>
-            <wp:anchor distT="0" distB="0" distL="114300" distR="114300" simplePos="0" relativeHeight="251636736" behindDoc="0" locked="0" layoutInCell="1" allowOverlap="1" wp14:anchorId="343F13DE">
+            <wp:anchor distT="0" distB="0" distL="114300" distR="114300" simplePos="0" relativeHeight="251636736" behindDoc="0" locked="0" layoutInCell="1" allowOverlap="1" wp14:anchorId="343F13DE" wp14:editId="4DED819D">
               <wp:simplePos x="0" y="0"/>
               <wp:positionH relativeFrom="column">
                 <wp:posOffset>2163445</wp:posOffset>
@@ -5301,15 +4819,7 @@
                               <w:sz w:val="28"/>
                               <w:szCs w:val="28"/>
                             </w:rPr>
-                            <w:t>УП 5-04-0612-</w:t>
-                          </w:r>
-                          <w:proofErr w:type="gramStart"/>
-                          <w:r>
-                            <w:rPr>
-                              <w:sz w:val="28"/>
-                              <w:szCs w:val="28"/>
-                            </w:rPr>
-                            <w:t>02.4</w:t>
+                            <w:t>УП 5-04-0612-02.4</w:t>
                           </w:r>
                           <w:r>
                             <w:rPr>
@@ -5330,15 +4840,7 @@
                               <w:sz w:val="28"/>
                               <w:szCs w:val="28"/>
                             </w:rPr>
-                            <w:t>М</w:t>
-                          </w:r>
-                          <w:proofErr w:type="gramEnd"/>
-                          <w:r>
-                            <w:rPr>
-                              <w:sz w:val="28"/>
-                              <w:szCs w:val="28"/>
-                            </w:rPr>
-                            <w:t>-134</w:t>
+                            <w:t>М-134</w:t>
                           </w:r>
                           <w:r>
                             <w:rPr>
@@ -5352,7 +4854,14 @@
                               <w:sz w:val="28"/>
                               <w:szCs w:val="28"/>
                             </w:rPr>
-                            <w:t>25</w:t>
+                            <w:t>2</w:t>
+                          </w:r>
+                          <w:r>
+                            <w:rPr>
+                              <w:sz w:val="28"/>
+                              <w:szCs w:val="28"/>
+                            </w:rPr>
+                            <w:t>6</w:t>
                           </w:r>
                           <w:r>
                             <w:rPr>
@@ -5404,11 +4913,7 @@
         </mc:Choice>
         <mc:Fallback>
           <w:pict>
-            <v:shapetype w14:anchorId="343F13DE" id="_x0000_t202" coordsize="21600,21600" o:spt="202" path="m,l,21600r21600,l21600,xe">
-              <v:stroke joinstyle="miter"/>
-              <v:path gradientshapeok="t" o:connecttype="rect"/>
-            </v:shapetype>
-            <v:shape id="Text Box 66" o:spid="_x0000_s1030" type="#_x0000_t202" style="position:absolute;margin-left:170.35pt;margin-top:.65pt;width:312.4pt;height:28.4pt;z-index:251636736;visibility:visible;mso-wrap-style:square;mso-width-percent:0;mso-height-percent:0;mso-wrap-distance-left:9pt;mso-wrap-distance-top:0;mso-wrap-distance-right:9pt;mso-wrap-distance-bottom:0;mso-position-horizontal:absolute;mso-position-horizontal-relative:text;mso-position-vertical:absolute;mso-position-vertical-relative:text;mso-width-percent:0;mso-height-percent:0;mso-width-relative:page;mso-height-relative:page;v-text-anchor:top" o:gfxdata="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" filled="f" stroked="f">
+            <v:shape w14:anchorId="343F13DE" id="Text Box 66" o:spid="_x0000_s1030" type="#_x0000_t202" style="position:absolute;margin-left:170.35pt;margin-top:.65pt;width:312.4pt;height:28.4pt;z-index:251636736;visibility:visible;mso-wrap-style:square;mso-width-percent:0;mso-height-percent:0;mso-wrap-distance-left:9pt;mso-wrap-distance-top:0;mso-wrap-distance-right:9pt;mso-wrap-distance-bottom:0;mso-position-horizontal:absolute;mso-position-horizontal-relative:text;mso-position-vertical:absolute;mso-position-vertical-relative:text;mso-width-percent:0;mso-height-percent:0;mso-width-relative:page;mso-height-relative:page;v-text-anchor:top" o:gfxdata="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" filled="f" stroked="f">
               <v:path arrowok="t"/>
               <v:textbox inset="0,0,0,0">
                 <w:txbxContent>
@@ -5426,15 +4931,7 @@
                         <w:sz w:val="28"/>
                         <w:szCs w:val="28"/>
                       </w:rPr>
-                      <w:t>УП 5-04-0612-</w:t>
-                    </w:r>
-                    <w:proofErr w:type="gramStart"/>
-                    <w:r>
-                      <w:rPr>
-                        <w:sz w:val="28"/>
-                        <w:szCs w:val="28"/>
-                      </w:rPr>
-                      <w:t>02.4</w:t>
+                      <w:t>УП 5-04-0612-02.4</w:t>
                     </w:r>
                     <w:r>
                       <w:rPr>
@@ -5455,15 +4952,7 @@
                         <w:sz w:val="28"/>
                         <w:szCs w:val="28"/>
                       </w:rPr>
-                      <w:t>М</w:t>
-                    </w:r>
-                    <w:proofErr w:type="gramEnd"/>
-                    <w:r>
-                      <w:rPr>
-                        <w:sz w:val="28"/>
-                        <w:szCs w:val="28"/>
-                      </w:rPr>
-                      <w:t>-134</w:t>
+                      <w:t>М-134</w:t>
                     </w:r>
                     <w:r>
                       <w:rPr>
@@ -5477,7 +4966,14 @@
                         <w:sz w:val="28"/>
                         <w:szCs w:val="28"/>
                       </w:rPr>
-                      <w:t>25</w:t>
+                      <w:t>2</w:t>
+                    </w:r>
+                    <w:r>
+                      <w:rPr>
+                        <w:sz w:val="28"/>
+                        <w:szCs w:val="28"/>
+                      </w:rPr>
+                      <w:t>6</w:t>
                     </w:r>
                     <w:r>
                       <w:rPr>
@@ -5524,7 +5020,7 @@
       <mc:AlternateContent>
         <mc:Choice Requires="wps">
           <w:drawing>
-            <wp:anchor distT="0" distB="0" distL="114300" distR="114300" simplePos="0" relativeHeight="251637760" behindDoc="0" locked="0" layoutInCell="1" allowOverlap="1" wp14:anchorId="56D08240">
+            <wp:anchor distT="0" distB="0" distL="114300" distR="114300" simplePos="0" relativeHeight="251637760" behindDoc="0" locked="0" layoutInCell="1" allowOverlap="1" wp14:anchorId="56D08240" wp14:editId="2B923E53">
               <wp:simplePos x="0" y="0"/>
               <wp:positionH relativeFrom="column">
                 <wp:posOffset>-187325</wp:posOffset>
@@ -5610,7 +5106,7 @@
         </mc:Choice>
         <mc:Fallback>
           <w:pict>
-            <v:shape w14:anchorId="56D08240" id="Надпись 33" o:spid="_x0000_s1031" type="#_x0000_t202" style="position:absolute;margin-left:-14.75pt;margin-top:15.9pt;width:28.4pt;height:14.2pt;z-index:251637760;visibility:visible;mso-wrap-style:square;mso-width-percent:0;mso-height-percent:0;mso-wrap-distance-left:9pt;mso-wrap-distance-top:0;mso-wrap-distance-right:9pt;mso-wrap-distance-bottom:0;mso-position-horizontal:absolute;mso-position-horizontal-relative:text;mso-position-vertical:absolute;mso-position-vertical-relative:text;mso-width-percent:0;mso-height-percent:0;mso-width-relative:page;mso-height-relative:page;v-text-anchor:top" o:gfxdata="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" filled="f" stroked="f">
+            <v:shape w14:anchorId="56D08240" id="Надпись 33" o:spid="_x0000_s1031" type="#_x0000_t202" style="position:absolute;margin-left:-14.75pt;margin-top:15.9pt;width:28.4pt;height:14.2pt;z-index:251637760;visibility:visible;mso-wrap-style:square;mso-width-percent:0;mso-height-percent:0;mso-wrap-distance-left:9pt;mso-wrap-distance-top:0;mso-wrap-distance-right:9pt;mso-wrap-distance-bottom:0;mso-position-horizontal:absolute;mso-position-horizontal-relative:text;mso-position-vertical:absolute;mso-position-vertical-relative:text;mso-width-percent:0;mso-height-percent:0;mso-width-relative:page;mso-height-relative:page;v-text-anchor:top" o:gfxdata="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" filled="f" stroked="f">
               <v:textbox inset="0,0,0,0">
                 <w:txbxContent>
                   <w:p>
@@ -5658,7 +5154,7 @@
       <mc:AlternateContent>
         <mc:Choice Requires="wps">
           <w:drawing>
-            <wp:anchor distT="0" distB="0" distL="114300" distR="114300" simplePos="0" relativeHeight="251640832" behindDoc="0" locked="0" layoutInCell="1" allowOverlap="1" wp14:anchorId="03129BF9">
+            <wp:anchor distT="0" distB="0" distL="114300" distR="114300" simplePos="0" relativeHeight="251640832" behindDoc="0" locked="0" layoutInCell="1" allowOverlap="1" wp14:anchorId="03129BF9" wp14:editId="246DCB46">
               <wp:simplePos x="0" y="0"/>
               <wp:positionH relativeFrom="column">
                 <wp:posOffset>1807845</wp:posOffset>
@@ -5734,7 +5230,7 @@
         </mc:Choice>
         <mc:Fallback>
           <w:pict>
-            <v:shape w14:anchorId="03129BF9" id="Надпись 32" o:spid="_x0000_s1032" type="#_x0000_t202" style="position:absolute;margin-left:142.35pt;margin-top:16.35pt;width:27.95pt;height:12.55pt;z-index:251640832;visibility:visible;mso-wrap-style:square;mso-width-percent:0;mso-height-percent:0;mso-wrap-distance-left:9pt;mso-wrap-distance-top:0;mso-wrap-distance-right:9pt;mso-wrap-distance-bottom:0;mso-position-horizontal:absolute;mso-position-horizontal-relative:text;mso-position-vertical:absolute;mso-position-vertical-relative:text;mso-width-percent:0;mso-height-percent:0;mso-width-relative:page;mso-height-relative:page;v-text-anchor:top" o:gfxdata="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" filled="f" stroked="f">
+            <v:shape w14:anchorId="03129BF9" id="Надпись 32" o:spid="_x0000_s1032" type="#_x0000_t202" style="position:absolute;margin-left:142.35pt;margin-top:16.35pt;width:27.95pt;height:12.55pt;z-index:251640832;visibility:visible;mso-wrap-style:square;mso-width-percent:0;mso-height-percent:0;mso-wrap-distance-left:9pt;mso-wrap-distance-top:0;mso-wrap-distance-right:9pt;mso-wrap-distance-bottom:0;mso-position-horizontal:absolute;mso-position-horizontal-relative:text;mso-position-vertical:absolute;mso-position-vertical-relative:text;mso-width-percent:0;mso-height-percent:0;mso-width-relative:page;mso-height-relative:page;v-text-anchor:top" o:gfxdata="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" filled="f" stroked="f">
               <v:textbox inset="0,0,0,0">
                 <w:txbxContent>
                   <w:p>
@@ -5772,7 +5268,7 @@
       <mc:AlternateContent>
         <mc:Choice Requires="wps">
           <w:drawing>
-            <wp:anchor distT="0" distB="0" distL="114300" distR="114300" simplePos="0" relativeHeight="251639808" behindDoc="0" locked="0" layoutInCell="1" allowOverlap="1" wp14:anchorId="51EDF13B">
+            <wp:anchor distT="0" distB="0" distL="114300" distR="114300" simplePos="0" relativeHeight="251639808" behindDoc="0" locked="0" layoutInCell="1" allowOverlap="1" wp14:anchorId="51EDF13B" wp14:editId="231BFD18">
               <wp:simplePos x="0" y="0"/>
               <wp:positionH relativeFrom="column">
                 <wp:posOffset>1259205</wp:posOffset>
@@ -5856,7 +5352,7 @@
         </mc:Choice>
         <mc:Fallback>
           <w:pict>
-            <v:shape w14:anchorId="51EDF13B" id="Надпись 31" o:spid="_x0000_s1033" type="#_x0000_t202" style="position:absolute;margin-left:99.15pt;margin-top:16.55pt;width:42.6pt;height:13.05pt;z-index:251639808;visibility:visible;mso-wrap-style:square;mso-width-percent:0;mso-height-percent:0;mso-wrap-distance-left:9pt;mso-wrap-distance-top:0;mso-wrap-distance-right:9pt;mso-wrap-distance-bottom:0;mso-position-horizontal:absolute;mso-position-horizontal-relative:text;mso-position-vertical:absolute;mso-position-vertical-relative:text;mso-width-percent:0;mso-height-percent:0;mso-width-relative:page;mso-height-relative:page;v-text-anchor:top" o:gfxdata="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" filled="f" stroked="f">
+            <v:shape w14:anchorId="51EDF13B" id="Надпись 31" o:spid="_x0000_s1033" type="#_x0000_t202" style="position:absolute;margin-left:99.15pt;margin-top:16.55pt;width:42.6pt;height:13.05pt;z-index:251639808;visibility:visible;mso-wrap-style:square;mso-width-percent:0;mso-height-percent:0;mso-wrap-distance-left:9pt;mso-wrap-distance-top:0;mso-wrap-distance-right:9pt;mso-wrap-distance-bottom:0;mso-position-horizontal:absolute;mso-position-horizontal-relative:text;mso-position-vertical:absolute;mso-position-vertical-relative:text;mso-width-percent:0;mso-height-percent:0;mso-width-relative:page;mso-height-relative:page;v-text-anchor:top" o:gfxdata="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" filled="f" stroked="f">
               <v:textbox inset="0,0,0,0">
                 <w:txbxContent>
                   <w:p>
@@ -5902,7 +5398,7 @@
       <mc:AlternateContent>
         <mc:Choice Requires="wps">
           <w:drawing>
-            <wp:anchor distT="0" distB="0" distL="114299" distR="114299" simplePos="0" relativeHeight="251635712" behindDoc="0" locked="0" layoutInCell="1" allowOverlap="1" wp14:anchorId="0B262B1C">
+            <wp:anchor distT="0" distB="0" distL="114299" distR="114299" simplePos="0" relativeHeight="251635712" behindDoc="0" locked="0" layoutInCell="1" allowOverlap="1" wp14:anchorId="0B262B1C" wp14:editId="03C95232">
               <wp:simplePos x="0" y="0"/>
               <wp:positionH relativeFrom="page">
                 <wp:posOffset>2700655</wp:posOffset>
@@ -5963,7 +5459,7 @@
         </mc:Choice>
         <mc:Fallback>
           <w:pict>
-            <v:line w14:anchorId="72FBCC97" id="Line 65" o:spid="_x0000_s1026" style="position:absolute;z-index:251635712;visibility:visible;mso-wrap-style:square;mso-width-percent:0;mso-height-percent:0;mso-wrap-distance-left:3.17497mm;mso-wrap-distance-top:0;mso-wrap-distance-right:3.17497mm;mso-wrap-distance-bottom:0;mso-position-horizontal:absolute;mso-position-horizontal-relative:page;mso-position-vertical:absolute;mso-position-vertical-relative:page;mso-width-percent:0;mso-height-percent:0;mso-width-relative:page;mso-height-relative:page" from="212.65pt,781.9pt" to="212.65pt,824.4pt" o:gfxdata="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" strokeweight="1.5pt">
+            <v:line w14:anchorId="72FBCC97" id="Line 65" o:spid="_x0000_s1026" style="position:absolute;z-index:251635712;visibility:visible;mso-wrap-style:square;mso-width-percent:0;mso-height-percent:0;mso-wrap-distance-left:3.17497mm;mso-wrap-distance-top:0;mso-wrap-distance-right:3.17497mm;mso-wrap-distance-bottom:0;mso-position-horizontal:absolute;mso-position-horizontal-relative:page;mso-position-vertical:absolute;mso-position-vertical-relative:page;mso-width-percent:0;mso-height-percent:0;mso-width-relative:page;mso-height-relative:page" from="212.65pt,781.9pt" to="212.65pt,824.4pt" o:gfxdata="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" strokeweight="1.5pt">
               <o:lock v:ext="edit" shapetype="f"/>
               <w10:wrap anchorx="page" anchory="page"/>
             </v:line>
@@ -5978,7 +5474,7 @@
       <mc:AlternateContent>
         <mc:Choice Requires="wps">
           <w:drawing>
-            <wp:anchor distT="0" distB="0" distL="114299" distR="114299" simplePos="0" relativeHeight="251634688" behindDoc="0" locked="0" layoutInCell="1" allowOverlap="1" wp14:anchorId="6269D94A">
+            <wp:anchor distT="0" distB="0" distL="114299" distR="114299" simplePos="0" relativeHeight="251634688" behindDoc="0" locked="0" layoutInCell="1" allowOverlap="1" wp14:anchorId="6269D94A" wp14:editId="5D62FEC9">
               <wp:simplePos x="0" y="0"/>
               <wp:positionH relativeFrom="page">
                 <wp:posOffset>2160270</wp:posOffset>
@@ -6039,7 +5535,7 @@
         </mc:Choice>
         <mc:Fallback>
           <w:pict>
-            <v:line w14:anchorId="68190816" id="Line 64" o:spid="_x0000_s1026" style="position:absolute;z-index:251634688;visibility:visible;mso-wrap-style:square;mso-width-percent:0;mso-height-percent:0;mso-wrap-distance-left:3.17497mm;mso-wrap-distance-top:0;mso-wrap-distance-right:3.17497mm;mso-wrap-distance-bottom:0;mso-position-horizontal:absolute;mso-position-horizontal-relative:page;mso-position-vertical:absolute;mso-position-vertical-relative:page;mso-width-percent:0;mso-height-percent:0;mso-width-relative:page;mso-height-relative:page" from="170.1pt,781.9pt" to="170.1pt,824.4pt" o:gfxdata="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" strokeweight="1.5pt">
+            <v:line w14:anchorId="68190816" id="Line 64" o:spid="_x0000_s1026" style="position:absolute;z-index:251634688;visibility:visible;mso-wrap-style:square;mso-width-percent:0;mso-height-percent:0;mso-wrap-distance-left:3.17497mm;mso-wrap-distance-top:0;mso-wrap-distance-right:3.17497mm;mso-wrap-distance-bottom:0;mso-position-horizontal:absolute;mso-position-horizontal-relative:page;mso-position-vertical:absolute;mso-position-vertical-relative:page;mso-width-percent:0;mso-height-percent:0;mso-width-relative:page;mso-height-relative:page" from="170.1pt,781.9pt" to="170.1pt,824.4pt" o:gfxdata="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" strokeweight="1.5pt">
               <o:lock v:ext="edit" shapetype="f"/>
               <w10:wrap anchorx="page" anchory="page"/>
             </v:line>
@@ -6054,7 +5550,7 @@
       <mc:AlternateContent>
         <mc:Choice Requires="wps">
           <w:drawing>
-            <wp:anchor distT="0" distB="0" distL="114299" distR="114299" simplePos="0" relativeHeight="251630592" behindDoc="0" locked="0" layoutInCell="1" allowOverlap="1" wp14:anchorId="19690808">
+            <wp:anchor distT="0" distB="0" distL="114299" distR="114299" simplePos="0" relativeHeight="251630592" behindDoc="0" locked="0" layoutInCell="1" allowOverlap="1" wp14:anchorId="19690808" wp14:editId="39D54ED2">
               <wp:simplePos x="0" y="0"/>
               <wp:positionH relativeFrom="page">
                 <wp:posOffset>7021195</wp:posOffset>
@@ -6115,7 +5611,7 @@
         </mc:Choice>
         <mc:Fallback>
           <w:pict>
-            <v:line w14:anchorId="61176B7A" id="Line 60" o:spid="_x0000_s1026" style="position:absolute;z-index:251630592;visibility:visible;mso-wrap-style:square;mso-width-percent:0;mso-height-percent:0;mso-wrap-distance-left:3.17497mm;mso-wrap-distance-top:0;mso-wrap-distance-right:3.17497mm;mso-wrap-distance-bottom:0;mso-position-horizontal:absolute;mso-position-horizontal-relative:page;mso-position-vertical:absolute;mso-position-vertical-relative:page;mso-width-percent:0;mso-height-percent:0;mso-width-relative:page;mso-height-relative:page" from="552.85pt,781.9pt" to="552.85pt,824.4pt" o:gfxdata="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" strokeweight="1.5pt">
+            <v:line w14:anchorId="61176B7A" id="Line 60" o:spid="_x0000_s1026" style="position:absolute;z-index:251630592;visibility:visible;mso-wrap-style:square;mso-width-percent:0;mso-height-percent:0;mso-wrap-distance-left:3.17497mm;mso-wrap-distance-top:0;mso-wrap-distance-right:3.17497mm;mso-wrap-distance-bottom:0;mso-position-horizontal:absolute;mso-position-horizontal-relative:page;mso-position-vertical:absolute;mso-position-vertical-relative:page;mso-width-percent:0;mso-height-percent:0;mso-width-relative:page;mso-height-relative:page" from="552.85pt,781.9pt" to="552.85pt,824.4pt" o:gfxdata="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" strokeweight="1.5pt">
               <o:lock v:ext="edit" shapetype="f"/>
               <w10:wrap anchorx="page" anchory="page"/>
             </v:line>
@@ -6130,7 +5626,7 @@
       <mc:AlternateContent>
         <mc:Choice Requires="wps">
           <w:drawing>
-            <wp:anchor distT="4294967295" distB="4294967295" distL="114300" distR="114300" simplePos="0" relativeHeight="251629568" behindDoc="0" locked="0" layoutInCell="1" allowOverlap="1" wp14:anchorId="3BEBEC2D">
+            <wp:anchor distT="4294967295" distB="4294967295" distL="114300" distR="114300" simplePos="0" relativeHeight="251629568" behindDoc="0" locked="0" layoutInCell="1" allowOverlap="1" wp14:anchorId="3BEBEC2D" wp14:editId="473D940C">
               <wp:simplePos x="0" y="0"/>
               <wp:positionH relativeFrom="page">
                 <wp:posOffset>720090</wp:posOffset>
@@ -6184,7 +5680,7 @@
         </mc:Choice>
         <mc:Fallback>
           <w:pict>
-            <v:line w14:anchorId="0C58205C" id="Прямая соединительная линия 30" o:spid="_x0000_s1026" style="position:absolute;z-index:251629568;visibility:visible;mso-wrap-style:square;mso-width-percent:0;mso-height-percent:0;mso-wrap-distance-left:9pt;mso-wrap-distance-top:.mm;mso-wrap-distance-right:9pt;mso-wrap-distance-bottom:.mm;mso-position-horizontal:absolute;mso-position-horizontal-relative:page;mso-position-vertical:absolute;mso-position-vertical-relative:page;mso-width-percent:0;mso-height-percent:0;mso-width-relative:page;mso-height-relative:page" from="56.7pt,810.25pt" to="240.95pt,810.25pt" o:gfxdata="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" strokeweight="1.5pt">
+            <v:line w14:anchorId="0C58205C" id="Прямая соединительная линия 30" o:spid="_x0000_s1026" style="position:absolute;z-index:251629568;visibility:visible;mso-wrap-style:square;mso-width-percent:0;mso-height-percent:0;mso-wrap-distance-left:9pt;mso-wrap-distance-top:.mm;mso-wrap-distance-right:9pt;mso-wrap-distance-bottom:.mm;mso-position-horizontal:absolute;mso-position-horizontal-relative:page;mso-position-vertical:absolute;mso-position-vertical-relative:page;mso-width-percent:0;mso-height-percent:0;mso-width-relative:page;mso-height-relative:page" from="56.7pt,810.25pt" to="240.95pt,810.25pt" o:gfxdata="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" strokeweight="1.5pt">
               <o:lock v:ext="edit" shapetype="f"/>
               <w10:wrap anchorx="page" anchory="page"/>
             </v:line>
@@ -6199,7 +5695,7 @@
       <mc:AlternateContent>
         <mc:Choice Requires="wps">
           <w:drawing>
-            <wp:anchor distT="0" distB="0" distL="114299" distR="114299" simplePos="0" relativeHeight="251628544" behindDoc="0" locked="0" layoutInCell="1" allowOverlap="1" wp14:anchorId="24CF8E4B">
+            <wp:anchor distT="0" distB="0" distL="114299" distR="114299" simplePos="0" relativeHeight="251628544" behindDoc="0" locked="0" layoutInCell="1" allowOverlap="1" wp14:anchorId="24CF8E4B" wp14:editId="20656E52">
               <wp:simplePos x="0" y="0"/>
               <wp:positionH relativeFrom="page">
                 <wp:posOffset>3060700</wp:posOffset>
@@ -6260,7 +5756,7 @@
         </mc:Choice>
         <mc:Fallback>
           <w:pict>
-            <v:line w14:anchorId="33CAF691" id="Line 58" o:spid="_x0000_s1026" style="position:absolute;z-index:251628544;visibility:visible;mso-wrap-style:square;mso-width-percent:0;mso-height-percent:0;mso-wrap-distance-left:3.17497mm;mso-wrap-distance-top:0;mso-wrap-distance-right:3.17497mm;mso-wrap-distance-bottom:0;mso-position-horizontal:absolute;mso-position-horizontal-relative:page;mso-position-vertical:absolute;mso-position-vertical-relative:page;mso-width-percent:0;mso-height-percent:0;mso-width-relative:page;mso-height-relative:page" from="241pt,781.9pt" to="241pt,824.4pt" o:gfxdata="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" strokeweight="1.5pt">
+            <v:line w14:anchorId="33CAF691" id="Line 58" o:spid="_x0000_s1026" style="position:absolute;z-index:251628544;visibility:visible;mso-wrap-style:square;mso-width-percent:0;mso-height-percent:0;mso-wrap-distance-left:3.17497mm;mso-wrap-distance-top:0;mso-wrap-distance-right:3.17497mm;mso-wrap-distance-bottom:0;mso-position-horizontal:absolute;mso-position-horizontal-relative:page;mso-position-vertical:absolute;mso-position-vertical-relative:page;mso-width-percent:0;mso-height-percent:0;mso-width-relative:page;mso-height-relative:page" from="241pt,781.9pt" to="241pt,824.4pt" o:gfxdata="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" strokeweight="1.5pt">
               <o:lock v:ext="edit" shapetype="f"/>
               <w10:wrap anchorx="page" anchory="page"/>
             </v:line>
@@ -6275,7 +5771,7 @@
       <mc:AlternateContent>
         <mc:Choice Requires="wps">
           <w:drawing>
-            <wp:anchor distT="0" distB="0" distL="114300" distR="114300" simplePos="0" relativeHeight="251627520" behindDoc="0" locked="0" layoutInCell="1" allowOverlap="1" wp14:anchorId="23E63FFE">
+            <wp:anchor distT="0" distB="0" distL="114300" distR="114300" simplePos="0" relativeHeight="251627520" behindDoc="0" locked="0" layoutInCell="1" allowOverlap="1" wp14:anchorId="23E63FFE" wp14:editId="6E461115">
               <wp:simplePos x="0" y="0"/>
               <wp:positionH relativeFrom="page">
                 <wp:posOffset>720090</wp:posOffset>
@@ -6336,7 +5832,7 @@
         </mc:Choice>
         <mc:Fallback>
           <w:pict>
-            <v:line w14:anchorId="2E086853" id="Line 57" o:spid="_x0000_s1026" style="position:absolute;z-index:251627520;visibility:visible;mso-wrap-style:square;mso-width-percent:0;mso-height-percent:0;mso-wrap-distance-left:9pt;mso-wrap-distance-top:0;mso-wrap-distance-right:9pt;mso-wrap-distance-bottom:0;mso-position-horizontal:absolute;mso-position-horizontal-relative:page;mso-position-vertical:absolute;mso-position-vertical-relative:page;mso-width-percent:0;mso-height-percent:0;mso-width-relative:page;mso-height-relative:page" from="56.7pt,796.05pt" to="240.95pt,796.05pt" o:gfxdata="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">
+            <v:line w14:anchorId="2E086853" id="Line 57" o:spid="_x0000_s1026" style="position:absolute;z-index:251627520;visibility:visible;mso-wrap-style:square;mso-width-percent:0;mso-height-percent:0;mso-wrap-distance-left:9pt;mso-wrap-distance-top:0;mso-wrap-distance-right:9pt;mso-wrap-distance-bottom:0;mso-position-horizontal:absolute;mso-position-horizontal-relative:page;mso-position-vertical:absolute;mso-position-vertical-relative:page;mso-width-percent:0;mso-height-percent:0;mso-width-relative:page;mso-height-relative:page" from="56.7pt,796.05pt" to="240.95pt,796.05pt" o:gfxdata="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">
               <o:lock v:ext="edit" shapetype="f"/>
               <w10:wrap anchorx="page" anchory="page"/>
             </v:line>
@@ -6351,7 +5847,7 @@
       <mc:AlternateContent>
         <mc:Choice Requires="wps">
           <w:drawing>
-            <wp:anchor distT="4294967295" distB="4294967295" distL="114300" distR="114300" simplePos="0" relativeHeight="251626496" behindDoc="0" locked="0" layoutInCell="1" allowOverlap="1" wp14:anchorId="22617E75">
+            <wp:anchor distT="4294967295" distB="4294967295" distL="114300" distR="114300" simplePos="0" relativeHeight="251626496" behindDoc="0" locked="0" layoutInCell="1" allowOverlap="1" wp14:anchorId="22617E75" wp14:editId="110A55E8">
               <wp:simplePos x="0" y="0"/>
               <wp:positionH relativeFrom="page">
                 <wp:posOffset>720090</wp:posOffset>
@@ -6405,7 +5901,7 @@
         </mc:Choice>
         <mc:Fallback>
           <w:pict>
-            <v:line w14:anchorId="6A7A2825" id="Прямая соединительная линия 29" o:spid="_x0000_s1026" style="position:absolute;z-index:251626496;visibility:visible;mso-wrap-style:square;mso-width-percent:0;mso-height-percent:0;mso-wrap-distance-left:9pt;mso-wrap-distance-top:.mm;mso-wrap-distance-right:9pt;mso-wrap-distance-bottom:.mm;mso-position-horizontal:absolute;mso-position-horizontal-relative:page;mso-position-vertical:absolute;mso-position-vertical-relative:page;mso-width-percent:0;mso-height-percent:0;mso-width-relative:page;mso-height-relative:page" from="56.7pt,781.9pt" to="581.1pt,781.9pt" o:gfxdata="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" strokeweight="1.5pt">
+            <v:line w14:anchorId="6A7A2825" id="Прямая соединительная линия 29" o:spid="_x0000_s1026" style="position:absolute;z-index:251626496;visibility:visible;mso-wrap-style:square;mso-width-percent:0;mso-height-percent:0;mso-wrap-distance-left:9pt;mso-wrap-distance-top:.mm;mso-wrap-distance-right:9pt;mso-wrap-distance-bottom:.mm;mso-position-horizontal:absolute;mso-position-horizontal-relative:page;mso-position-vertical:absolute;mso-position-vertical-relative:page;mso-width-percent:0;mso-height-percent:0;mso-width-relative:page;mso-height-relative:page" from="56.7pt,781.9pt" to="581.1pt,781.9pt" o:gfxdata="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" strokeweight="1.5pt">
               <o:lock v:ext="edit" shapetype="f"/>
               <w10:wrap anchorx="page" anchory="page"/>
             </v:line>
@@ -6418,7 +5914,7 @@
 </file>
 
 <file path=word/footer3.xml><?xml version="1.0" encoding="utf-8"?>
-<w:ftr xmlns:wpc="http://schemas.microsoft.com/office/word/2010/wordprocessingCanvas" xmlns:cx="http://schemas.microsoft.com/office/drawing/2014/chartex" xmlns:cx1="http://schemas.microsoft.com/office/drawing/2015/9/8/chartex" xmlns:cx2="http://schemas.microsoft.com/office/drawing/2015/10/21/chartex" xmlns:cx3="http://schemas.microsoft.com/office/drawing/2016/5/9/chartex" xmlns:cx4="http://schemas.microsoft.com/office/drawing/2016/5/10/chartex" xmlns:cx5="http://schemas.microsoft.com/office/drawing/2016/5/11/chartex" xmlns:cx6="http://schemas.microsoft.com/office/drawing/2016/5/12/chartex" xmlns:cx7="http://schemas.microsoft.com/office/drawing/2016/5/13/chartex" xmlns:cx8="http://schemas.microsoft.com/office/drawing/2016/5/14/chartex" xmlns:mc="http://schemas.openxmlformats.org/markup-compatibility/2006" xmlns:aink="http://schemas.microsoft.com/office/drawing/2016/ink" xmlns:am3d="http://schemas.microsoft.com/office/drawing/2017/model3d" xmlns:o="urn:schemas-microsoft-com:office:office" xmlns:oel="http://schemas.microsoft.com/office/2019/extlst" xmlns:r="http://schemas.openxmlformats.org/officeDocument/2006/relationships" xmlns:m="http://schemas.openxmlformats.org/officeDocument/2006/math" xmlns:v="urn:schemas-microsoft-com:vml" xmlns:wp14="http://schemas.microsoft.com/office/word/2010/wordprocessingDrawing" xmlns:wp="http://schemas.openxmlformats.org/drawingml/2006/wordprocessingDrawing" xmlns:w10="urn:schemas-microsoft-com:office:word" xmlns:w="http://schemas.openxmlformats.org/wordprocessingml/2006/main" xmlns:w14="http://schemas.microsoft.com/office/word/2010/wordml" xmlns:w15="http://schemas.microsoft.com/office/word/2012/wordml" xmlns:w16cex="http://schemas.microsoft.com/office/word/2018/wordml/cex" xmlns:w16cid="http://schemas.microsoft.com/office/word/2016/wordml/cid" xmlns:w16="http://schemas.microsoft.com/office/word/2018/wordml" xmlns:w16sdtdh="http://schemas.microsoft.com/office/word/2020/wordml/sdtdatahash" xmlns:w16se="http://schemas.microsoft.com/office/word/2015/wordml/symex" xmlns:wpg="http://schemas.microsoft.com/office/word/2010/wordprocessingGroup" xmlns:wpi="http://schemas.microsoft.com/office/word/2010/wordprocessingInk" xmlns:wne="http://schemas.microsoft.com/office/word/2006/wordml" xmlns:wps="http://schemas.microsoft.com/office/word/2010/wordprocessingShape" mc:Ignorable="w14 w15 w16se w16cid w16 w16cex w16sdtdh wp14">
+<w:ftr xmlns:wpc="http://schemas.microsoft.com/office/word/2010/wordprocessingCanvas" xmlns:cx="http://schemas.microsoft.com/office/drawing/2014/chartex" xmlns:cx1="http://schemas.microsoft.com/office/drawing/2015/9/8/chartex" xmlns:cx2="http://schemas.microsoft.com/office/drawing/2015/10/21/chartex" xmlns:cx3="http://schemas.microsoft.com/office/drawing/2016/5/9/chartex" xmlns:cx4="http://schemas.microsoft.com/office/drawing/2016/5/10/chartex" xmlns:cx5="http://schemas.microsoft.com/office/drawing/2016/5/11/chartex" xmlns:cx6="http://schemas.microsoft.com/office/drawing/2016/5/12/chartex" xmlns:cx7="http://schemas.microsoft.com/office/drawing/2016/5/13/chartex" xmlns:cx8="http://schemas.microsoft.com/office/drawing/2016/5/14/chartex" xmlns:mc="http://schemas.openxmlformats.org/markup-compatibility/2006" xmlns:aink="http://schemas.microsoft.com/office/drawing/2016/ink" xmlns:am3d="http://schemas.microsoft.com/office/drawing/2017/model3d" xmlns:o="urn:schemas-microsoft-com:office:office" xmlns:oel="http://schemas.microsoft.com/office/2019/extlst" xmlns:r="http://schemas.openxmlformats.org/officeDocument/2006/relationships" xmlns:m="http://schemas.openxmlformats.org/officeDocument/2006/math" xmlns:v="urn:schemas-microsoft-com:vml" xmlns:wp14="http://schemas.microsoft.com/office/word/2010/wordprocessingDrawing" xmlns:wp="http://schemas.openxmlformats.org/drawingml/2006/wordprocessingDrawing" xmlns:w10="urn:schemas-microsoft-com:office:word" xmlns:w="http://schemas.openxmlformats.org/wordprocessingml/2006/main" xmlns:w14="http://schemas.microsoft.com/office/word/2010/wordml" xmlns:w15="http://schemas.microsoft.com/office/word/2012/wordml" xmlns:w16cex="http://schemas.microsoft.com/office/word/2018/wordml/cex" xmlns:w16cid="http://schemas.microsoft.com/office/word/2016/wordml/cid" xmlns:w16="http://schemas.microsoft.com/office/word/2018/wordml" xmlns:w16du="http://schemas.microsoft.com/office/word/2023/wordml/word16du" xmlns:w16sdtdh="http://schemas.microsoft.com/office/word/2020/wordml/sdtdatahash" xmlns:w16sdtfl="http://schemas.microsoft.com/office/word/2024/wordml/sdtformatlock" xmlns:w16se="http://schemas.microsoft.com/office/word/2015/wordml/symex" xmlns:wpg="http://schemas.microsoft.com/office/word/2010/wordprocessingGroup" xmlns:wpi="http://schemas.microsoft.com/office/word/2010/wordprocessingInk" xmlns:wne="http://schemas.microsoft.com/office/word/2006/wordml" xmlns:wps="http://schemas.microsoft.com/office/word/2010/wordprocessingShape" mc:Ignorable="w14 w15 w16se w16cid w16 w16cex w16sdtdh w16sdtfl w16du wp14">
   <w:p>
     <w:pPr>
       <w:pStyle w:val="a4"/>
@@ -6477,7 +5973,7 @@
       <mc:AlternateContent>
         <mc:Choice Requires="wps">
           <w:drawing>
-            <wp:anchor distT="0" distB="0" distL="114300" distR="114300" simplePos="0" relativeHeight="251683840" behindDoc="0" locked="0" layoutInCell="1" allowOverlap="1" wp14:anchorId="35613A99">
+            <wp:anchor distT="0" distB="0" distL="114300" distR="114300" simplePos="0" relativeHeight="251683840" behindDoc="0" locked="0" layoutInCell="1" allowOverlap="1" wp14:anchorId="35613A99" wp14:editId="7548CCA0">
               <wp:simplePos x="0" y="0"/>
               <wp:positionH relativeFrom="column">
                 <wp:posOffset>-19685</wp:posOffset>
@@ -6540,7 +6036,6 @@
                             <w:t xml:space="preserve"> </w:t>
                           </w:r>
                           <w:proofErr w:type="spellStart"/>
-                          <w:proofErr w:type="gramStart"/>
                           <w:r>
                             <w:rPr>
                               <w:rFonts w:ascii="ISOCPEUR" w:hAnsi="ISOCPEUR"/>
@@ -6550,7 +6045,6 @@
                             <w:t>Н.контр</w:t>
                           </w:r>
                           <w:proofErr w:type="spellEnd"/>
-                          <w:proofErr w:type="gramEnd"/>
                           <w:r>
                             <w:rPr>
                               <w:rFonts w:ascii="ISOCPEUR" w:hAnsi="ISOCPEUR"/>
@@ -6583,7 +6077,7 @@
               <v:stroke joinstyle="miter"/>
               <v:path gradientshapeok="t" o:connecttype="rect"/>
             </v:shapetype>
-            <v:shape id="Text Box 110" o:spid="_x0000_s1035" type="#_x0000_t202" style="position:absolute;margin-left:-1.55pt;margin-top:14pt;width:56.55pt;height:14.05pt;z-index:251683840;visibility:visible;mso-wrap-style:square;mso-width-percent:0;mso-height-percent:0;mso-wrap-distance-left:9pt;mso-wrap-distance-top:0;mso-wrap-distance-right:9pt;mso-wrap-distance-bottom:0;mso-position-horizontal:absolute;mso-position-horizontal-relative:text;mso-position-vertical:absolute;mso-position-vertical-relative:text;mso-width-percent:0;mso-height-percent:0;mso-width-relative:page;mso-height-relative:page;v-text-anchor:top" o:gfxdata="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" stroked="f">
+            <v:shape id="Text Box 110" o:spid="_x0000_s1035" type="#_x0000_t202" style="position:absolute;margin-left:-1.55pt;margin-top:14pt;width:56.55pt;height:14.05pt;z-index:251683840;visibility:visible;mso-wrap-style:square;mso-width-percent:0;mso-height-percent:0;mso-wrap-distance-left:9pt;mso-wrap-distance-top:0;mso-wrap-distance-right:9pt;mso-wrap-distance-bottom:0;mso-position-horizontal:absolute;mso-position-horizontal-relative:text;mso-position-vertical:absolute;mso-position-vertical-relative:text;mso-width-percent:0;mso-height-percent:0;mso-width-relative:page;mso-height-relative:page;v-text-anchor:top" o:gfxdata="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" stroked="f">
               <v:fill opacity="0"/>
               <v:path arrowok="t"/>
               <v:textbox inset="0,0,0,0">
@@ -6599,7 +6093,6 @@
                       <w:t xml:space="preserve"> </w:t>
                     </w:r>
                     <w:proofErr w:type="spellStart"/>
-                    <w:proofErr w:type="gramStart"/>
                     <w:r>
                       <w:rPr>
                         <w:rFonts w:ascii="ISOCPEUR" w:hAnsi="ISOCPEUR"/>
@@ -6609,7 +6102,6 @@
                       <w:t>Н.контр</w:t>
                     </w:r>
                     <w:proofErr w:type="spellEnd"/>
-                    <w:proofErr w:type="gramEnd"/>
                     <w:r>
                       <w:rPr>
                         <w:rFonts w:ascii="ISOCPEUR" w:hAnsi="ISOCPEUR"/>
@@ -6633,7 +6125,7 @@
       <mc:AlternateContent>
         <mc:Choice Requires="wps">
           <w:drawing>
-            <wp:anchor distT="0" distB="0" distL="114300" distR="114300" simplePos="0" relativeHeight="251682816" behindDoc="0" locked="0" layoutInCell="1" allowOverlap="1" wp14:anchorId="4673D2AE">
+            <wp:anchor distT="0" distB="0" distL="114300" distR="114300" simplePos="0" relativeHeight="251682816" behindDoc="0" locked="0" layoutInCell="1" allowOverlap="1" wp14:anchorId="4673D2AE" wp14:editId="04DF1A14">
               <wp:simplePos x="0" y="0"/>
               <wp:positionH relativeFrom="column">
                 <wp:posOffset>-17145</wp:posOffset>
@@ -6701,7 +6193,7 @@
         </mc:Choice>
         <mc:Fallback>
           <w:pict>
-            <v:shape w14:anchorId="4673D2AE" id="Надпись 27" o:spid="_x0000_s1036" type="#_x0000_t202" style="position:absolute;margin-left:-1.35pt;margin-top:.05pt;width:55.7pt;height:13.5pt;z-index:251682816;visibility:visible;mso-wrap-style:square;mso-width-percent:0;mso-height-percent:0;mso-wrap-distance-left:9pt;mso-wrap-distance-top:0;mso-wrap-distance-right:9pt;mso-wrap-distance-bottom:0;mso-position-horizontal:absolute;mso-position-horizontal-relative:text;mso-position-vertical:absolute;mso-position-vertical-relative:text;mso-width-percent:0;mso-height-percent:0;mso-width-relative:page;mso-height-relative:page;v-text-anchor:top" o:gfxdata="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" stroked="f">
+            <v:shape w14:anchorId="4673D2AE" id="Надпись 27" o:spid="_x0000_s1036" type="#_x0000_t202" style="position:absolute;margin-left:-1.35pt;margin-top:.05pt;width:55.7pt;height:13.5pt;z-index:251682816;visibility:visible;mso-wrap-style:square;mso-width-percent:0;mso-height-percent:0;mso-wrap-distance-left:9pt;mso-wrap-distance-top:0;mso-wrap-distance-right:9pt;mso-wrap-distance-bottom:0;mso-position-horizontal:absolute;mso-position-horizontal-relative:text;mso-position-vertical:absolute;mso-position-vertical-relative:text;mso-width-percent:0;mso-height-percent:0;mso-width-relative:page;mso-height-relative:page;v-text-anchor:top" o:gfxdata="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" stroked="f">
               <v:fill opacity="0"/>
               <v:textbox inset="0,0,0,0">
                 <w:txbxContent>
@@ -6841,11 +6333,7 @@
         </mc:Choice>
         <mc:Fallback>
           <w:pict>
-            <v:shapetype w14:anchorId="67FBF48E" id="_x0000_t202" coordsize="21600,21600" o:spt="202" path="m,l,21600r21600,l21600,xe">
-              <v:stroke joinstyle="miter"/>
-              <v:path gradientshapeok="t" o:connecttype="rect"/>
-            </v:shapetype>
-            <v:shape id="Надпись 25" o:spid="_x0000_s1037" type="#_x0000_t202" style="position:absolute;margin-left:173.25pt;margin-top:-38.55pt;width:191.7pt;height:71pt;z-index:251680768;visibility:visible;mso-wrap-style:square;mso-width-percent:0;mso-height-percent:0;mso-wrap-distance-left:9pt;mso-wrap-distance-top:0;mso-wrap-distance-right:9pt;mso-wrap-distance-bottom:0;mso-position-horizontal:absolute;mso-position-horizontal-relative:text;mso-position-vertical:absolute;mso-position-vertical-relative:text;mso-width-percent:0;mso-height-percent:0;mso-width-relative:page;mso-height-relative:page;v-text-anchor:top" o:gfxdata="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" filled="f" stroked="f">
+            <v:shape w14:anchorId="67FBF48E" id="Надпись 25" o:spid="_x0000_s1037" type="#_x0000_t202" style="position:absolute;margin-left:173.25pt;margin-top:-38.55pt;width:191.7pt;height:71pt;z-index:251680768;visibility:visible;mso-wrap-style:square;mso-width-percent:0;mso-height-percent:0;mso-wrap-distance-left:9pt;mso-wrap-distance-top:0;mso-wrap-distance-right:9pt;mso-wrap-distance-bottom:0;mso-position-horizontal:absolute;mso-position-horizontal-relative:text;mso-position-vertical:absolute;mso-position-vertical-relative:text;mso-width-percent:0;mso-height-percent:0;mso-width-relative:page;mso-height-relative:page;v-text-anchor:top" o:gfxdata="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" filled="f" stroked="f">
               <v:textbox inset="0,0,0,0">
                 <w:txbxContent>
                   <w:p>
@@ -6958,7 +6446,7 @@
         </mc:Choice>
         <mc:Fallback>
           <w:pict>
-            <v:shape w14:anchorId="41D32F9F" id="Надпись 26" o:spid="_x0000_s1038" type="#_x0000_t202" style="position:absolute;margin-left:38.7pt;margin-top:-39pt;width:60.4pt;height:11.05pt;z-index:251673600;visibility:visible;mso-wrap-style:square;mso-width-percent:0;mso-height-percent:0;mso-wrap-distance-left:9pt;mso-wrap-distance-top:0;mso-wrap-distance-right:9pt;mso-wrap-distance-bottom:0;mso-position-horizontal:absolute;mso-position-horizontal-relative:text;mso-position-vertical:absolute;mso-position-vertical-relative:text;mso-width-percent:0;mso-height-percent:0;mso-width-relative:page;mso-height-relative:page;v-text-anchor:top" o:gfxdata="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" filled="f" stroked="f">
+            <v:shape w14:anchorId="41D32F9F" id="Надпись 26" o:spid="_x0000_s1038" type="#_x0000_t202" style="position:absolute;margin-left:38.7pt;margin-top:-39pt;width:60.4pt;height:11.05pt;z-index:251673600;visibility:visible;mso-wrap-style:square;mso-width-percent:0;mso-height-percent:0;mso-wrap-distance-left:9pt;mso-wrap-distance-top:0;mso-wrap-distance-right:9pt;mso-wrap-distance-bottom:0;mso-position-horizontal:absolute;mso-position-horizontal-relative:text;mso-position-vertical:absolute;mso-position-vertical-relative:text;mso-width-percent:0;mso-height-percent:0;mso-width-relative:page;mso-height-relative:page;v-text-anchor:top" o:gfxdata="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" filled="f" stroked="f">
               <v:textbox inset="0,0,0,0">
                 <w:txbxContent>
                   <w:p>
@@ -6990,7 +6478,7 @@
       <mc:AlternateContent>
         <mc:Choice Requires="wps">
           <w:drawing>
-            <wp:anchor distT="0" distB="0" distL="114300" distR="114300" simplePos="0" relativeHeight="251666432" behindDoc="0" locked="0" layoutInCell="1" allowOverlap="1" wp14:anchorId="22D48FF2">
+            <wp:anchor distT="0" distB="0" distL="114300" distR="114300" simplePos="0" relativeHeight="251666432" behindDoc="0" locked="0" layoutInCell="1" allowOverlap="1" wp14:anchorId="22D48FF2" wp14:editId="7DF81FCB">
               <wp:simplePos x="0" y="0"/>
               <wp:positionH relativeFrom="column">
                 <wp:posOffset>118110</wp:posOffset>
@@ -7076,7 +6564,7 @@
         </mc:Choice>
         <mc:Fallback>
           <w:pict>
-            <v:shape w14:anchorId="22D48FF2" id="Надпись 24" o:spid="_x0000_s1039" type="#_x0000_t202" style="position:absolute;margin-left:9.3pt;margin-top:-55.05pt;width:28.4pt;height:11.85pt;z-index:251666432;visibility:visible;mso-wrap-style:square;mso-width-percent:0;mso-height-percent:0;mso-wrap-distance-left:9pt;mso-wrap-distance-top:0;mso-wrap-distance-right:9pt;mso-wrap-distance-bottom:0;mso-position-horizontal:absolute;mso-position-horizontal-relative:text;mso-position-vertical:absolute;mso-position-vertical-relative:text;mso-width-percent:0;mso-height-percent:0;mso-width-relative:page;mso-height-relative:page;v-text-anchor:top" o:gfxdata="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" filled="f" stroked="f">
+            <v:shape w14:anchorId="22D48FF2" id="Надпись 24" o:spid="_x0000_s1039" type="#_x0000_t202" style="position:absolute;margin-left:9.3pt;margin-top:-55.05pt;width:28.4pt;height:11.85pt;z-index:251666432;visibility:visible;mso-wrap-style:square;mso-width-percent:0;mso-height-percent:0;mso-wrap-distance-left:9pt;mso-wrap-distance-top:0;mso-wrap-distance-right:9pt;mso-wrap-distance-bottom:0;mso-position-horizontal:absolute;mso-position-horizontal-relative:text;mso-position-vertical:absolute;mso-position-vertical-relative:text;mso-width-percent:0;mso-height-percent:0;mso-width-relative:page;mso-height-relative:page;v-text-anchor:top" o:gfxdata="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" filled="f" stroked="f">
               <v:textbox inset="0,0,0,0">
                 <w:txbxContent>
                   <w:p>
@@ -7124,7 +6612,7 @@
       <mc:AlternateContent>
         <mc:Choice Requires="wps">
           <w:drawing>
-            <wp:anchor distT="0" distB="0" distL="114299" distR="114299" simplePos="0" relativeHeight="251653120" behindDoc="0" locked="0" layoutInCell="1" allowOverlap="1" wp14:anchorId="2EDF42C4">
+            <wp:anchor distT="0" distB="0" distL="114299" distR="114299" simplePos="0" relativeHeight="251653120" behindDoc="0" locked="0" layoutInCell="1" allowOverlap="1" wp14:anchorId="2EDF42C4" wp14:editId="32E8A73B">
               <wp:simplePos x="0" y="0"/>
               <wp:positionH relativeFrom="page">
                 <wp:posOffset>1379220</wp:posOffset>
@@ -7185,7 +6673,7 @@
         </mc:Choice>
         <mc:Fallback>
           <w:pict>
-            <v:line w14:anchorId="07F78F0A" id="Line 19" o:spid="_x0000_s1026" style="position:absolute;z-index:251653120;visibility:visible;mso-wrap-style:square;mso-width-percent:0;mso-height-percent:0;mso-wrap-distance-left:3.17497mm;mso-wrap-distance-top:0;mso-wrap-distance-right:3.17497mm;mso-wrap-distance-bottom:0;mso-position-horizontal:absolute;mso-position-horizontal-relative:page;mso-position-vertical:absolute;mso-position-vertical-relative:page;mso-width-percent:0;mso-height-percent:0;mso-width-relative:page;mso-height-relative:page" from="108.6pt,711.85pt" to="108.6pt,825.25pt" o:gfxdata="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" strokeweight="1.5pt">
+            <v:line w14:anchorId="07F78F0A" id="Line 19" o:spid="_x0000_s1026" style="position:absolute;z-index:251653120;visibility:visible;mso-wrap-style:square;mso-width-percent:0;mso-height-percent:0;mso-wrap-distance-left:3.17497mm;mso-wrap-distance-top:0;mso-wrap-distance-right:3.17497mm;mso-wrap-distance-bottom:0;mso-position-horizontal:absolute;mso-position-horizontal-relative:page;mso-position-vertical:absolute;mso-position-vertical-relative:page;mso-width-percent:0;mso-height-percent:0;mso-width-relative:page;mso-height-relative:page" from="108.6pt,711.85pt" to="108.6pt,825.25pt" o:gfxdata="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" strokeweight="1.5pt">
               <o:lock v:ext="edit" shapetype="f"/>
               <w10:wrap anchorx="page" anchory="page"/>
             </v:line>
@@ -7200,7 +6688,7 @@
       <mc:AlternateContent>
         <mc:Choice Requires="wps">
           <w:drawing>
-            <wp:anchor distT="0" distB="0" distL="114299" distR="114299" simplePos="0" relativeHeight="251652096" behindDoc="0" locked="0" layoutInCell="1" allowOverlap="1" wp14:anchorId="074BD3CE">
+            <wp:anchor distT="0" distB="0" distL="114299" distR="114299" simplePos="0" relativeHeight="251652096" behindDoc="0" locked="0" layoutInCell="1" allowOverlap="1" wp14:anchorId="074BD3CE" wp14:editId="22645F46">
               <wp:simplePos x="0" y="0"/>
               <wp:positionH relativeFrom="page">
                 <wp:posOffset>1012825</wp:posOffset>
@@ -7261,7 +6749,7 @@
         </mc:Choice>
         <mc:Fallback>
           <w:pict>
-            <v:line w14:anchorId="46A622F6" id="Line 18" o:spid="_x0000_s1026" style="position:absolute;z-index:251652096;visibility:visible;mso-wrap-style:square;mso-width-percent:0;mso-height-percent:0;mso-wrap-distance-left:3.17497mm;mso-wrap-distance-top:0;mso-wrap-distance-right:3.17497mm;mso-wrap-distance-bottom:0;mso-position-horizontal:absolute;mso-position-horizontal-relative:page;mso-position-vertical:absolute;mso-position-vertical-relative:page;mso-width-percent:0;mso-height-percent:0;mso-width-relative:page;mso-height-relative:page" from="79.75pt,711.85pt" to="79.75pt,754.35pt" o:gfxdata="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" strokeweight="1.5pt">
+            <v:line w14:anchorId="46A622F6" id="Line 18" o:spid="_x0000_s1026" style="position:absolute;z-index:251652096;visibility:visible;mso-wrap-style:square;mso-width-percent:0;mso-height-percent:0;mso-wrap-distance-left:3.17497mm;mso-wrap-distance-top:0;mso-wrap-distance-right:3.17497mm;mso-wrap-distance-bottom:0;mso-position-horizontal:absolute;mso-position-horizontal-relative:page;mso-position-vertical:absolute;mso-position-vertical-relative:page;mso-width-percent:0;mso-height-percent:0;mso-width-relative:page;mso-height-relative:page" from="79.75pt,711.85pt" to="79.75pt,754.35pt" o:gfxdata="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" strokeweight="1.5pt">
               <o:lock v:ext="edit" shapetype="f"/>
               <w10:wrap anchorx="page" anchory="page"/>
             </v:line>
@@ -7276,7 +6764,7 @@
       <mc:AlternateContent>
         <mc:Choice Requires="wps">
           <w:drawing>
-            <wp:anchor distT="0" distB="0" distL="114300" distR="114300" simplePos="0" relativeHeight="251668480" behindDoc="0" locked="0" layoutInCell="1" allowOverlap="1" wp14:anchorId="6B22EBB2">
+            <wp:anchor distT="0" distB="0" distL="114300" distR="114300" simplePos="0" relativeHeight="251668480" behindDoc="0" locked="0" layoutInCell="1" allowOverlap="1" wp14:anchorId="6B22EBB2" wp14:editId="7FA7B5ED">
               <wp:simplePos x="0" y="0"/>
               <wp:positionH relativeFrom="column">
                 <wp:posOffset>552450</wp:posOffset>
@@ -7381,7 +6869,7 @@
         </mc:Choice>
         <mc:Fallback>
           <w:pict>
-            <v:shape w14:anchorId="6B22EBB2" id="Text Box 47" o:spid="_x0000_s1040" type="#_x0000_t202" style="position:absolute;margin-left:43.5pt;margin-top:-54.85pt;width:54.65pt;height:12.6pt;z-index:251668480;visibility:visible;mso-wrap-style:square;mso-width-percent:0;mso-height-percent:0;mso-wrap-distance-left:9pt;mso-wrap-distance-top:0;mso-wrap-distance-right:9pt;mso-wrap-distance-bottom:0;mso-position-horizontal:absolute;mso-position-horizontal-relative:text;mso-position-vertical:absolute;mso-position-vertical-relative:text;mso-width-percent:0;mso-height-percent:0;mso-width-relative:page;mso-height-relative:page;v-text-anchor:top" o:gfxdata="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" filled="f" stroked="f">
+            <v:shape w14:anchorId="6B22EBB2" id="Text Box 47" o:spid="_x0000_s1040" type="#_x0000_t202" style="position:absolute;margin-left:43.5pt;margin-top:-54.85pt;width:54.65pt;height:12.6pt;z-index:251668480;visibility:visible;mso-wrap-style:square;mso-width-percent:0;mso-height-percent:0;mso-wrap-distance-left:9pt;mso-wrap-distance-top:0;mso-wrap-distance-right:9pt;mso-wrap-distance-bottom:0;mso-position-horizontal:absolute;mso-position-horizontal-relative:text;mso-position-vertical:absolute;mso-position-vertical-relative:text;mso-width-percent:0;mso-height-percent:0;mso-width-relative:page;mso-height-relative:page;v-text-anchor:top" o:gfxdata="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" filled="f" stroked="f">
               <v:path arrowok="t"/>
               <v:textbox inset="0,0,0,0">
                 <w:txbxContent>
@@ -7430,7 +6918,7 @@
       <mc:AlternateContent>
         <mc:Choice Requires="wps">
           <w:drawing>
-            <wp:anchor distT="0" distB="0" distL="114300" distR="114300" simplePos="0" relativeHeight="251678720" behindDoc="0" locked="0" layoutInCell="1" allowOverlap="1" wp14:anchorId="3F33EF6F">
+            <wp:anchor distT="0" distB="0" distL="114300" distR="114300" simplePos="0" relativeHeight="251678720" behindDoc="0" locked="0" layoutInCell="1" allowOverlap="1" wp14:anchorId="3F33EF6F" wp14:editId="5FFB3976">
               <wp:simplePos x="0" y="0"/>
               <wp:positionH relativeFrom="column">
                 <wp:posOffset>5212080</wp:posOffset>
@@ -7498,7 +6986,7 @@
         </mc:Choice>
         <mc:Fallback>
           <w:pict>
-            <v:shape w14:anchorId="3F33EF6F" id="Надпись 23" o:spid="_x0000_s1041" type="#_x0000_t202" style="position:absolute;margin-left:410.4pt;margin-top:-26.95pt;width:100.75pt;height:19.15pt;z-index:251678720;visibility:visible;mso-wrap-style:square;mso-width-percent:0;mso-height-percent:0;mso-wrap-distance-left:9pt;mso-wrap-distance-top:0;mso-wrap-distance-right:9pt;mso-wrap-distance-bottom:0;mso-position-horizontal:absolute;mso-position-horizontal-relative:text;mso-position-vertical:absolute;mso-position-vertical-relative:text;mso-width-percent:0;mso-height-percent:0;mso-width-relative:page;mso-height-relative:page;v-text-anchor:top" o:gfxdata="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" filled="f" stroked="f">
+            <v:shape w14:anchorId="3F33EF6F" id="Надпись 23" o:spid="_x0000_s1041" type="#_x0000_t202" style="position:absolute;margin-left:410.4pt;margin-top:-26.95pt;width:100.75pt;height:19.15pt;z-index:251678720;visibility:visible;mso-wrap-style:square;mso-width-percent:0;mso-height-percent:0;mso-wrap-distance-left:9pt;mso-wrap-distance-top:0;mso-wrap-distance-right:9pt;mso-wrap-distance-bottom:0;mso-position-horizontal:absolute;mso-position-horizontal-relative:text;mso-position-vertical:absolute;mso-position-vertical-relative:text;mso-width-percent:0;mso-height-percent:0;mso-width-relative:page;mso-height-relative:page;v-text-anchor:top" o:gfxdata="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" filled="f" stroked="f">
               <v:textbox inset="0,0,0,0">
                 <w:txbxContent>
                   <w:p>
@@ -7528,7 +7016,7 @@
       <mc:AlternateContent>
         <mc:Choice Requires="wps">
           <w:drawing>
-            <wp:anchor distT="0" distB="0" distL="114298" distR="114298" simplePos="0" relativeHeight="251689984" behindDoc="0" locked="0" layoutInCell="1" allowOverlap="1" wp14:anchorId="4166DD5C">
+            <wp:anchor distT="0" distB="0" distL="114298" distR="114298" simplePos="0" relativeHeight="251689984" behindDoc="0" locked="0" layoutInCell="1" allowOverlap="1" wp14:anchorId="4166DD5C" wp14:editId="43D84127">
               <wp:simplePos x="0" y="0"/>
               <wp:positionH relativeFrom="page">
                 <wp:posOffset>5939154</wp:posOffset>
@@ -7582,7 +7070,7 @@
         </mc:Choice>
         <mc:Fallback>
           <w:pict>
-            <v:line w14:anchorId="39CA96B3" id="Прямая соединительная линия 22" o:spid="_x0000_s1026" style="position:absolute;z-index:251689984;visibility:visible;mso-wrap-style:square;mso-width-percent:0;mso-height-percent:0;mso-wrap-distance-left:3.17494mm;mso-wrap-distance-top:0;mso-wrap-distance-right:3.17494mm;mso-wrap-distance-bottom:0;mso-position-horizontal:absolute;mso-position-horizontal-relative:page;mso-position-vertical:absolute;mso-position-vertical-relative:page;mso-width-percent:0;mso-height-percent:0;mso-width-relative:page;mso-height-relative:page" from="467.65pt,768.45pt" to="467.65pt,781.65pt" o:gfxdata="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" strokeweight="1.5pt">
+            <v:line w14:anchorId="39CA96B3" id="Прямая соединительная линия 22" o:spid="_x0000_s1026" style="position:absolute;z-index:251689984;visibility:visible;mso-wrap-style:square;mso-width-percent:0;mso-height-percent:0;mso-wrap-distance-left:3.17494mm;mso-wrap-distance-top:0;mso-wrap-distance-right:3.17494mm;mso-wrap-distance-bottom:0;mso-position-horizontal:absolute;mso-position-horizontal-relative:page;mso-position-vertical:absolute;mso-position-vertical-relative:page;mso-width-percent:0;mso-height-percent:0;mso-width-relative:page;mso-height-relative:page" from="467.65pt,768.45pt" to="467.65pt,781.65pt" o:gfxdata="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" strokeweight="1.5pt">
               <o:lock v:ext="edit" shapetype="f"/>
               <w10:wrap anchorx="page" anchory="page"/>
             </v:line>
@@ -7597,7 +7085,7 @@
       <mc:AlternateContent>
         <mc:Choice Requires="wps">
           <w:drawing>
-            <wp:anchor distT="0" distB="0" distL="114299" distR="114299" simplePos="0" relativeHeight="251688960" behindDoc="0" locked="0" layoutInCell="1" allowOverlap="1" wp14:anchorId="11965FE8">
+            <wp:anchor distT="0" distB="0" distL="114299" distR="114299" simplePos="0" relativeHeight="251688960" behindDoc="0" locked="0" layoutInCell="1" allowOverlap="1" wp14:anchorId="11965FE8" wp14:editId="5A48547A">
               <wp:simplePos x="0" y="0"/>
               <wp:positionH relativeFrom="page">
                 <wp:posOffset>5753100</wp:posOffset>
@@ -7658,7 +7146,7 @@
         </mc:Choice>
         <mc:Fallback>
           <w:pict>
-            <v:line w14:anchorId="290FF902" id="Line 115" o:spid="_x0000_s1026" style="position:absolute;z-index:251688960;visibility:visible;mso-wrap-style:square;mso-width-percent:0;mso-height-percent:0;mso-wrap-distance-left:3.17497mm;mso-wrap-distance-top:0;mso-wrap-distance-right:3.17497mm;mso-wrap-distance-bottom:0;mso-position-horizontal:absolute;mso-position-horizontal-relative:page;mso-position-vertical:absolute;mso-position-vertical-relative:page;mso-width-percent:0;mso-height-percent:0;mso-width-relative:page;mso-height-relative:page" from="453pt,767.45pt" to="453pt,782.2pt" o:gfxdata="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" strokeweight="1.5pt">
+            <v:line w14:anchorId="290FF902" id="Line 115" o:spid="_x0000_s1026" style="position:absolute;z-index:251688960;visibility:visible;mso-wrap-style:square;mso-width-percent:0;mso-height-percent:0;mso-wrap-distance-left:3.17497mm;mso-wrap-distance-top:0;mso-wrap-distance-right:3.17497mm;mso-wrap-distance-bottom:0;mso-position-horizontal:absolute;mso-position-horizontal-relative:page;mso-position-vertical:absolute;mso-position-vertical-relative:page;mso-width-percent:0;mso-height-percent:0;mso-width-relative:page;mso-height-relative:page" from="453pt,767.45pt" to="453pt,782.2pt" o:gfxdata="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" strokeweight="1.5pt">
               <o:lock v:ext="edit" shapetype="f"/>
               <w10:wrap anchorx="page" anchory="page"/>
             </v:line>
@@ -7673,7 +7161,7 @@
       <mc:AlternateContent>
         <mc:Choice Requires="wps">
           <w:drawing>
-            <wp:anchor distT="0" distB="0" distL="114299" distR="114299" simplePos="0" relativeHeight="251658240" behindDoc="0" locked="0" layoutInCell="1" allowOverlap="1" wp14:anchorId="0C45D489">
+            <wp:anchor distT="0" distB="0" distL="114299" distR="114299" simplePos="0" relativeHeight="251658240" behindDoc="0" locked="0" layoutInCell="1" allowOverlap="1" wp14:anchorId="0C45D489" wp14:editId="23DDA7F6">
               <wp:simplePos x="0" y="0"/>
               <wp:positionH relativeFrom="page">
                 <wp:posOffset>6120130</wp:posOffset>
@@ -7734,7 +7222,7 @@
         </mc:Choice>
         <mc:Fallback>
           <w:pict>
-            <v:line w14:anchorId="3361AF35" id="Line 25" o:spid="_x0000_s1026" style="position:absolute;z-index:251658240;visibility:visible;mso-wrap-style:square;mso-width-percent:0;mso-height-percent:0;mso-wrap-distance-left:3.17497mm;mso-wrap-distance-top:0;mso-wrap-distance-right:3.17497mm;mso-wrap-distance-bottom:0;mso-position-horizontal:absolute;mso-position-horizontal-relative:page;mso-position-vertical:absolute;mso-position-vertical-relative:page;mso-width-percent:0;mso-height-percent:0;mso-width-relative:page;mso-height-relative:page" from="481.9pt,753.5pt" to="481.9pt,781.85pt" o:gfxdata="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" strokeweight="1.5pt">
+            <v:line w14:anchorId="3361AF35" id="Line 25" o:spid="_x0000_s1026" style="position:absolute;z-index:251658240;visibility:visible;mso-wrap-style:square;mso-width-percent:0;mso-height-percent:0;mso-wrap-distance-left:3.17497mm;mso-wrap-distance-top:0;mso-wrap-distance-right:3.17497mm;mso-wrap-distance-bottom:0;mso-position-horizontal:absolute;mso-position-horizontal-relative:page;mso-position-vertical:absolute;mso-position-vertical-relative:page;mso-width-percent:0;mso-height-percent:0;mso-width-relative:page;mso-height-relative:page" from="481.9pt,753.5pt" to="481.9pt,781.85pt" o:gfxdata="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" strokeweight="1.5pt">
               <o:lock v:ext="edit" shapetype="f"/>
               <w10:wrap anchorx="page" anchory="page"/>
             </v:line>
@@ -7749,7 +7237,7 @@
       <mc:AlternateContent>
         <mc:Choice Requires="wps">
           <w:drawing>
-            <wp:anchor distT="0" distB="0" distL="114300" distR="114300" simplePos="0" relativeHeight="251687936" behindDoc="0" locked="0" layoutInCell="1" allowOverlap="1" wp14:anchorId="59237653">
+            <wp:anchor distT="0" distB="0" distL="114300" distR="114300" simplePos="0" relativeHeight="251687936" behindDoc="0" locked="0" layoutInCell="1" allowOverlap="1" wp14:anchorId="59237653" wp14:editId="09814177">
               <wp:simplePos x="0" y="0"/>
               <wp:positionH relativeFrom="column">
                 <wp:posOffset>539115</wp:posOffset>
@@ -7827,7 +7315,7 @@
         </mc:Choice>
         <mc:Fallback>
           <w:pict>
-            <v:shape w14:anchorId="59237653" id="Text Box 114" o:spid="_x0000_s1042" type="#_x0000_t202" style="position:absolute;margin-left:42.45pt;margin-top:15.9pt;width:56.75pt;height:14.2pt;z-index:251687936;visibility:visible;mso-wrap-style:square;mso-width-percent:0;mso-height-percent:0;mso-wrap-distance-left:9pt;mso-wrap-distance-top:0;mso-wrap-distance-right:9pt;mso-wrap-distance-bottom:0;mso-position-horizontal:absolute;mso-position-horizontal-relative:text;mso-position-vertical:absolute;mso-position-vertical-relative:text;mso-width-percent:0;mso-height-percent:0;mso-width-relative:page;mso-height-relative:page;v-text-anchor:top" o:gfxdata="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" stroked="f">
+            <v:shape w14:anchorId="59237653" id="Text Box 114" o:spid="_x0000_s1042" type="#_x0000_t202" style="position:absolute;margin-left:42.45pt;margin-top:15.9pt;width:56.75pt;height:14.2pt;z-index:251687936;visibility:visible;mso-wrap-style:square;mso-width-percent:0;mso-height-percent:0;mso-wrap-distance-left:9pt;mso-wrap-distance-top:0;mso-wrap-distance-right:9pt;mso-wrap-distance-bottom:0;mso-position-horizontal:absolute;mso-position-horizontal-relative:text;mso-position-vertical:absolute;mso-position-vertical-relative:text;mso-width-percent:0;mso-height-percent:0;mso-width-relative:page;mso-height-relative:page;v-text-anchor:top" o:gfxdata="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" stroked="f">
               <v:fill opacity="0"/>
               <v:path arrowok="t"/>
               <v:textbox inset="0,0,0,0">
@@ -7853,7 +7341,7 @@
       <mc:AlternateContent>
         <mc:Choice Requires="wps">
           <w:drawing>
-            <wp:anchor distT="0" distB="0" distL="114300" distR="114300" simplePos="0" relativeHeight="251686912" behindDoc="0" locked="0" layoutInCell="1" allowOverlap="1" wp14:anchorId="68CF6761">
+            <wp:anchor distT="0" distB="0" distL="114300" distR="114300" simplePos="0" relativeHeight="251686912" behindDoc="0" locked="0" layoutInCell="1" allowOverlap="1" wp14:anchorId="68CF6761" wp14:editId="3EB93571">
               <wp:simplePos x="0" y="0"/>
               <wp:positionH relativeFrom="column">
                 <wp:posOffset>541655</wp:posOffset>
@@ -7913,7 +7401,7 @@
         </mc:Choice>
         <mc:Fallback>
           <w:pict>
-            <v:shape w14:anchorId="68CF6761" id="Надпись 21" o:spid="_x0000_s1043" type="#_x0000_t202" style="position:absolute;margin-left:42.65pt;margin-top:1.8pt;width:56.45pt;height:13.9pt;z-index:251686912;visibility:visible;mso-wrap-style:square;mso-width-percent:0;mso-height-percent:0;mso-wrap-distance-left:9pt;mso-wrap-distance-top:0;mso-wrap-distance-right:9pt;mso-wrap-distance-bottom:0;mso-position-horizontal:absolute;mso-position-horizontal-relative:text;mso-position-vertical:absolute;mso-position-vertical-relative:text;mso-width-percent:0;mso-height-percent:0;mso-width-relative:page;mso-height-relative:page;v-text-anchor:top" o:gfxdata="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" stroked="f">
+            <v:shape w14:anchorId="68CF6761" id="Надпись 21" o:spid="_x0000_s1043" type="#_x0000_t202" style="position:absolute;margin-left:42.65pt;margin-top:1.8pt;width:56.45pt;height:13.9pt;z-index:251686912;visibility:visible;mso-wrap-style:square;mso-width-percent:0;mso-height-percent:0;mso-wrap-distance-left:9pt;mso-wrap-distance-top:0;mso-wrap-distance-right:9pt;mso-wrap-distance-bottom:0;mso-position-horizontal:absolute;mso-position-horizontal-relative:text;mso-position-vertical:absolute;mso-position-vertical-relative:text;mso-width-percent:0;mso-height-percent:0;mso-width-relative:page;mso-height-relative:page;v-text-anchor:top" o:gfxdata="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" stroked="f">
               <v:fill opacity="0"/>
               <v:textbox inset="0,0,0,0">
                 <w:txbxContent>
@@ -7932,7 +7420,7 @@
       <mc:AlternateContent>
         <mc:Choice Requires="wps">
           <w:drawing>
-            <wp:anchor distT="0" distB="0" distL="114300" distR="114300" simplePos="0" relativeHeight="251685888" behindDoc="0" locked="0" layoutInCell="1" allowOverlap="1" wp14:anchorId="7DC1216D">
+            <wp:anchor distT="0" distB="0" distL="114300" distR="114300" simplePos="0" relativeHeight="251685888" behindDoc="0" locked="0" layoutInCell="1" allowOverlap="1" wp14:anchorId="7DC1216D" wp14:editId="62440744">
               <wp:simplePos x="0" y="0"/>
               <wp:positionH relativeFrom="column">
                 <wp:posOffset>539115</wp:posOffset>
@@ -7996,7 +7484,7 @@
         </mc:Choice>
         <mc:Fallback>
           <w:pict>
-            <v:shape w14:anchorId="7DC1216D" id="Надпись 20" o:spid="_x0000_s1044" type="#_x0000_t202" style="position:absolute;margin-left:42.45pt;margin-top:-12.45pt;width:56.75pt;height:14.2pt;z-index:251685888;visibility:visible;mso-wrap-style:square;mso-width-percent:0;mso-height-percent:0;mso-wrap-distance-left:9pt;mso-wrap-distance-top:0;mso-wrap-distance-right:9pt;mso-wrap-distance-bottom:0;mso-position-horizontal:absolute;mso-position-horizontal-relative:text;mso-position-vertical:absolute;mso-position-vertical-relative:text;mso-width-percent:0;mso-height-percent:0;mso-width-relative:page;mso-height-relative:page;v-text-anchor:top" o:gfxdata="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" stroked="f">
+            <v:shape w14:anchorId="7DC1216D" id="Надпись 20" o:spid="_x0000_s1044" type="#_x0000_t202" style="position:absolute;margin-left:42.45pt;margin-top:-12.45pt;width:56.75pt;height:14.2pt;z-index:251685888;visibility:visible;mso-wrap-style:square;mso-width-percent:0;mso-height-percent:0;mso-wrap-distance-left:9pt;mso-wrap-distance-top:0;mso-wrap-distance-right:9pt;mso-wrap-distance-bottom:0;mso-position-horizontal:absolute;mso-position-horizontal-relative:text;mso-position-vertical:absolute;mso-position-vertical-relative:text;mso-width-percent:0;mso-height-percent:0;mso-width-relative:page;mso-height-relative:page;v-text-anchor:top" o:gfxdata="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" stroked="f">
               <v:fill opacity="0"/>
               <v:textbox inset="0,0,0,0">
                 <w:txbxContent>
@@ -8019,7 +7507,7 @@
       <mc:AlternateContent>
         <mc:Choice Requires="wps">
           <w:drawing>
-            <wp:anchor distT="0" distB="0" distL="114300" distR="114300" simplePos="0" relativeHeight="251684864" behindDoc="0" locked="0" layoutInCell="1" allowOverlap="1" wp14:anchorId="4FA1083E">
+            <wp:anchor distT="0" distB="0" distL="114300" distR="114300" simplePos="0" relativeHeight="251684864" behindDoc="0" locked="0" layoutInCell="1" allowOverlap="1" wp14:anchorId="4FA1083E" wp14:editId="66D7A606">
               <wp:simplePos x="0" y="0"/>
               <wp:positionH relativeFrom="column">
                 <wp:posOffset>-177800</wp:posOffset>
@@ -8113,7 +7601,7 @@
         </mc:Choice>
         <mc:Fallback>
           <w:pict>
-            <v:shape w14:anchorId="4FA1083E" id="Text Box 111" o:spid="_x0000_s1045" type="#_x0000_t202" style="position:absolute;margin-left:-14pt;margin-top:16.05pt;width:56.8pt;height:13.5pt;z-index:251684864;visibility:visible;mso-wrap-style:square;mso-width-percent:0;mso-height-percent:0;mso-wrap-distance-left:9pt;mso-wrap-distance-top:0;mso-wrap-distance-right:9pt;mso-wrap-distance-bottom:0;mso-position-horizontal:absolute;mso-position-horizontal-relative:text;mso-position-vertical:absolute;mso-position-vertical-relative:text;mso-width-percent:0;mso-height-percent:0;mso-width-relative:page;mso-height-relative:page;v-text-anchor:top" o:gfxdata="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" stroked="f">
+            <v:shape w14:anchorId="4FA1083E" id="Text Box 111" o:spid="_x0000_s1045" type="#_x0000_t202" style="position:absolute;margin-left:-14pt;margin-top:16.05pt;width:56.8pt;height:13.5pt;z-index:251684864;visibility:visible;mso-wrap-style:square;mso-width-percent:0;mso-height-percent:0;mso-wrap-distance-left:9pt;mso-wrap-distance-top:0;mso-wrap-distance-right:9pt;mso-wrap-distance-bottom:0;mso-position-horizontal:absolute;mso-position-horizontal-relative:text;mso-position-vertical:absolute;mso-position-vertical-relative:text;mso-width-percent:0;mso-height-percent:0;mso-width-relative:page;mso-height-relative:page;v-text-anchor:top" o:gfxdata="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" stroked="f">
               <v:fill opacity="0"/>
               <v:path arrowok="t"/>
               <v:textbox inset="0,0,0,0">
@@ -8155,7 +7643,7 @@
       <mc:AlternateContent>
         <mc:Choice Requires="wps">
           <w:drawing>
-            <wp:anchor distT="0" distB="0" distL="114300" distR="114300" simplePos="0" relativeHeight="251671552" behindDoc="0" locked="0" layoutInCell="1" allowOverlap="1" wp14:anchorId="73B4EDD9">
+            <wp:anchor distT="0" distB="0" distL="114300" distR="114300" simplePos="0" relativeHeight="251671552" behindDoc="0" locked="0" layoutInCell="1" allowOverlap="1" wp14:anchorId="73B4EDD9" wp14:editId="7A092AB7">
               <wp:simplePos x="0" y="0"/>
               <wp:positionH relativeFrom="column">
                 <wp:posOffset>-168910</wp:posOffset>
@@ -8264,7 +7752,7 @@
         </mc:Choice>
         <mc:Fallback>
           <w:pict>
-            <v:shape w14:anchorId="73B4EDD9" id="Text Box 50" o:spid="_x0000_s1046" type="#_x0000_t202" style="position:absolute;margin-left:-13.3pt;margin-top:-41.4pt;width:56.8pt;height:14.2pt;z-index:251671552;visibility:visible;mso-wrap-style:square;mso-width-percent:0;mso-height-percent:0;mso-wrap-distance-left:9pt;mso-wrap-distance-top:0;mso-wrap-distance-right:9pt;mso-wrap-distance-bottom:0;mso-position-horizontal:absolute;mso-position-horizontal-relative:text;mso-position-vertical:absolute;mso-position-vertical-relative:text;mso-width-percent:0;mso-height-percent:0;mso-width-relative:page;mso-height-relative:page;v-text-anchor:top" o:gfxdata="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" filled="f" stroked="f">
+            <v:shape w14:anchorId="73B4EDD9" id="Text Box 50" o:spid="_x0000_s1046" type="#_x0000_t202" style="position:absolute;margin-left:-13.3pt;margin-top:-41.4pt;width:56.8pt;height:14.2pt;z-index:251671552;visibility:visible;mso-wrap-style:square;mso-width-percent:0;mso-height-percent:0;mso-wrap-distance-left:9pt;mso-wrap-distance-top:0;mso-wrap-distance-right:9pt;mso-wrap-distance-bottom:0;mso-position-horizontal:absolute;mso-position-horizontal-relative:text;mso-position-vertical:absolute;mso-position-vertical-relative:text;mso-width-percent:0;mso-height-percent:0;mso-width-relative:page;mso-height-relative:page;v-text-anchor:top" o:gfxdata="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" filled="f" stroked="f">
               <v:path arrowok="t"/>
               <v:textbox inset="0,0,0,0">
                 <w:txbxContent>
@@ -8317,7 +7805,7 @@
       <mc:AlternateContent>
         <mc:Choice Requires="wps">
           <w:drawing>
-            <wp:anchor distT="0" distB="0" distL="114300" distR="114300" simplePos="0" relativeHeight="251672576" behindDoc="0" locked="0" layoutInCell="1" allowOverlap="1" wp14:anchorId="3E2231AE">
+            <wp:anchor distT="0" distB="0" distL="114300" distR="114300" simplePos="0" relativeHeight="251672576" behindDoc="0" locked="0" layoutInCell="1" allowOverlap="1" wp14:anchorId="3E2231AE" wp14:editId="4CB895F5">
               <wp:simplePos x="0" y="0"/>
               <wp:positionH relativeFrom="column">
                 <wp:posOffset>-182880</wp:posOffset>
@@ -8472,7 +7960,7 @@
         </mc:Choice>
         <mc:Fallback>
           <w:pict>
-            <v:shape w14:anchorId="3E2231AE" id="Text Box 51" o:spid="_x0000_s1047" type="#_x0000_t202" style="position:absolute;margin-left:-14.4pt;margin-top:-26.95pt;width:56.8pt;height:14.2pt;z-index:251672576;visibility:visible;mso-wrap-style:square;mso-width-percent:0;mso-height-percent:0;mso-wrap-distance-left:9pt;mso-wrap-distance-top:0;mso-wrap-distance-right:9pt;mso-wrap-distance-bottom:0;mso-position-horizontal:absolute;mso-position-horizontal-relative:text;mso-position-vertical:absolute;mso-position-vertical-relative:text;mso-width-percent:0;mso-height-percent:0;mso-width-relative:page;mso-height-relative:page;v-text-anchor:top" o:gfxdata="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" filled="f" stroked="f">
+            <v:shape w14:anchorId="3E2231AE" id="Text Box 51" o:spid="_x0000_s1047" type="#_x0000_t202" style="position:absolute;margin-left:-14.4pt;margin-top:-26.95pt;width:56.8pt;height:14.2pt;z-index:251672576;visibility:visible;mso-wrap-style:square;mso-width-percent:0;mso-height-percent:0;mso-wrap-distance-left:9pt;mso-wrap-distance-top:0;mso-wrap-distance-right:9pt;mso-wrap-distance-bottom:0;mso-position-horizontal:absolute;mso-position-horizontal-relative:text;mso-position-vertical:absolute;mso-position-vertical-relative:text;mso-width-percent:0;mso-height-percent:0;mso-width-relative:page;mso-height-relative:page;v-text-anchor:top" o:gfxdata="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" filled="f" stroked="f">
               <v:path arrowok="t"/>
               <v:textbox inset="0,0,0,0">
                 <w:txbxContent>
@@ -8571,7 +8059,7 @@
       <mc:AlternateContent>
         <mc:Choice Requires="wps">
           <w:drawing>
-            <wp:anchor distT="0" distB="0" distL="114300" distR="114300" simplePos="0" relativeHeight="251674624" behindDoc="0" locked="0" layoutInCell="1" allowOverlap="1" wp14:anchorId="07C2A482">
+            <wp:anchor distT="0" distB="0" distL="114300" distR="114300" simplePos="0" relativeHeight="251674624" behindDoc="0" locked="0" layoutInCell="1" allowOverlap="1" wp14:anchorId="07C2A482" wp14:editId="605DABFF">
               <wp:simplePos x="0" y="0"/>
               <wp:positionH relativeFrom="column">
                 <wp:posOffset>537845</wp:posOffset>
@@ -8641,7 +8129,7 @@
         </mc:Choice>
         <mc:Fallback>
           <w:pict>
-            <v:shape w14:anchorId="07C2A482" id="Надпись 19" o:spid="_x0000_s1048" type="#_x0000_t202" style="position:absolute;margin-left:42.35pt;margin-top:-26.35pt;width:56.8pt;height:12.4pt;z-index:251674624;visibility:visible;mso-wrap-style:square;mso-width-percent:0;mso-height-percent:0;mso-wrap-distance-left:9pt;mso-wrap-distance-top:0;mso-wrap-distance-right:9pt;mso-wrap-distance-bottom:0;mso-position-horizontal:absolute;mso-position-horizontal-relative:text;mso-position-vertical:absolute;mso-position-vertical-relative:text;mso-width-percent:0;mso-height-percent:0;mso-width-relative:page;mso-height-relative:page;v-text-anchor:top" o:gfxdata="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" filled="f" stroked="f">
+            <v:shape w14:anchorId="07C2A482" id="Надпись 19" o:spid="_x0000_s1048" type="#_x0000_t202" style="position:absolute;margin-left:42.35pt;margin-top:-26.35pt;width:56.8pt;height:12.4pt;z-index:251674624;visibility:visible;mso-wrap-style:square;mso-width-percent:0;mso-height-percent:0;mso-wrap-distance-left:9pt;mso-wrap-distance-top:0;mso-wrap-distance-right:9pt;mso-wrap-distance-bottom:0;mso-position-horizontal:absolute;mso-position-horizontal-relative:text;mso-position-vertical:absolute;mso-position-vertical-relative:text;mso-width-percent:0;mso-height-percent:0;mso-width-relative:page;mso-height-relative:page;v-text-anchor:top" o:gfxdata="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" filled="f" stroked="f">
               <v:textbox inset="0,0,0,0">
                 <w:txbxContent>
                   <w:p>
@@ -8673,7 +8161,7 @@
       <mc:AlternateContent>
         <mc:Choice Requires="wps">
           <w:drawing>
-            <wp:anchor distT="0" distB="0" distL="114300" distR="114300" simplePos="0" relativeHeight="251681792" behindDoc="0" locked="0" layoutInCell="1" allowOverlap="1" wp14:anchorId="02417628">
+            <wp:anchor distT="0" distB="0" distL="114300" distR="114300" simplePos="0" relativeHeight="251681792" behindDoc="0" locked="0" layoutInCell="1" allowOverlap="1" wp14:anchorId="02417628" wp14:editId="049C473B">
               <wp:simplePos x="0" y="0"/>
               <wp:positionH relativeFrom="column">
                 <wp:posOffset>2157730</wp:posOffset>
@@ -8742,15 +8230,7 @@
                               <w:sz w:val="28"/>
                               <w:szCs w:val="28"/>
                             </w:rPr>
-                            <w:t>УП 5-04-0612-</w:t>
-                          </w:r>
-                          <w:proofErr w:type="gramStart"/>
-                          <w:r>
-                            <w:rPr>
-                              <w:sz w:val="28"/>
-                              <w:szCs w:val="28"/>
-                            </w:rPr>
-                            <w:t>02.4</w:t>
+                            <w:t>УП 5-04-0612-02.4</w:t>
                           </w:r>
                           <w:r>
                             <w:rPr>
@@ -8771,15 +8251,7 @@
                               <w:sz w:val="28"/>
                               <w:szCs w:val="28"/>
                             </w:rPr>
-                            <w:t>М</w:t>
-                          </w:r>
-                          <w:proofErr w:type="gramEnd"/>
-                          <w:r>
-                            <w:rPr>
-                              <w:sz w:val="28"/>
-                              <w:szCs w:val="28"/>
-                            </w:rPr>
-                            <w:t>-134</w:t>
+                            <w:t>М-134</w:t>
                           </w:r>
                           <w:r>
                             <w:rPr>
@@ -8793,7 +8265,21 @@
                               <w:sz w:val="28"/>
                               <w:szCs w:val="28"/>
                             </w:rPr>
-                            <w:t>25.</w:t>
+                            <w:t>2</w:t>
+                          </w:r>
+                          <w:r>
+                            <w:rPr>
+                              <w:sz w:val="28"/>
+                              <w:szCs w:val="28"/>
+                            </w:rPr>
+                            <w:t>6</w:t>
+                          </w:r>
+                          <w:r>
+                            <w:rPr>
+                              <w:sz w:val="28"/>
+                              <w:szCs w:val="28"/>
+                            </w:rPr>
+                            <w:t>.</w:t>
                           </w:r>
                           <w:r>
                             <w:rPr>
@@ -8841,7 +8327,7 @@
         </mc:Choice>
         <mc:Fallback>
           <w:pict>
-            <v:shape w14:anchorId="02417628" id="Text Box 103" o:spid="_x0000_s1049" type="#_x0000_t202" style="position:absolute;margin-left:169.9pt;margin-top:-69.25pt;width:340.8pt;height:28.4pt;z-index:251681792;visibility:visible;mso-wrap-style:square;mso-width-percent:0;mso-height-percent:0;mso-wrap-distance-left:9pt;mso-wrap-distance-top:0;mso-wrap-distance-right:9pt;mso-wrap-distance-bottom:0;mso-position-horizontal:absolute;mso-position-horizontal-relative:text;mso-position-vertical:absolute;mso-position-vertical-relative:text;mso-width-percent:0;mso-height-percent:0;mso-width-relative:page;mso-height-relative:page;v-text-anchor:top" o:gfxdata="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" filled="f" stroked="f">
+            <v:shape w14:anchorId="02417628" id="Text Box 103" o:spid="_x0000_s1049" type="#_x0000_t202" style="position:absolute;margin-left:169.9pt;margin-top:-69.25pt;width:340.8pt;height:28.4pt;z-index:251681792;visibility:visible;mso-wrap-style:square;mso-width-percent:0;mso-height-percent:0;mso-wrap-distance-left:9pt;mso-wrap-distance-top:0;mso-wrap-distance-right:9pt;mso-wrap-distance-bottom:0;mso-position-horizontal:absolute;mso-position-horizontal-relative:text;mso-position-vertical:absolute;mso-position-vertical-relative:text;mso-width-percent:0;mso-height-percent:0;mso-width-relative:page;mso-height-relative:page;v-text-anchor:top" o:gfxdata="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" filled="f" stroked="f">
               <v:path arrowok="t"/>
               <v:textbox inset="0,0,0,0">
                 <w:txbxContent>
@@ -8859,15 +8345,7 @@
                         <w:sz w:val="28"/>
                         <w:szCs w:val="28"/>
                       </w:rPr>
-                      <w:t>УП 5-04-0612-</w:t>
-                    </w:r>
-                    <w:proofErr w:type="gramStart"/>
-                    <w:r>
-                      <w:rPr>
-                        <w:sz w:val="28"/>
-                        <w:szCs w:val="28"/>
-                      </w:rPr>
-                      <w:t>02.4</w:t>
+                      <w:t>УП 5-04-0612-02.4</w:t>
                     </w:r>
                     <w:r>
                       <w:rPr>
@@ -8888,15 +8366,7 @@
                         <w:sz w:val="28"/>
                         <w:szCs w:val="28"/>
                       </w:rPr>
-                      <w:t>М</w:t>
-                    </w:r>
-                    <w:proofErr w:type="gramEnd"/>
-                    <w:r>
-                      <w:rPr>
-                        <w:sz w:val="28"/>
-                        <w:szCs w:val="28"/>
-                      </w:rPr>
-                      <w:t>-134</w:t>
+                      <w:t>М-134</w:t>
                     </w:r>
                     <w:r>
                       <w:rPr>
@@ -8910,7 +8380,21 @@
                         <w:sz w:val="28"/>
                         <w:szCs w:val="28"/>
                       </w:rPr>
-                      <w:t>25.</w:t>
+                      <w:t>2</w:t>
+                    </w:r>
+                    <w:r>
+                      <w:rPr>
+                        <w:sz w:val="28"/>
+                        <w:szCs w:val="28"/>
+                      </w:rPr>
+                      <w:t>6</w:t>
+                    </w:r>
+                    <w:r>
+                      <w:rPr>
+                        <w:sz w:val="28"/>
+                        <w:szCs w:val="28"/>
+                      </w:rPr>
+                      <w:t>.</w:t>
                     </w:r>
                     <w:r>
                       <w:rPr>
@@ -8953,7 +8437,7 @@
       <mc:AlternateContent>
         <mc:Choice Requires="wps">
           <w:drawing>
-            <wp:anchor distT="0" distB="0" distL="114300" distR="114300" simplePos="0" relativeHeight="251663360" behindDoc="0" locked="0" layoutInCell="1" allowOverlap="1" wp14:anchorId="58590639">
+            <wp:anchor distT="0" distB="0" distL="114300" distR="114300" simplePos="0" relativeHeight="251663360" behindDoc="0" locked="0" layoutInCell="1" allowOverlap="1" wp14:anchorId="58590639" wp14:editId="7A6563FE">
               <wp:simplePos x="0" y="0"/>
               <wp:positionH relativeFrom="column">
                 <wp:posOffset>4668520</wp:posOffset>
@@ -9026,7 +8510,7 @@
         </mc:Choice>
         <mc:Fallback>
           <w:pict>
-            <v:shape w14:anchorId="58590639" id="Надпись 18" o:spid="_x0000_s1050" type="#_x0000_t202" style="position:absolute;margin-left:367.6pt;margin-top:-40.05pt;width:42.8pt;height:12.8pt;z-index:251663360;visibility:visible;mso-wrap-style:square;mso-width-percent:0;mso-height-percent:0;mso-wrap-distance-left:9pt;mso-wrap-distance-top:0;mso-wrap-distance-right:9pt;mso-wrap-distance-bottom:0;mso-position-horizontal:absolute;mso-position-horizontal-relative:text;mso-position-vertical:absolute;mso-position-vertical-relative:text;mso-width-percent:0;mso-height-percent:0;mso-width-relative:page;mso-height-relative:page;v-text-anchor:top" o:gfxdata="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" filled="f" stroked="f">
+            <v:shape w14:anchorId="58590639" id="Надпись 18" o:spid="_x0000_s1050" type="#_x0000_t202" style="position:absolute;margin-left:367.6pt;margin-top:-40.05pt;width:42.8pt;height:12.8pt;z-index:251663360;visibility:visible;mso-wrap-style:square;mso-width-percent:0;mso-height-percent:0;mso-wrap-distance-left:9pt;mso-wrap-distance-top:0;mso-wrap-distance-right:9pt;mso-wrap-distance-bottom:0;mso-position-horizontal:absolute;mso-position-horizontal-relative:text;mso-position-vertical:absolute;mso-position-vertical-relative:text;mso-width-percent:0;mso-height-percent:0;mso-width-relative:page;mso-height-relative:page;v-text-anchor:top" o:gfxdata="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" filled="f" stroked="f">
               <v:textbox inset="0,0,0,0">
                 <w:txbxContent>
                   <w:p>
@@ -9061,7 +8545,7 @@
       <mc:AlternateContent>
         <mc:Choice Requires="wps">
           <w:drawing>
-            <wp:anchor distT="0" distB="0" distL="114300" distR="114300" simplePos="0" relativeHeight="251664384" behindDoc="0" locked="0" layoutInCell="1" allowOverlap="1" wp14:anchorId="2F0474E2">
+            <wp:anchor distT="0" distB="0" distL="114300" distR="114300" simplePos="0" relativeHeight="251664384" behindDoc="0" locked="0" layoutInCell="1" allowOverlap="1" wp14:anchorId="2F0474E2" wp14:editId="1EBA0501">
               <wp:simplePos x="0" y="0"/>
               <wp:positionH relativeFrom="column">
                 <wp:posOffset>5230495</wp:posOffset>
@@ -9134,7 +8618,7 @@
         </mc:Choice>
         <mc:Fallback>
           <w:pict>
-            <v:shape w14:anchorId="2F0474E2" id="Надпись 17" o:spid="_x0000_s1051" type="#_x0000_t202" style="position:absolute;margin-left:411.85pt;margin-top:-40.3pt;width:41.35pt;height:13pt;z-index:251664384;visibility:visible;mso-wrap-style:square;mso-width-percent:0;mso-height-percent:0;mso-wrap-distance-left:9pt;mso-wrap-distance-top:0;mso-wrap-distance-right:9pt;mso-wrap-distance-bottom:0;mso-position-horizontal:absolute;mso-position-horizontal-relative:text;mso-position-vertical:absolute;mso-position-vertical-relative:text;mso-width-percent:0;mso-height-percent:0;mso-width-relative:page;mso-height-relative:page;v-text-anchor:top" o:gfxdata="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" filled="f" stroked="f">
+            <v:shape w14:anchorId="2F0474E2" id="Надпись 17" o:spid="_x0000_s1051" type="#_x0000_t202" style="position:absolute;margin-left:411.85pt;margin-top:-40.3pt;width:41.35pt;height:13pt;z-index:251664384;visibility:visible;mso-wrap-style:square;mso-width-percent:0;mso-height-percent:0;mso-wrap-distance-left:9pt;mso-wrap-distance-top:0;mso-wrap-distance-right:9pt;mso-wrap-distance-bottom:0;mso-position-horizontal:absolute;mso-position-horizontal-relative:text;mso-position-vertical:absolute;mso-position-vertical-relative:text;mso-width-percent:0;mso-height-percent:0;mso-width-relative:page;mso-height-relative:page;v-text-anchor:top" o:gfxdata="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" filled="f" stroked="f">
               <v:textbox inset="0,0,0,0">
                 <w:txbxContent>
                   <w:p>
@@ -9169,7 +8653,7 @@
       <mc:AlternateContent>
         <mc:Choice Requires="wps">
           <w:drawing>
-            <wp:anchor distT="0" distB="0" distL="114300" distR="114300" simplePos="0" relativeHeight="251665408" behindDoc="0" locked="0" layoutInCell="1" allowOverlap="1" wp14:anchorId="296285C9">
+            <wp:anchor distT="0" distB="0" distL="114300" distR="114300" simplePos="0" relativeHeight="251665408" behindDoc="0" locked="0" layoutInCell="1" allowOverlap="1" wp14:anchorId="296285C9" wp14:editId="615EC968">
               <wp:simplePos x="0" y="0"/>
               <wp:positionH relativeFrom="column">
                 <wp:posOffset>5775325</wp:posOffset>
@@ -9261,7 +8745,7 @@
         </mc:Choice>
         <mc:Fallback>
           <w:pict>
-            <v:shape w14:anchorId="296285C9" id="Text Box 41" o:spid="_x0000_s1052" type="#_x0000_t202" style="position:absolute;margin-left:454.75pt;margin-top:-39.95pt;width:54.8pt;height:12.4pt;z-index:251665408;visibility:visible;mso-wrap-style:square;mso-width-percent:0;mso-height-percent:0;mso-wrap-distance-left:9pt;mso-wrap-distance-top:0;mso-wrap-distance-right:9pt;mso-wrap-distance-bottom:0;mso-position-horizontal:absolute;mso-position-horizontal-relative:text;mso-position-vertical:absolute;mso-position-vertical-relative:text;mso-width-percent:0;mso-height-percent:0;mso-width-relative:page;mso-height-relative:page;v-text-anchor:top" o:gfxdata="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" filled="f" stroked="f">
+            <v:shape w14:anchorId="296285C9" id="Text Box 41" o:spid="_x0000_s1052" type="#_x0000_t202" style="position:absolute;margin-left:454.75pt;margin-top:-39.95pt;width:54.8pt;height:12.4pt;z-index:251665408;visibility:visible;mso-wrap-style:square;mso-width-percent:0;mso-height-percent:0;mso-wrap-distance-left:9pt;mso-wrap-distance-top:0;mso-wrap-distance-right:9pt;mso-wrap-distance-bottom:0;mso-position-horizontal:absolute;mso-position-horizontal-relative:text;mso-position-vertical:absolute;mso-position-vertical-relative:text;mso-width-percent:0;mso-height-percent:0;mso-width-relative:page;mso-height-relative:page;v-text-anchor:top" o:gfxdata="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" filled="f" stroked="f">
               <v:path arrowok="t"/>
               <v:textbox inset="0,0,0,0">
                 <w:txbxContent>
@@ -9297,7 +8781,7 @@
       <mc:AlternateContent>
         <mc:Choice Requires="wps">
           <w:drawing>
-            <wp:anchor distT="0" distB="0" distL="114300" distR="114300" simplePos="0" relativeHeight="251662336" behindDoc="0" locked="0" layoutInCell="1" allowOverlap="1" wp14:anchorId="31FDEF5C">
+            <wp:anchor distT="0" distB="0" distL="114300" distR="114300" simplePos="0" relativeHeight="251662336" behindDoc="0" locked="0" layoutInCell="1" allowOverlap="1" wp14:anchorId="31FDEF5C" wp14:editId="0C619704">
               <wp:simplePos x="0" y="0"/>
               <wp:positionH relativeFrom="column">
                 <wp:posOffset>4700270</wp:posOffset>
@@ -9376,7 +8860,7 @@
         </mc:Choice>
         <mc:Fallback>
           <w:pict>
-            <v:shape w14:anchorId="31FDEF5C" id="Надпись 16" o:spid="_x0000_s1053" type="#_x0000_t202" style="position:absolute;margin-left:370.1pt;margin-top:1.4pt;width:142pt;height:28.4pt;z-index:251662336;visibility:visible;mso-wrap-style:square;mso-width-percent:0;mso-height-percent:0;mso-wrap-distance-left:9pt;mso-wrap-distance-top:0;mso-wrap-distance-right:9pt;mso-wrap-distance-bottom:0;mso-position-horizontal:absolute;mso-position-horizontal-relative:text;mso-position-vertical:absolute;mso-position-vertical-relative:text;mso-width-percent:0;mso-height-percent:0;mso-width-relative:page;mso-height-relative:page;v-text-anchor:top" o:gfxdata="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" filled="f" stroked="f">
+            <v:shape w14:anchorId="31FDEF5C" id="Надпись 16" o:spid="_x0000_s1053" type="#_x0000_t202" style="position:absolute;margin-left:370.1pt;margin-top:1.4pt;width:142pt;height:28.4pt;z-index:251662336;visibility:visible;mso-wrap-style:square;mso-width-percent:0;mso-height-percent:0;mso-wrap-distance-left:9pt;mso-wrap-distance-top:0;mso-wrap-distance-right:9pt;mso-wrap-distance-bottom:0;mso-position-horizontal:absolute;mso-position-horizontal-relative:text;mso-position-vertical:absolute;mso-position-vertical-relative:text;mso-width-percent:0;mso-height-percent:0;mso-width-relative:page;mso-height-relative:page;v-text-anchor:top" o:gfxdata="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" filled="f" stroked="f">
               <v:textbox inset="0,0,0,0">
                 <w:txbxContent>
                   <w:p>
@@ -9417,7 +8901,7 @@
       <mc:AlternateContent>
         <mc:Choice Requires="wps">
           <w:drawing>
-            <wp:anchor distT="0" distB="0" distL="114300" distR="114300" simplePos="0" relativeHeight="251667456" behindDoc="0" locked="0" layoutInCell="1" allowOverlap="1" wp14:anchorId="01DEEB84">
+            <wp:anchor distT="0" distB="0" distL="114300" distR="114300" simplePos="0" relativeHeight="251667456" behindDoc="0" locked="0" layoutInCell="1" allowOverlap="1" wp14:anchorId="01DEEB84" wp14:editId="16EB2E13">
               <wp:simplePos x="0" y="0"/>
               <wp:positionH relativeFrom="column">
                 <wp:posOffset>-183515</wp:posOffset>
@@ -9519,7 +9003,7 @@
         </mc:Choice>
         <mc:Fallback>
           <w:pict>
-            <v:shape w14:anchorId="01DEEB84" id="Text Box 46" o:spid="_x0000_s1054" type="#_x0000_t202" style="position:absolute;margin-left:-14.45pt;margin-top:-54.15pt;width:28.4pt;height:12.2pt;z-index:251667456;visibility:visible;mso-wrap-style:square;mso-width-percent:0;mso-height-percent:0;mso-wrap-distance-left:9pt;mso-wrap-distance-top:0;mso-wrap-distance-right:9pt;mso-wrap-distance-bottom:0;mso-position-horizontal:absolute;mso-position-horizontal-relative:text;mso-position-vertical:absolute;mso-position-vertical-relative:text;mso-width-percent:0;mso-height-percent:0;mso-width-relative:page;mso-height-relative:page;v-text-anchor:top" o:gfxdata="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" filled="f" stroked="f">
+            <v:shape w14:anchorId="01DEEB84" id="Text Box 46" o:spid="_x0000_s1054" type="#_x0000_t202" style="position:absolute;margin-left:-14.45pt;margin-top:-54.15pt;width:28.4pt;height:12.2pt;z-index:251667456;visibility:visible;mso-wrap-style:square;mso-width-percent:0;mso-height-percent:0;mso-wrap-distance-left:9pt;mso-wrap-distance-top:0;mso-wrap-distance-right:9pt;mso-wrap-distance-bottom:0;mso-position-horizontal:absolute;mso-position-horizontal-relative:text;mso-position-vertical:absolute;mso-position-vertical-relative:text;mso-width-percent:0;mso-height-percent:0;mso-width-relative:page;mso-height-relative:page;v-text-anchor:top" o:gfxdata="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" filled="f" stroked="f">
               <v:path arrowok="t"/>
               <v:textbox inset="0,0,0,0">
                 <w:txbxContent>
@@ -9565,7 +9049,7 @@
       <mc:AlternateContent>
         <mc:Choice Requires="wps">
           <w:drawing>
-            <wp:anchor distT="0" distB="0" distL="114300" distR="114300" simplePos="0" relativeHeight="251669504" behindDoc="0" locked="0" layoutInCell="1" allowOverlap="1" wp14:anchorId="08D57D2D">
+            <wp:anchor distT="0" distB="0" distL="114300" distR="114300" simplePos="0" relativeHeight="251669504" behindDoc="0" locked="0" layoutInCell="1" allowOverlap="1" wp14:anchorId="08D57D2D" wp14:editId="57535C87">
               <wp:simplePos x="0" y="0"/>
               <wp:positionH relativeFrom="column">
                 <wp:posOffset>1270000</wp:posOffset>
@@ -9648,7 +9132,7 @@
         </mc:Choice>
         <mc:Fallback>
           <w:pict>
-            <v:shape w14:anchorId="08D57D2D" id="Надпись 15" o:spid="_x0000_s1055" type="#_x0000_t202" style="position:absolute;margin-left:100pt;margin-top:-54.5pt;width:40.55pt;height:12.9pt;z-index:251669504;visibility:visible;mso-wrap-style:square;mso-width-percent:0;mso-height-percent:0;mso-wrap-distance-left:9pt;mso-wrap-distance-top:0;mso-wrap-distance-right:9pt;mso-wrap-distance-bottom:0;mso-position-horizontal:absolute;mso-position-horizontal-relative:text;mso-position-vertical:absolute;mso-position-vertical-relative:text;mso-width-percent:0;mso-height-percent:0;mso-width-relative:page;mso-height-relative:page;v-text-anchor:top" o:gfxdata="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" filled="f" stroked="f">
+            <v:shape w14:anchorId="08D57D2D" id="Надпись 15" o:spid="_x0000_s1055" type="#_x0000_t202" style="position:absolute;margin-left:100pt;margin-top:-54.5pt;width:40.55pt;height:12.9pt;z-index:251669504;visibility:visible;mso-wrap-style:square;mso-width-percent:0;mso-height-percent:0;mso-wrap-distance-left:9pt;mso-wrap-distance-top:0;mso-wrap-distance-right:9pt;mso-wrap-distance-bottom:0;mso-position-horizontal:absolute;mso-position-horizontal-relative:text;mso-position-vertical:absolute;mso-position-vertical-relative:text;mso-width-percent:0;mso-height-percent:0;mso-width-relative:page;mso-height-relative:page;v-text-anchor:top" o:gfxdata="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" filled="f" stroked="f">
               <v:textbox inset="0,0,0,0">
                 <w:txbxContent>
                   <w:p>
@@ -9693,7 +9177,7 @@
       <mc:AlternateContent>
         <mc:Choice Requires="wps">
           <w:drawing>
-            <wp:anchor distT="0" distB="0" distL="114300" distR="114300" simplePos="0" relativeHeight="251670528" behindDoc="0" locked="0" layoutInCell="1" allowOverlap="1" wp14:anchorId="42D1EA30">
+            <wp:anchor distT="0" distB="0" distL="114300" distR="114300" simplePos="0" relativeHeight="251670528" behindDoc="0" locked="0" layoutInCell="1" allowOverlap="1" wp14:anchorId="42D1EA30" wp14:editId="341187C7">
               <wp:simplePos x="0" y="0"/>
               <wp:positionH relativeFrom="column">
                 <wp:posOffset>1804035</wp:posOffset>
@@ -9766,7 +9250,7 @@
         </mc:Choice>
         <mc:Fallback>
           <w:pict>
-            <v:shape w14:anchorId="42D1EA30" id="Надпись 14" o:spid="_x0000_s1056" type="#_x0000_t202" style="position:absolute;margin-left:142.05pt;margin-top:-54.15pt;width:28.4pt;height:12.6pt;z-index:251670528;visibility:visible;mso-wrap-style:square;mso-width-percent:0;mso-height-percent:0;mso-wrap-distance-left:9pt;mso-wrap-distance-top:0;mso-wrap-distance-right:9pt;mso-wrap-distance-bottom:0;mso-position-horizontal:absolute;mso-position-horizontal-relative:text;mso-position-vertical:absolute;mso-position-vertical-relative:text;mso-width-percent:0;mso-height-percent:0;mso-width-relative:page;mso-height-relative:page;v-text-anchor:top" o:gfxdata="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" filled="f" stroked="f">
+            <v:shape w14:anchorId="42D1EA30" id="Надпись 14" o:spid="_x0000_s1056" type="#_x0000_t202" style="position:absolute;margin-left:142.05pt;margin-top:-54.15pt;width:28.4pt;height:12.6pt;z-index:251670528;visibility:visible;mso-wrap-style:square;mso-width-percent:0;mso-height-percent:0;mso-wrap-distance-left:9pt;mso-wrap-distance-top:0;mso-wrap-distance-right:9pt;mso-wrap-distance-bottom:0;mso-position-horizontal:absolute;mso-position-horizontal-relative:text;mso-position-vertical:absolute;mso-position-vertical-relative:text;mso-width-percent:0;mso-height-percent:0;mso-width-relative:page;mso-height-relative:page;v-text-anchor:top" o:gfxdata="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" filled="f" stroked="f">
               <v:textbox inset="0,0,0,0">
                 <w:txbxContent>
                   <w:p>
@@ -9801,7 +9285,7 @@
       <mc:AlternateContent>
         <mc:Choice Requires="wps">
           <w:drawing>
-            <wp:anchor distT="0" distB="0" distL="114300" distR="114300" simplePos="0" relativeHeight="251676672" behindDoc="0" locked="0" layoutInCell="1" allowOverlap="1" wp14:anchorId="262C7A98">
+            <wp:anchor distT="0" distB="0" distL="114300" distR="114300" simplePos="0" relativeHeight="251676672" behindDoc="0" locked="0" layoutInCell="1" allowOverlap="1" wp14:anchorId="262C7A98" wp14:editId="1F92A3E1">
               <wp:simplePos x="0" y="0"/>
               <wp:positionH relativeFrom="page">
                 <wp:posOffset>720090</wp:posOffset>
@@ -9862,7 +9346,7 @@
         </mc:Choice>
         <mc:Fallback>
           <w:pict>
-            <v:line w14:anchorId="6FF523CD" id="Line 82" o:spid="_x0000_s1026" style="position:absolute;z-index:251676672;visibility:visible;mso-wrap-style:square;mso-width-percent:0;mso-height-percent:0;mso-wrap-distance-left:9pt;mso-wrap-distance-top:0;mso-wrap-distance-right:9pt;mso-wrap-distance-bottom:0;mso-position-horizontal:absolute;mso-position-horizontal-relative:page;mso-position-vertical:absolute;mso-position-vertical-relative:page;mso-width-percent:0;mso-height-percent:0;mso-width-relative:page;mso-height-relative:page" from="56.7pt,781.85pt" to="240.95pt,781.85pt" o:gfxdata="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">
+            <v:line w14:anchorId="6FF523CD" id="Line 82" o:spid="_x0000_s1026" style="position:absolute;z-index:251676672;visibility:visible;mso-wrap-style:square;mso-width-percent:0;mso-height-percent:0;mso-wrap-distance-left:9pt;mso-wrap-distance-top:0;mso-wrap-distance-right:9pt;mso-wrap-distance-bottom:0;mso-position-horizontal:absolute;mso-position-horizontal-relative:page;mso-position-vertical:absolute;mso-position-vertical-relative:page;mso-width-percent:0;mso-height-percent:0;mso-width-relative:page;mso-height-relative:page" from="56.7pt,781.85pt" to="240.95pt,781.85pt" o:gfxdata="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">
               <o:lock v:ext="edit" shapetype="f"/>
               <w10:wrap anchorx="page" anchory="page"/>
             </v:line>
@@ -9877,7 +9361,7 @@
       <mc:AlternateContent>
         <mc:Choice Requires="wps">
           <w:drawing>
-            <wp:anchor distT="4294967295" distB="4294967295" distL="114300" distR="114300" simplePos="0" relativeHeight="251675648" behindDoc="0" locked="0" layoutInCell="1" allowOverlap="1" wp14:anchorId="3BF60787">
+            <wp:anchor distT="4294967295" distB="4294967295" distL="114300" distR="114300" simplePos="0" relativeHeight="251675648" behindDoc="0" locked="0" layoutInCell="1" allowOverlap="1" wp14:anchorId="3BF60787" wp14:editId="57A5A642">
               <wp:simplePos x="0" y="0"/>
               <wp:positionH relativeFrom="page">
                 <wp:posOffset>5579745</wp:posOffset>
@@ -9931,7 +9415,7 @@
         </mc:Choice>
         <mc:Fallback>
           <w:pict>
-            <v:line w14:anchorId="0462D929" id="Прямая соединительная линия 13" o:spid="_x0000_s1026" style="position:absolute;z-index:251675648;visibility:visible;mso-wrap-style:square;mso-width-percent:0;mso-height-percent:0;mso-wrap-distance-left:9pt;mso-wrap-distance-top:.mm;mso-wrap-distance-right:9pt;mso-wrap-distance-bottom:.mm;mso-position-horizontal:absolute;mso-position-horizontal-relative:page;mso-position-vertical:absolute;mso-position-vertical-relative:page;mso-width-percent:0;mso-height-percent:0;mso-width-relative:page;mso-height-relative:page" from="439.35pt,781.85pt" to="581.1pt,781.85pt" o:gfxdata="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" strokeweight="1.5pt">
+            <v:line w14:anchorId="0462D929" id="Прямая соединительная линия 13" o:spid="_x0000_s1026" style="position:absolute;z-index:251675648;visibility:visible;mso-wrap-style:square;mso-width-percent:0;mso-height-percent:0;mso-wrap-distance-left:9pt;mso-wrap-distance-top:.mm;mso-wrap-distance-right:9pt;mso-wrap-distance-bottom:.mm;mso-position-horizontal:absolute;mso-position-horizontal-relative:page;mso-position-vertical:absolute;mso-position-vertical-relative:page;mso-width-percent:0;mso-height-percent:0;mso-width-relative:page;mso-height-relative:page" from="439.35pt,781.85pt" to="581.1pt,781.85pt" o:gfxdata="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" strokeweight="1.5pt">
               <o:lock v:ext="edit" shapetype="f"/>
               <w10:wrap anchorx="page" anchory="page"/>
             </v:line>
@@ -9946,7 +9430,7 @@
       <mc:AlternateContent>
         <mc:Choice Requires="wps">
           <w:drawing>
-            <wp:anchor distT="0" distB="0" distL="114300" distR="114300" simplePos="0" relativeHeight="251661312" behindDoc="0" locked="0" layoutInCell="1" allowOverlap="1" wp14:anchorId="355408BC">
+            <wp:anchor distT="0" distB="0" distL="114300" distR="114300" simplePos="0" relativeHeight="251661312" behindDoc="0" locked="0" layoutInCell="1" allowOverlap="1" wp14:anchorId="355408BC" wp14:editId="08E822AC">
               <wp:simplePos x="0" y="0"/>
               <wp:positionH relativeFrom="column">
                 <wp:posOffset>2101215</wp:posOffset>
@@ -10008,7 +9492,7 @@
         </mc:Choice>
         <mc:Fallback>
           <w:pict>
-            <v:shape w14:anchorId="355408BC" id="Надпись 12" o:spid="_x0000_s1057" type="#_x0000_t202" style="position:absolute;margin-left:165.45pt;margin-top:-85.1pt;width:321.65pt;height:11.5pt;z-index:251661312;visibility:visible;mso-wrap-style:square;mso-width-percent:0;mso-height-percent:0;mso-wrap-distance-left:9pt;mso-wrap-distance-top:0;mso-wrap-distance-right:9pt;mso-wrap-distance-bottom:0;mso-position-horizontal:absolute;mso-position-horizontal-relative:text;mso-position-vertical:absolute;mso-position-vertical-relative:text;mso-width-percent:0;mso-height-percent:0;mso-width-relative:page;mso-height-relative:page;v-text-anchor:top" o:gfxdata="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" filled="f" stroked="f">
+            <v:shape w14:anchorId="355408BC" id="Надпись 12" o:spid="_x0000_s1057" type="#_x0000_t202" style="position:absolute;margin-left:165.45pt;margin-top:-85.1pt;width:321.65pt;height:11.5pt;z-index:251661312;visibility:visible;mso-wrap-style:square;mso-width-percent:0;mso-height-percent:0;mso-wrap-distance-left:9pt;mso-wrap-distance-top:0;mso-wrap-distance-right:9pt;mso-wrap-distance-bottom:0;mso-position-horizontal:absolute;mso-position-horizontal-relative:text;mso-position-vertical:absolute;mso-position-vertical-relative:text;mso-width-percent:0;mso-height-percent:0;mso-width-relative:page;mso-height-relative:page;v-text-anchor:top" o:gfxdata="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" filled="f" stroked="f">
               <v:textbox style="mso-fit-shape-to-text:t" inset="0,0,0,0">
                 <w:txbxContent>
                   <w:p>
@@ -10032,7 +9516,7 @@
       <mc:AlternateContent>
         <mc:Choice Requires="wps">
           <w:drawing>
-            <wp:anchor distT="4294967295" distB="4294967295" distL="114300" distR="114300" simplePos="0" relativeHeight="251660288" behindDoc="0" locked="0" layoutInCell="1" allowOverlap="1" wp14:anchorId="1E55D120">
+            <wp:anchor distT="4294967295" distB="4294967295" distL="114300" distR="114300" simplePos="0" relativeHeight="251660288" behindDoc="0" locked="0" layoutInCell="1" allowOverlap="1" wp14:anchorId="1E55D120" wp14:editId="4C86DB27">
               <wp:simplePos x="0" y="0"/>
               <wp:positionH relativeFrom="page">
                 <wp:posOffset>5578475</wp:posOffset>
@@ -10086,7 +9570,7 @@
         </mc:Choice>
         <mc:Fallback>
           <w:pict>
-            <v:line w14:anchorId="18E302E0" id="Прямая соединительная линия 11" o:spid="_x0000_s1026" style="position:absolute;z-index:251660288;visibility:visible;mso-wrap-style:square;mso-width-percent:0;mso-height-percent:0;mso-wrap-distance-left:9pt;mso-wrap-distance-top:.mm;mso-wrap-distance-right:9pt;mso-wrap-distance-bottom:.mm;mso-position-horizontal:absolute;mso-position-horizontal-relative:page;mso-position-vertical:absolute;mso-position-vertical-relative:page;mso-width-percent:0;mso-height-percent:0;mso-width-relative:page;mso-height-relative:page" from="439.25pt,767.7pt" to="581pt,767.7pt" o:gfxdata="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" strokeweight="1.5pt">
+            <v:line w14:anchorId="18E302E0" id="Прямая соединительная линия 11" o:spid="_x0000_s1026" style="position:absolute;z-index:251660288;visibility:visible;mso-wrap-style:square;mso-width-percent:0;mso-height-percent:0;mso-wrap-distance-left:9pt;mso-wrap-distance-top:.mm;mso-wrap-distance-right:9pt;mso-wrap-distance-bottom:.mm;mso-position-horizontal:absolute;mso-position-horizontal-relative:page;mso-position-vertical:absolute;mso-position-vertical-relative:page;mso-width-percent:0;mso-height-percent:0;mso-width-relative:page;mso-height-relative:page" from="439.25pt,767.7pt" to="581pt,767.7pt" o:gfxdata="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" strokeweight="1.5pt">
               <o:lock v:ext="edit" shapetype="f"/>
               <w10:wrap anchorx="page" anchory="page"/>
             </v:line>
@@ -10101,7 +9585,7 @@
       <mc:AlternateContent>
         <mc:Choice Requires="wps">
           <w:drawing>
-            <wp:anchor distT="0" distB="0" distL="114299" distR="114299" simplePos="0" relativeHeight="251659264" behindDoc="0" locked="0" layoutInCell="1" allowOverlap="1" wp14:anchorId="7D2A505C">
+            <wp:anchor distT="0" distB="0" distL="114299" distR="114299" simplePos="0" relativeHeight="251659264" behindDoc="0" locked="0" layoutInCell="1" allowOverlap="1" wp14:anchorId="7D2A505C" wp14:editId="6C92499F">
               <wp:simplePos x="0" y="0"/>
               <wp:positionH relativeFrom="page">
                 <wp:posOffset>6658610</wp:posOffset>
@@ -10162,7 +9646,7 @@
         </mc:Choice>
         <mc:Fallback>
           <w:pict>
-            <v:line w14:anchorId="29F3B6A0" id="Line 26" o:spid="_x0000_s1026" style="position:absolute;z-index:251659264;visibility:visible;mso-wrap-style:square;mso-width-percent:0;mso-height-percent:0;mso-wrap-distance-left:3.17497mm;mso-wrap-distance-top:0;mso-wrap-distance-right:3.17497mm;mso-wrap-distance-bottom:0;mso-position-horizontal:absolute;mso-position-horizontal-relative:page;mso-position-vertical:absolute;mso-position-vertical-relative:page;mso-width-percent:0;mso-height-percent:0;mso-width-relative:page;mso-height-relative:page" from="524.3pt,753.55pt" to="524.3pt,781.9pt" o:gfxdata="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" strokeweight="1.5pt">
+            <v:line w14:anchorId="29F3B6A0" id="Line 26" o:spid="_x0000_s1026" style="position:absolute;z-index:251659264;visibility:visible;mso-wrap-style:square;mso-width-percent:0;mso-height-percent:0;mso-wrap-distance-left:3.17497mm;mso-wrap-distance-top:0;mso-wrap-distance-right:3.17497mm;mso-wrap-distance-bottom:0;mso-position-horizontal:absolute;mso-position-horizontal-relative:page;mso-position-vertical:absolute;mso-position-vertical-relative:page;mso-width-percent:0;mso-height-percent:0;mso-width-relative:page;mso-height-relative:page" from="524.3pt,753.55pt" to="524.3pt,781.9pt" o:gfxdata="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" strokeweight="1.5pt">
               <o:lock v:ext="edit" shapetype="f"/>
               <w10:wrap anchorx="page" anchory="page"/>
             </v:line>
@@ -10177,7 +9661,7 @@
       <mc:AlternateContent>
         <mc:Choice Requires="wps">
           <w:drawing>
-            <wp:anchor distT="0" distB="0" distL="114298" distR="114298" simplePos="0" relativeHeight="251657216" behindDoc="0" locked="0" layoutInCell="1" allowOverlap="1" wp14:anchorId="515C2F56">
+            <wp:anchor distT="0" distB="0" distL="114298" distR="114298" simplePos="0" relativeHeight="251657216" behindDoc="0" locked="0" layoutInCell="1" allowOverlap="1" wp14:anchorId="515C2F56" wp14:editId="431F4C87">
               <wp:simplePos x="0" y="0"/>
               <wp:positionH relativeFrom="page">
                 <wp:posOffset>5579744</wp:posOffset>
@@ -10231,7 +9715,7 @@
         </mc:Choice>
         <mc:Fallback>
           <w:pict>
-            <v:line w14:anchorId="333D8AB8" id="Прямая соединительная линия 10" o:spid="_x0000_s1026" style="position:absolute;z-index:251657216;visibility:visible;mso-wrap-style:square;mso-width-percent:0;mso-height-percent:0;mso-wrap-distance-left:3.17494mm;mso-wrap-distance-top:0;mso-wrap-distance-right:3.17494mm;mso-wrap-distance-bottom:0;mso-position-horizontal:absolute;mso-position-horizontal-relative:page;mso-position-vertical:absolute;mso-position-vertical-relative:page;mso-width-percent:0;mso-height-percent:0;mso-width-relative:page;mso-height-relative:page" from="439.35pt,753.5pt" to="439.35pt,824.35pt" o:gfxdata="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" strokeweight="1.5pt">
+            <v:line w14:anchorId="333D8AB8" id="Прямая соединительная линия 10" o:spid="_x0000_s1026" style="position:absolute;z-index:251657216;visibility:visible;mso-wrap-style:square;mso-width-percent:0;mso-height-percent:0;mso-wrap-distance-left:3.17494mm;mso-wrap-distance-top:0;mso-wrap-distance-right:3.17494mm;mso-wrap-distance-bottom:0;mso-position-horizontal:absolute;mso-position-horizontal-relative:page;mso-position-vertical:absolute;mso-position-vertical-relative:page;mso-width-percent:0;mso-height-percent:0;mso-width-relative:page;mso-height-relative:page" from="439.35pt,753.5pt" to="439.35pt,824.35pt" o:gfxdata="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" strokeweight="1.5pt">
               <o:lock v:ext="edit" shapetype="f"/>
               <w10:wrap anchorx="page" anchory="page"/>
             </v:line>
@@ -10246,7 +9730,7 @@
       <mc:AlternateContent>
         <mc:Choice Requires="wps">
           <w:drawing>
-            <wp:anchor distT="4294967295" distB="4294967295" distL="114300" distR="114300" simplePos="0" relativeHeight="251656192" behindDoc="0" locked="0" layoutInCell="1" allowOverlap="1" wp14:anchorId="5E8E771A">
+            <wp:anchor distT="4294967295" distB="4294967295" distL="114300" distR="114300" simplePos="0" relativeHeight="251656192" behindDoc="0" locked="0" layoutInCell="1" allowOverlap="1" wp14:anchorId="5E8E771A" wp14:editId="22C7A2F3">
               <wp:simplePos x="0" y="0"/>
               <wp:positionH relativeFrom="page">
                 <wp:posOffset>720090</wp:posOffset>
@@ -10300,7 +9784,7 @@
         </mc:Choice>
         <mc:Fallback>
           <w:pict>
-            <v:line w14:anchorId="196263DF" id="Прямая соединительная линия 9" o:spid="_x0000_s1026" style="position:absolute;z-index:251656192;visibility:visible;mso-wrap-style:square;mso-width-percent:0;mso-height-percent:0;mso-wrap-distance-left:9pt;mso-wrap-distance-top:.mm;mso-wrap-distance-right:9pt;mso-wrap-distance-bottom:.mm;mso-position-horizontal:absolute;mso-position-horizontal-relative:page;mso-position-vertical:absolute;mso-position-vertical-relative:page;mso-width-percent:0;mso-height-percent:0;mso-width-relative:page;mso-height-relative:page" from="56.7pt,753.5pt" to="581pt,753.5pt" o:gfxdata="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" strokeweight="1.5pt">
+            <v:line w14:anchorId="196263DF" id="Прямая соединительная линия 9" o:spid="_x0000_s1026" style="position:absolute;z-index:251656192;visibility:visible;mso-wrap-style:square;mso-width-percent:0;mso-height-percent:0;mso-wrap-distance-left:9pt;mso-wrap-distance-top:.mm;mso-wrap-distance-right:9pt;mso-wrap-distance-bottom:.mm;mso-position-horizontal:absolute;mso-position-horizontal-relative:page;mso-position-vertical:absolute;mso-position-vertical-relative:page;mso-width-percent:0;mso-height-percent:0;mso-width-relative:page;mso-height-relative:page" from="56.7pt,753.5pt" to="581pt,753.5pt" o:gfxdata="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" strokeweight="1.5pt">
               <o:lock v:ext="edit" shapetype="f"/>
               <w10:wrap anchorx="page" anchory="page"/>
             </v:line>
@@ -10315,7 +9799,7 @@
       <mc:AlternateContent>
         <mc:Choice Requires="wps">
           <w:drawing>
-            <wp:anchor distT="0" distB="0" distL="114298" distR="114298" simplePos="0" relativeHeight="251655168" behindDoc="0" locked="0" layoutInCell="1" allowOverlap="1" wp14:anchorId="1D2D6452">
+            <wp:anchor distT="0" distB="0" distL="114298" distR="114298" simplePos="0" relativeHeight="251655168" behindDoc="0" locked="0" layoutInCell="1" allowOverlap="1" wp14:anchorId="1D2D6452" wp14:editId="5FC2F7D4">
               <wp:simplePos x="0" y="0"/>
               <wp:positionH relativeFrom="page">
                 <wp:posOffset>2700654</wp:posOffset>
@@ -10369,7 +9853,7 @@
         </mc:Choice>
         <mc:Fallback>
           <w:pict>
-            <v:line w14:anchorId="598B1892" id="Прямая соединительная линия 8" o:spid="_x0000_s1026" style="position:absolute;z-index:251655168;visibility:visible;mso-wrap-style:square;mso-width-percent:0;mso-height-percent:0;mso-wrap-distance-left:3.17494mm;mso-wrap-distance-top:0;mso-wrap-distance-right:3.17494mm;mso-wrap-distance-bottom:0;mso-position-horizontal:absolute;mso-position-horizontal-relative:page;mso-position-vertical:absolute;mso-position-vertical-relative:page;mso-width-percent:0;mso-height-percent:0;mso-width-relative:page;mso-height-relative:page" from="212.65pt,711pt" to="212.65pt,824.4pt" o:gfxdata="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" strokeweight="1.5pt">
+            <v:line w14:anchorId="598B1892" id="Прямая соединительная линия 8" o:spid="_x0000_s1026" style="position:absolute;z-index:251655168;visibility:visible;mso-wrap-style:square;mso-width-percent:0;mso-height-percent:0;mso-wrap-distance-left:3.17494mm;mso-wrap-distance-top:0;mso-wrap-distance-right:3.17494mm;mso-wrap-distance-bottom:0;mso-position-horizontal:absolute;mso-position-horizontal-relative:page;mso-position-vertical:absolute;mso-position-vertical-relative:page;mso-width-percent:0;mso-height-percent:0;mso-width-relative:page;mso-height-relative:page" from="212.65pt,711pt" to="212.65pt,824.4pt" o:gfxdata="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" strokeweight="1.5pt">
               <o:lock v:ext="edit" shapetype="f"/>
               <w10:wrap anchorx="page" anchory="page"/>
             </v:line>
@@ -10384,7 +9868,7 @@
       <mc:AlternateContent>
         <mc:Choice Requires="wps">
           <w:drawing>
-            <wp:anchor distT="0" distB="0" distL="114298" distR="114298" simplePos="0" relativeHeight="251654144" behindDoc="0" locked="0" layoutInCell="1" allowOverlap="1" wp14:anchorId="1CB32F48">
+            <wp:anchor distT="0" distB="0" distL="114298" distR="114298" simplePos="0" relativeHeight="251654144" behindDoc="0" locked="0" layoutInCell="1" allowOverlap="1" wp14:anchorId="1CB32F48" wp14:editId="55AA58A8">
               <wp:simplePos x="0" y="0"/>
               <wp:positionH relativeFrom="page">
                 <wp:posOffset>2159634</wp:posOffset>
@@ -10438,7 +9922,7 @@
         </mc:Choice>
         <mc:Fallback>
           <w:pict>
-            <v:line w14:anchorId="423B5DDA" id="Прямая соединительная линия 7" o:spid="_x0000_s1026" style="position:absolute;z-index:251654144;visibility:visible;mso-wrap-style:square;mso-width-percent:0;mso-height-percent:0;mso-wrap-distance-left:3.17494mm;mso-wrap-distance-top:0;mso-wrap-distance-right:3.17494mm;mso-wrap-distance-bottom:0;mso-position-horizontal:absolute;mso-position-horizontal-relative:page;mso-position-vertical:absolute;mso-position-vertical-relative:page;mso-width-percent:0;mso-height-percent:0;mso-width-relative:page;mso-height-relative:page" from="170.05pt,711pt" to="170.05pt,824.4pt" o:gfxdata="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" strokeweight="1.5pt">
+            <v:line w14:anchorId="423B5DDA" id="Прямая соединительная линия 7" o:spid="_x0000_s1026" style="position:absolute;z-index:251654144;visibility:visible;mso-wrap-style:square;mso-width-percent:0;mso-height-percent:0;mso-wrap-distance-left:3.17494mm;mso-wrap-distance-top:0;mso-wrap-distance-right:3.17494mm;mso-wrap-distance-bottom:0;mso-position-horizontal:absolute;mso-position-horizontal-relative:page;mso-position-vertical:absolute;mso-position-vertical-relative:page;mso-width-percent:0;mso-height-percent:0;mso-width-relative:page;mso-height-relative:page" from="170.05pt,711pt" to="170.05pt,824.4pt" o:gfxdata="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" strokeweight="1.5pt">
               <o:lock v:ext="edit" shapetype="f"/>
               <w10:wrap anchorx="page" anchory="page"/>
             </v:line>
@@ -10453,7 +9937,7 @@
       <mc:AlternateContent>
         <mc:Choice Requires="wps">
           <w:drawing>
-            <wp:anchor distT="0" distB="0" distL="114300" distR="114300" simplePos="0" relativeHeight="251651072" behindDoc="0" locked="0" layoutInCell="1" allowOverlap="1" wp14:anchorId="67A06BD8">
+            <wp:anchor distT="0" distB="0" distL="114300" distR="114300" simplePos="0" relativeHeight="251651072" behindDoc="0" locked="0" layoutInCell="1" allowOverlap="1" wp14:anchorId="67A06BD8" wp14:editId="0317FA4E">
               <wp:simplePos x="0" y="0"/>
               <wp:positionH relativeFrom="page">
                 <wp:posOffset>720725</wp:posOffset>
@@ -10514,7 +9998,7 @@
         </mc:Choice>
         <mc:Fallback>
           <w:pict>
-            <v:line w14:anchorId="266757ED" id="Line 17" o:spid="_x0000_s1026" style="position:absolute;z-index:251651072;visibility:visible;mso-wrap-style:square;mso-width-percent:0;mso-height-percent:0;mso-wrap-distance-left:9pt;mso-wrap-distance-top:0;mso-wrap-distance-right:9pt;mso-wrap-distance-bottom:0;mso-position-horizontal:absolute;mso-position-horizontal-relative:page;mso-position-vertical:absolute;mso-position-vertical-relative:page;mso-width-percent:0;mso-height-percent:0;mso-width-relative:page;mso-height-relative:page" from="56.75pt,725.15pt" to="241pt,725.15pt" o:gfxdata="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">
+            <v:line w14:anchorId="266757ED" id="Line 17" o:spid="_x0000_s1026" style="position:absolute;z-index:251651072;visibility:visible;mso-wrap-style:square;mso-width-percent:0;mso-height-percent:0;mso-wrap-distance-left:9pt;mso-wrap-distance-top:0;mso-wrap-distance-right:9pt;mso-wrap-distance-bottom:0;mso-position-horizontal:absolute;mso-position-horizontal-relative:page;mso-position-vertical:absolute;mso-position-vertical-relative:page;mso-width-percent:0;mso-height-percent:0;mso-width-relative:page;mso-height-relative:page" from="56.75pt,725.15pt" to="241pt,725.15pt" o:gfxdata="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">
               <o:lock v:ext="edit" shapetype="f"/>
               <w10:wrap anchorx="page" anchory="page"/>
             </v:line>
@@ -10529,7 +10013,7 @@
       <mc:AlternateContent>
         <mc:Choice Requires="wps">
           <w:drawing>
-            <wp:anchor distT="4294967295" distB="4294967295" distL="114300" distR="114300" simplePos="0" relativeHeight="251650048" behindDoc="0" locked="0" layoutInCell="1" allowOverlap="1" wp14:anchorId="0DB966E2">
+            <wp:anchor distT="4294967295" distB="4294967295" distL="114300" distR="114300" simplePos="0" relativeHeight="251650048" behindDoc="0" locked="0" layoutInCell="1" allowOverlap="1" wp14:anchorId="0DB966E2" wp14:editId="49EA2A92">
               <wp:simplePos x="0" y="0"/>
               <wp:positionH relativeFrom="page">
                 <wp:posOffset>720090</wp:posOffset>
@@ -10583,7 +10067,7 @@
         </mc:Choice>
         <mc:Fallback>
           <w:pict>
-            <v:line w14:anchorId="5C92E012" id="Прямая соединительная линия 6" o:spid="_x0000_s1026" style="position:absolute;z-index:251650048;visibility:visible;mso-wrap-style:square;mso-width-percent:0;mso-height-percent:0;mso-wrap-distance-left:9pt;mso-wrap-distance-top:.mm;mso-wrap-distance-right:9pt;mso-wrap-distance-bottom:.mm;mso-position-horizontal:absolute;mso-position-horizontal-relative:page;mso-position-vertical:absolute;mso-position-vertical-relative:page;mso-width-percent:0;mso-height-percent:0;mso-width-relative:page;mso-height-relative:page" from="56.7pt,739.35pt" to="240.95pt,739.35pt" o:gfxdata="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" strokeweight="1.5pt">
+            <v:line w14:anchorId="5C92E012" id="Прямая соединительная линия 6" o:spid="_x0000_s1026" style="position:absolute;z-index:251650048;visibility:visible;mso-wrap-style:square;mso-width-percent:0;mso-height-percent:0;mso-wrap-distance-left:9pt;mso-wrap-distance-top:.mm;mso-wrap-distance-right:9pt;mso-wrap-distance-bottom:.mm;mso-position-horizontal:absolute;mso-position-horizontal-relative:page;mso-position-vertical:absolute;mso-position-vertical-relative:page;mso-width-percent:0;mso-height-percent:0;mso-width-relative:page;mso-height-relative:page" from="56.7pt,739.35pt" to="240.95pt,739.35pt" o:gfxdata="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" strokeweight="1.5pt">
               <o:lock v:ext="edit" shapetype="f"/>
               <w10:wrap anchorx="page" anchory="page"/>
             </v:line>
@@ -10598,7 +10082,7 @@
       <mc:AlternateContent>
         <mc:Choice Requires="wps">
           <w:drawing>
-            <wp:anchor distT="4294967295" distB="4294967295" distL="114300" distR="114300" simplePos="0" relativeHeight="251649024" behindDoc="0" locked="0" layoutInCell="1" allowOverlap="1" wp14:anchorId="34FF7D93">
+            <wp:anchor distT="4294967295" distB="4294967295" distL="114300" distR="114300" simplePos="0" relativeHeight="251649024" behindDoc="0" locked="0" layoutInCell="1" allowOverlap="1" wp14:anchorId="34FF7D93" wp14:editId="377011A3">
               <wp:simplePos x="0" y="0"/>
               <wp:positionH relativeFrom="page">
                 <wp:posOffset>720725</wp:posOffset>
@@ -10652,7 +10136,7 @@
         </mc:Choice>
         <mc:Fallback>
           <w:pict>
-            <v:line w14:anchorId="5C72FA5A" id="Прямая соединительная линия 5" o:spid="_x0000_s1026" style="position:absolute;z-index:251649024;visibility:visible;mso-wrap-style:square;mso-width-percent:0;mso-height-percent:0;mso-wrap-distance-left:9pt;mso-wrap-distance-top:.mm;mso-wrap-distance-right:9pt;mso-wrap-distance-bottom:.mm;mso-position-horizontal:absolute;mso-position-horizontal-relative:page;mso-position-vertical:absolute;mso-position-vertical-relative:page;mso-width-percent:0;mso-height-percent:0;mso-width-relative:page;mso-height-relative:page" from="56.75pt,767.7pt" to="241pt,767.7pt" o:gfxdata="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">
+            <v:line w14:anchorId="5C72FA5A" id="Прямая соединительная линия 5" o:spid="_x0000_s1026" style="position:absolute;z-index:251649024;visibility:visible;mso-wrap-style:square;mso-width-percent:0;mso-height-percent:0;mso-wrap-distance-left:9pt;mso-wrap-distance-top:.mm;mso-wrap-distance-right:9pt;mso-wrap-distance-bottom:.mm;mso-position-horizontal:absolute;mso-position-horizontal-relative:page;mso-position-vertical:absolute;mso-position-vertical-relative:page;mso-width-percent:0;mso-height-percent:0;mso-width-relative:page;mso-height-relative:page" from="56.75pt,767.7pt" to="241pt,767.7pt" o:gfxdata="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">
               <o:lock v:ext="edit" shapetype="f"/>
               <w10:wrap anchorx="page" anchory="page"/>
             </v:line>
@@ -10667,7 +10151,7 @@
       <mc:AlternateContent>
         <mc:Choice Requires="wps">
           <w:drawing>
-            <wp:anchor distT="0" distB="0" distL="114300" distR="114300" simplePos="0" relativeHeight="251648000" behindDoc="0" locked="0" layoutInCell="1" allowOverlap="1" wp14:anchorId="1E538660">
+            <wp:anchor distT="0" distB="0" distL="114300" distR="114300" simplePos="0" relativeHeight="251648000" behindDoc="0" locked="0" layoutInCell="1" allowOverlap="1" wp14:anchorId="1E538660" wp14:editId="61616897">
               <wp:simplePos x="0" y="0"/>
               <wp:positionH relativeFrom="page">
                 <wp:posOffset>720725</wp:posOffset>
@@ -10728,7 +10212,7 @@
         </mc:Choice>
         <mc:Fallback>
           <w:pict>
-            <v:line w14:anchorId="0E996B15" id="Line 12" o:spid="_x0000_s1026" style="position:absolute;z-index:251648000;visibility:visible;mso-wrap-style:square;mso-width-percent:0;mso-height-percent:0;mso-wrap-distance-left:9pt;mso-wrap-distance-top:0;mso-wrap-distance-right:9pt;mso-wrap-distance-bottom:0;mso-position-horizontal:absolute;mso-position-horizontal-relative:page;mso-position-vertical:absolute;mso-position-vertical-relative:page;mso-width-percent:0;mso-height-percent:0;mso-width-relative:page;mso-height-relative:page" from="56.75pt,796.05pt" to="241pt,796.05pt" o:gfxdata="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">
+            <v:line w14:anchorId="0E996B15" id="Line 12" o:spid="_x0000_s1026" style="position:absolute;z-index:251648000;visibility:visible;mso-wrap-style:square;mso-width-percent:0;mso-height-percent:0;mso-wrap-distance-left:9pt;mso-wrap-distance-top:0;mso-wrap-distance-right:9pt;mso-wrap-distance-bottom:0;mso-position-horizontal:absolute;mso-position-horizontal-relative:page;mso-position-vertical:absolute;mso-position-vertical-relative:page;mso-width-percent:0;mso-height-percent:0;mso-width-relative:page;mso-height-relative:page" from="56.75pt,796.05pt" to="241pt,796.05pt" o:gfxdata="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">
               <o:lock v:ext="edit" shapetype="f"/>
               <w10:wrap anchorx="page" anchory="page"/>
             </v:line>
@@ -10743,7 +10227,7 @@
       <mc:AlternateContent>
         <mc:Choice Requires="wps">
           <w:drawing>
-            <wp:anchor distT="4294967295" distB="4294967295" distL="114300" distR="114300" simplePos="0" relativeHeight="251646976" behindDoc="0" locked="0" layoutInCell="1" allowOverlap="1" wp14:anchorId="79050799">
+            <wp:anchor distT="4294967295" distB="4294967295" distL="114300" distR="114300" simplePos="0" relativeHeight="251646976" behindDoc="0" locked="0" layoutInCell="1" allowOverlap="1" wp14:anchorId="79050799" wp14:editId="70F6428B">
               <wp:simplePos x="0" y="0"/>
               <wp:positionH relativeFrom="page">
                 <wp:posOffset>720725</wp:posOffset>
@@ -10797,7 +10281,7 @@
         </mc:Choice>
         <mc:Fallback>
           <w:pict>
-            <v:line w14:anchorId="1E47CD08" id="Прямая соединительная линия 4" o:spid="_x0000_s1026" style="position:absolute;z-index:251646976;visibility:visible;mso-wrap-style:square;mso-width-percent:0;mso-height-percent:0;mso-wrap-distance-left:9pt;mso-wrap-distance-top:.mm;mso-wrap-distance-right:9pt;mso-wrap-distance-bottom:.mm;mso-position-horizontal:absolute;mso-position-horizontal-relative:page;mso-position-vertical:absolute;mso-position-vertical-relative:page;mso-width-percent:0;mso-height-percent:0;mso-width-relative:page;mso-height-relative:page" from="56.75pt,810.2pt" to="241pt,810.2pt" o:gfxdata="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">
+            <v:line w14:anchorId="1E47CD08" id="Прямая соединительная линия 4" o:spid="_x0000_s1026" style="position:absolute;z-index:251646976;visibility:visible;mso-wrap-style:square;mso-width-percent:0;mso-height-percent:0;mso-wrap-distance-left:9pt;mso-wrap-distance-top:.mm;mso-wrap-distance-right:9pt;mso-wrap-distance-bottom:.mm;mso-position-horizontal:absolute;mso-position-horizontal-relative:page;mso-position-vertical:absolute;mso-position-vertical-relative:page;mso-width-percent:0;mso-height-percent:0;mso-width-relative:page;mso-height-relative:page" from="56.75pt,810.2pt" to="241pt,810.2pt" o:gfxdata="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">
               <o:lock v:ext="edit" shapetype="f"/>
               <w10:wrap anchorx="page" anchory="page"/>
             </v:line>
@@ -10812,7 +10296,7 @@
       <mc:AlternateContent>
         <mc:Choice Requires="wps">
           <w:drawing>
-            <wp:anchor distT="0" distB="0" distL="114298" distR="114298" simplePos="0" relativeHeight="251645952" behindDoc="0" locked="0" layoutInCell="1" allowOverlap="1" wp14:anchorId="3BA62BC0">
+            <wp:anchor distT="0" distB="0" distL="114298" distR="114298" simplePos="0" relativeHeight="251645952" behindDoc="0" locked="0" layoutInCell="1" allowOverlap="1" wp14:anchorId="3BA62BC0" wp14:editId="3263B899">
               <wp:simplePos x="0" y="0"/>
               <wp:positionH relativeFrom="page">
                 <wp:posOffset>3060699</wp:posOffset>
@@ -10866,7 +10350,7 @@
         </mc:Choice>
         <mc:Fallback>
           <w:pict>
-            <v:line w14:anchorId="76D1CC9D" id="Прямая соединительная линия 3" o:spid="_x0000_s1026" style="position:absolute;z-index:251645952;visibility:visible;mso-wrap-style:square;mso-width-percent:0;mso-height-percent:0;mso-wrap-distance-left:3.17494mm;mso-wrap-distance-top:0;mso-wrap-distance-right:3.17494mm;mso-wrap-distance-bottom:0;mso-position-horizontal:absolute;mso-position-horizontal-relative:page;mso-position-vertical:absolute;mso-position-vertical-relative:page;mso-width-percent:0;mso-height-percent:0;mso-width-relative:page;mso-height-relative:page" from="241pt,711pt" to="241pt,824.4pt" o:gfxdata="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" strokeweight="1.5pt">
+            <v:line w14:anchorId="76D1CC9D" id="Прямая соединительная линия 3" o:spid="_x0000_s1026" style="position:absolute;z-index:251645952;visibility:visible;mso-wrap-style:square;mso-width-percent:0;mso-height-percent:0;mso-wrap-distance-left:3.17494mm;mso-wrap-distance-top:0;mso-wrap-distance-right:3.17494mm;mso-wrap-distance-bottom:0;mso-position-horizontal:absolute;mso-position-horizontal-relative:page;mso-position-vertical:absolute;mso-position-vertical-relative:page;mso-width-percent:0;mso-height-percent:0;mso-width-relative:page;mso-height-relative:page" from="241pt,711pt" to="241pt,824.4pt" o:gfxdata="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" strokeweight="1.5pt">
               <o:lock v:ext="edit" shapetype="f"/>
               <w10:wrap anchorx="page" anchory="page"/>
             </v:line>
@@ -10881,7 +10365,7 @@
       <mc:AlternateContent>
         <mc:Choice Requires="wps">
           <w:drawing>
-            <wp:anchor distT="4294967295" distB="4294967295" distL="114300" distR="114300" simplePos="0" relativeHeight="251644928" behindDoc="0" locked="0" layoutInCell="1" allowOverlap="1" wp14:anchorId="22B82FB8">
+            <wp:anchor distT="4294967295" distB="4294967295" distL="114300" distR="114300" simplePos="0" relativeHeight="251644928" behindDoc="0" locked="0" layoutInCell="1" allowOverlap="1" wp14:anchorId="22B82FB8" wp14:editId="36AD80DA">
               <wp:simplePos x="0" y="0"/>
               <wp:positionH relativeFrom="page">
                 <wp:posOffset>720090</wp:posOffset>
@@ -10935,7 +10419,7 @@
         </mc:Choice>
         <mc:Fallback>
           <w:pict>
-            <v:line w14:anchorId="110DA1CA" id="Прямая соединительная линия 2" o:spid="_x0000_s1026" style="position:absolute;z-index:251644928;visibility:visible;mso-wrap-style:square;mso-width-percent:0;mso-height-percent:0;mso-wrap-distance-left:9pt;mso-wrap-distance-top:.mm;mso-wrap-distance-right:9pt;mso-wrap-distance-bottom:.mm;mso-position-horizontal:absolute;mso-position-horizontal-relative:page;mso-position-vertical:absolute;mso-position-vertical-relative:page;mso-width-percent:0;mso-height-percent:0;mso-width-relative:page;mso-height-relative:page" from="56.7pt,711pt" to="581pt,711pt" o:gfxdata="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" strokeweight="1.5pt">
+            <v:line w14:anchorId="110DA1CA" id="Прямая соединительная линия 2" o:spid="_x0000_s1026" style="position:absolute;z-index:251644928;visibility:visible;mso-wrap-style:square;mso-width-percent:0;mso-height-percent:0;mso-wrap-distance-left:9pt;mso-wrap-distance-top:.mm;mso-wrap-distance-right:9pt;mso-wrap-distance-bottom:.mm;mso-position-horizontal:absolute;mso-position-horizontal-relative:page;mso-position-vertical:absolute;mso-position-vertical-relative:page;mso-width-percent:0;mso-height-percent:0;mso-width-relative:page;mso-height-relative:page" from="56.7pt,711pt" to="581pt,711pt" o:gfxdata="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" strokeweight="1.5pt">
               <o:lock v:ext="edit" shapetype="f"/>
               <w10:wrap anchorx="page" anchory="page"/>
             </v:line>
@@ -10950,7 +10434,7 @@
       <mc:AlternateContent>
         <mc:Choice Requires="wps">
           <w:drawing>
-            <wp:anchor distT="0" distB="0" distL="114300" distR="114300" simplePos="0" relativeHeight="251677696" behindDoc="0" locked="0" layoutInCell="1" allowOverlap="1" wp14:anchorId="7E57C65B">
+            <wp:anchor distT="0" distB="0" distL="114300" distR="114300" simplePos="0" relativeHeight="251677696" behindDoc="0" locked="0" layoutInCell="1" allowOverlap="1" wp14:anchorId="7E57C65B" wp14:editId="3934F8AC">
               <wp:simplePos x="0" y="0"/>
               <wp:positionH relativeFrom="column">
                 <wp:posOffset>2026920</wp:posOffset>
@@ -11012,7 +10496,7 @@
         </mc:Choice>
         <mc:Fallback>
           <w:pict>
-            <v:shape w14:anchorId="7E57C65B" id="Надпись 1" o:spid="_x0000_s1058" type="#_x0000_t202" style="position:absolute;margin-left:159.6pt;margin-top:-19.25pt;width:190.4pt;height:31.25pt;z-index:251677696;visibility:visible;mso-wrap-style:square;mso-width-percent:0;mso-height-percent:0;mso-wrap-distance-left:9pt;mso-wrap-distance-top:0;mso-wrap-distance-right:9pt;mso-wrap-distance-bottom:0;mso-position-horizontal:absolute;mso-position-horizontal-relative:text;mso-position-vertical:absolute;mso-position-vertical-relative:text;mso-width-percent:0;mso-height-percent:0;mso-width-relative:page;mso-height-relative:page;v-text-anchor:top" o:gfxdata="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" filled="f" stroked="f">
+            <v:shape w14:anchorId="7E57C65B" id="Надпись 1" o:spid="_x0000_s1058" type="#_x0000_t202" style="position:absolute;margin-left:159.6pt;margin-top:-19.25pt;width:190.4pt;height:31.25pt;z-index:251677696;visibility:visible;mso-wrap-style:square;mso-width-percent:0;mso-height-percent:0;mso-wrap-distance-left:9pt;mso-wrap-distance-top:0;mso-wrap-distance-right:9pt;mso-wrap-distance-bottom:0;mso-position-horizontal:absolute;mso-position-horizontal-relative:text;mso-position-vertical:absolute;mso-position-vertical-relative:text;mso-width-percent:0;mso-height-percent:0;mso-width-relative:page;mso-height-relative:page;v-text-anchor:top" o:gfxdata="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" filled="f" stroked="f">
               <v:textbox inset="0,0,0,0">
                 <w:txbxContent>
                   <w:p>
@@ -11096,7 +10580,7 @@
 </file>
 
 <file path=word/footnotes.xml><?xml version="1.0" encoding="utf-8"?>
-<w:footnotes xmlns:wpc="http://schemas.microsoft.com/office/word/2010/wordprocessingCanvas" xmlns:cx="http://schemas.microsoft.com/office/drawing/2014/chartex" xmlns:cx1="http://schemas.microsoft.com/office/drawing/2015/9/8/chartex" xmlns:cx2="http://schemas.microsoft.com/office/drawing/2015/10/21/chartex" xmlns:cx3="http://schemas.microsoft.com/office/drawing/2016/5/9/chartex" xmlns:cx4="http://schemas.microsoft.com/office/drawing/2016/5/10/chartex" xmlns:cx5="http://schemas.microsoft.com/office/drawing/2016/5/11/chartex" xmlns:cx6="http://schemas.microsoft.com/office/drawing/2016/5/12/chartex" xmlns:cx7="http://schemas.microsoft.com/office/drawing/2016/5/13/chartex" xmlns:cx8="http://schemas.microsoft.com/office/drawing/2016/5/14/chartex" xmlns:mc="http://schemas.openxmlformats.org/markup-compatibility/2006" xmlns:aink="http://schemas.microsoft.com/office/drawing/2016/ink" xmlns:am3d="http://schemas.microsoft.com/office/drawing/2017/model3d" xmlns:o="urn:schemas-microsoft-com:office:office" xmlns:oel="http://schemas.microsoft.com/office/2019/extlst" xmlns:r="http://schemas.openxmlformats.org/officeDocument/2006/relationships" xmlns:m="http://schemas.openxmlformats.org/officeDocument/2006/math" xmlns:v="urn:schemas-microsoft-com:vml" xmlns:wp14="http://schemas.microsoft.com/office/word/2010/wordprocessingDrawing" xmlns:wp="http://schemas.openxmlformats.org/drawingml/2006/wordprocessingDrawing" xmlns:w10="urn:schemas-microsoft-com:office:word" xmlns:w="http://schemas.openxmlformats.org/wordprocessingml/2006/main" xmlns:w14="http://schemas.microsoft.com/office/word/2010/wordml" xmlns:w15="http://schemas.microsoft.com/office/word/2012/wordml" xmlns:w16cex="http://schemas.microsoft.com/office/word/2018/wordml/cex" xmlns:w16cid="http://schemas.microsoft.com/office/word/2016/wordml/cid" xmlns:w16="http://schemas.microsoft.com/office/word/2018/wordml" xmlns:w16sdtdh="http://schemas.microsoft.com/office/word/2020/wordml/sdtdatahash" xmlns:w16se="http://schemas.microsoft.com/office/word/2015/wordml/symex" xmlns:wpg="http://schemas.microsoft.com/office/word/2010/wordprocessingGroup" xmlns:wpi="http://schemas.microsoft.com/office/word/2010/wordprocessingInk" xmlns:wne="http://schemas.microsoft.com/office/word/2006/wordml" xmlns:wps="http://schemas.microsoft.com/office/word/2010/wordprocessingShape" mc:Ignorable="w14 w15 w16se w16cid w16 w16cex w16sdtdh wp14">
+<w:footnotes xmlns:wpc="http://schemas.microsoft.com/office/word/2010/wordprocessingCanvas" xmlns:cx="http://schemas.microsoft.com/office/drawing/2014/chartex" xmlns:cx1="http://schemas.microsoft.com/office/drawing/2015/9/8/chartex" xmlns:cx2="http://schemas.microsoft.com/office/drawing/2015/10/21/chartex" xmlns:cx3="http://schemas.microsoft.com/office/drawing/2016/5/9/chartex" xmlns:cx4="http://schemas.microsoft.com/office/drawing/2016/5/10/chartex" xmlns:cx5="http://schemas.microsoft.com/office/drawing/2016/5/11/chartex" xmlns:cx6="http://schemas.microsoft.com/office/drawing/2016/5/12/chartex" xmlns:cx7="http://schemas.microsoft.com/office/drawing/2016/5/13/chartex" xmlns:cx8="http://schemas.microsoft.com/office/drawing/2016/5/14/chartex" xmlns:mc="http://schemas.openxmlformats.org/markup-compatibility/2006" xmlns:aink="http://schemas.microsoft.com/office/drawing/2016/ink" xmlns:am3d="http://schemas.microsoft.com/office/drawing/2017/model3d" xmlns:o="urn:schemas-microsoft-com:office:office" xmlns:oel="http://schemas.microsoft.com/office/2019/extlst" xmlns:r="http://schemas.openxmlformats.org/officeDocument/2006/relationships" xmlns:m="http://schemas.openxmlformats.org/officeDocument/2006/math" xmlns:v="urn:schemas-microsoft-com:vml" xmlns:wp14="http://schemas.microsoft.com/office/word/2010/wordprocessingDrawing" xmlns:wp="http://schemas.openxmlformats.org/drawingml/2006/wordprocessingDrawing" xmlns:w10="urn:schemas-microsoft-com:office:word" xmlns:w="http://schemas.openxmlformats.org/wordprocessingml/2006/main" xmlns:w14="http://schemas.microsoft.com/office/word/2010/wordml" xmlns:w15="http://schemas.microsoft.com/office/word/2012/wordml" xmlns:w16cex="http://schemas.microsoft.com/office/word/2018/wordml/cex" xmlns:w16cid="http://schemas.microsoft.com/office/word/2016/wordml/cid" xmlns:w16="http://schemas.microsoft.com/office/word/2018/wordml" xmlns:w16du="http://schemas.microsoft.com/office/word/2023/wordml/word16du" xmlns:w16sdtdh="http://schemas.microsoft.com/office/word/2020/wordml/sdtdatahash" xmlns:w16sdtfl="http://schemas.microsoft.com/office/word/2024/wordml/sdtformatlock" xmlns:w16se="http://schemas.microsoft.com/office/word/2015/wordml/symex" xmlns:wpg="http://schemas.microsoft.com/office/word/2010/wordprocessingGroup" xmlns:wpi="http://schemas.microsoft.com/office/word/2010/wordprocessingInk" xmlns:wne="http://schemas.microsoft.com/office/word/2006/wordml" xmlns:wps="http://schemas.microsoft.com/office/word/2010/wordprocessingShape" mc:Ignorable="w14 w15 w16se w16cid w16 w16cex w16sdtdh w16sdtfl w16du wp14">
   <w:footnote w:type="separator" w:id="-1">
     <w:p>
       <w:r>
@@ -11115,7 +10599,7 @@
 </file>
 
 <file path=word/header1.xml><?xml version="1.0" encoding="utf-8"?>
-<w:hdr xmlns:wpc="http://schemas.microsoft.com/office/word/2010/wordprocessingCanvas" xmlns:cx="http://schemas.microsoft.com/office/drawing/2014/chartex" xmlns:cx1="http://schemas.microsoft.com/office/drawing/2015/9/8/chartex" xmlns:cx2="http://schemas.microsoft.com/office/drawing/2015/10/21/chartex" xmlns:cx3="http://schemas.microsoft.com/office/drawing/2016/5/9/chartex" xmlns:cx4="http://schemas.microsoft.com/office/drawing/2016/5/10/chartex" xmlns:cx5="http://schemas.microsoft.com/office/drawing/2016/5/11/chartex" xmlns:cx6="http://schemas.microsoft.com/office/drawing/2016/5/12/chartex" xmlns:cx7="http://schemas.microsoft.com/office/drawing/2016/5/13/chartex" xmlns:cx8="http://schemas.microsoft.com/office/drawing/2016/5/14/chartex" xmlns:mc="http://schemas.openxmlformats.org/markup-compatibility/2006" xmlns:aink="http://schemas.microsoft.com/office/drawing/2016/ink" xmlns:am3d="http://schemas.microsoft.com/office/drawing/2017/model3d" xmlns:o="urn:schemas-microsoft-com:office:office" xmlns:oel="http://schemas.microsoft.com/office/2019/extlst" xmlns:r="http://schemas.openxmlformats.org/officeDocument/2006/relationships" xmlns:m="http://schemas.openxmlformats.org/officeDocument/2006/math" xmlns:v="urn:schemas-microsoft-com:vml" xmlns:wp14="http://schemas.microsoft.com/office/word/2010/wordprocessingDrawing" xmlns:wp="http://schemas.openxmlformats.org/drawingml/2006/wordprocessingDrawing" xmlns:w10="urn:schemas-microsoft-com:office:word" xmlns:w="http://schemas.openxmlformats.org/wordprocessingml/2006/main" xmlns:w14="http://schemas.microsoft.com/office/word/2010/wordml" xmlns:w15="http://schemas.microsoft.com/office/word/2012/wordml" xmlns:w16cex="http://schemas.microsoft.com/office/word/2018/wordml/cex" xmlns:w16cid="http://schemas.microsoft.com/office/word/2016/wordml/cid" xmlns:w16="http://schemas.microsoft.com/office/word/2018/wordml" xmlns:w16sdtdh="http://schemas.microsoft.com/office/word/2020/wordml/sdtdatahash" xmlns:w16se="http://schemas.microsoft.com/office/word/2015/wordml/symex" xmlns:wpg="http://schemas.microsoft.com/office/word/2010/wordprocessingGroup" xmlns:wpi="http://schemas.microsoft.com/office/word/2010/wordprocessingInk" xmlns:wne="http://schemas.microsoft.com/office/word/2006/wordml" xmlns:wps="http://schemas.microsoft.com/office/word/2010/wordprocessingShape" mc:Ignorable="w14 w15 w16se w16cid w16 w16cex w16sdtdh wp14">
+<w:hdr xmlns:wpc="http://schemas.microsoft.com/office/word/2010/wordprocessingCanvas" xmlns:cx="http://schemas.microsoft.com/office/drawing/2014/chartex" xmlns:cx1="http://schemas.microsoft.com/office/drawing/2015/9/8/chartex" xmlns:cx2="http://schemas.microsoft.com/office/drawing/2015/10/21/chartex" xmlns:cx3="http://schemas.microsoft.com/office/drawing/2016/5/9/chartex" xmlns:cx4="http://schemas.microsoft.com/office/drawing/2016/5/10/chartex" xmlns:cx5="http://schemas.microsoft.com/office/drawing/2016/5/11/chartex" xmlns:cx6="http://schemas.microsoft.com/office/drawing/2016/5/12/chartex" xmlns:cx7="http://schemas.microsoft.com/office/drawing/2016/5/13/chartex" xmlns:cx8="http://schemas.microsoft.com/office/drawing/2016/5/14/chartex" xmlns:mc="http://schemas.openxmlformats.org/markup-compatibility/2006" xmlns:aink="http://schemas.microsoft.com/office/drawing/2016/ink" xmlns:am3d="http://schemas.microsoft.com/office/drawing/2017/model3d" xmlns:o="urn:schemas-microsoft-com:office:office" xmlns:oel="http://schemas.microsoft.com/office/2019/extlst" xmlns:r="http://schemas.openxmlformats.org/officeDocument/2006/relationships" xmlns:m="http://schemas.openxmlformats.org/officeDocument/2006/math" xmlns:v="urn:schemas-microsoft-com:vml" xmlns:wp14="http://schemas.microsoft.com/office/word/2010/wordprocessingDrawing" xmlns:wp="http://schemas.openxmlformats.org/drawingml/2006/wordprocessingDrawing" xmlns:w10="urn:schemas-microsoft-com:office:word" xmlns:w="http://schemas.openxmlformats.org/wordprocessingml/2006/main" xmlns:w14="http://schemas.microsoft.com/office/word/2010/wordml" xmlns:w15="http://schemas.microsoft.com/office/word/2012/wordml" xmlns:w16cex="http://schemas.microsoft.com/office/word/2018/wordml/cex" xmlns:w16cid="http://schemas.microsoft.com/office/word/2016/wordml/cid" xmlns:w16="http://schemas.microsoft.com/office/word/2018/wordml" xmlns:w16du="http://schemas.microsoft.com/office/word/2023/wordml/word16du" xmlns:w16sdtdh="http://schemas.microsoft.com/office/word/2020/wordml/sdtdatahash" xmlns:w16sdtfl="http://schemas.microsoft.com/office/word/2024/wordml/sdtformatlock" xmlns:w16se="http://schemas.microsoft.com/office/word/2015/wordml/symex" xmlns:wpg="http://schemas.microsoft.com/office/word/2010/wordprocessingGroup" xmlns:wpi="http://schemas.microsoft.com/office/word/2010/wordprocessingInk" xmlns:wne="http://schemas.microsoft.com/office/word/2006/wordml" xmlns:wps="http://schemas.microsoft.com/office/word/2010/wordprocessingShape" mc:Ignorable="w14 w15 w16se w16cid w16 w16cex w16sdtdh w16sdtfl w16du wp14">
   <w:p>
     <w:pPr>
       <w:pStyle w:val="a3"/>
@@ -11127,7 +10611,7 @@
       <mc:AlternateContent>
         <mc:Choice Requires="wps">
           <w:drawing>
-            <wp:anchor distT="0" distB="0" distL="114300" distR="114300" simplePos="0" relativeHeight="251625472" behindDoc="0" locked="0" layoutInCell="0" allowOverlap="1" wp14:anchorId="5BAE2EBE">
+            <wp:anchor distT="0" distB="0" distL="114300" distR="114300" simplePos="0" relativeHeight="251625472" behindDoc="0" locked="0" layoutInCell="0" allowOverlap="1" wp14:anchorId="5BAE2EBE" wp14:editId="57DDD354">
               <wp:simplePos x="0" y="0"/>
               <wp:positionH relativeFrom="page">
                 <wp:posOffset>712470</wp:posOffset>
@@ -11185,7 +10669,7 @@
         </mc:Choice>
         <mc:Fallback>
           <w:pict>
-            <v:rect w14:anchorId="18D37AF1" id="Rectangle 55" o:spid="_x0000_s1026" style="position:absolute;margin-left:56.1pt;margin-top:16.45pt;width:524.4pt;height:807.85pt;z-index:251625472;visibility:visible;mso-wrap-style:square;mso-width-percent:0;mso-height-percent:0;mso-wrap-distance-left:9pt;mso-wrap-distance-top:0;mso-wrap-distance-right:9pt;mso-wrap-distance-bottom:0;mso-position-horizontal:absolute;mso-position-horizontal-relative:page;mso-position-vertical:absolute;mso-position-vertical-relative:page;mso-width-percent:0;mso-height-percent:0;mso-width-relative:page;mso-height-relative:page;v-text-anchor:top" o:gfxdata="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" o:allowincell="f" strokeweight="1.5pt">
+            <v:rect w14:anchorId="18D37AF1" id="Rectangle 55" o:spid="_x0000_s1026" style="position:absolute;margin-left:56.1pt;margin-top:16.45pt;width:524.4pt;height:807.85pt;z-index:251625472;visibility:visible;mso-wrap-style:square;mso-width-percent:0;mso-height-percent:0;mso-wrap-distance-left:9pt;mso-wrap-distance-top:0;mso-wrap-distance-right:9pt;mso-wrap-distance-bottom:0;mso-position-horizontal:absolute;mso-position-horizontal-relative:page;mso-position-vertical:absolute;mso-position-vertical-relative:page;mso-width-percent:0;mso-height-percent:0;mso-width-relative:page;mso-height-relative:page;v-text-anchor:top" o:gfxdata="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" o:allowincell="f" strokeweight="1.5pt">
               <v:path arrowok="t"/>
               <w10:wrap anchorx="page" anchory="page"/>
             </v:rect>
@@ -11198,7 +10682,7 @@
 </file>
 
 <file path=word/header2.xml><?xml version="1.0" encoding="utf-8"?>
-<w:hdr xmlns:wpc="http://schemas.microsoft.com/office/word/2010/wordprocessingCanvas" xmlns:cx="http://schemas.microsoft.com/office/drawing/2014/chartex" xmlns:cx1="http://schemas.microsoft.com/office/drawing/2015/9/8/chartex" xmlns:cx2="http://schemas.microsoft.com/office/drawing/2015/10/21/chartex" xmlns:cx3="http://schemas.microsoft.com/office/drawing/2016/5/9/chartex" xmlns:cx4="http://schemas.microsoft.com/office/drawing/2016/5/10/chartex" xmlns:cx5="http://schemas.microsoft.com/office/drawing/2016/5/11/chartex" xmlns:cx6="http://schemas.microsoft.com/office/drawing/2016/5/12/chartex" xmlns:cx7="http://schemas.microsoft.com/office/drawing/2016/5/13/chartex" xmlns:cx8="http://schemas.microsoft.com/office/drawing/2016/5/14/chartex" xmlns:mc="http://schemas.openxmlformats.org/markup-compatibility/2006" xmlns:aink="http://schemas.microsoft.com/office/drawing/2016/ink" xmlns:am3d="http://schemas.microsoft.com/office/drawing/2017/model3d" xmlns:o="urn:schemas-microsoft-com:office:office" xmlns:oel="http://schemas.microsoft.com/office/2019/extlst" xmlns:r="http://schemas.openxmlformats.org/officeDocument/2006/relationships" xmlns:m="http://schemas.openxmlformats.org/officeDocument/2006/math" xmlns:v="urn:schemas-microsoft-com:vml" xmlns:wp14="http://schemas.microsoft.com/office/word/2010/wordprocessingDrawing" xmlns:wp="http://schemas.openxmlformats.org/drawingml/2006/wordprocessingDrawing" xmlns:w10="urn:schemas-microsoft-com:office:word" xmlns:w="http://schemas.openxmlformats.org/wordprocessingml/2006/main" xmlns:w14="http://schemas.microsoft.com/office/word/2010/wordml" xmlns:w15="http://schemas.microsoft.com/office/word/2012/wordml" xmlns:w16cex="http://schemas.microsoft.com/office/word/2018/wordml/cex" xmlns:w16cid="http://schemas.microsoft.com/office/word/2016/wordml/cid" xmlns:w16="http://schemas.microsoft.com/office/word/2018/wordml" xmlns:w16sdtdh="http://schemas.microsoft.com/office/word/2020/wordml/sdtdatahash" xmlns:w16se="http://schemas.microsoft.com/office/word/2015/wordml/symex" xmlns:wpg="http://schemas.microsoft.com/office/word/2010/wordprocessingGroup" xmlns:wpi="http://schemas.microsoft.com/office/word/2010/wordprocessingInk" xmlns:wne="http://schemas.microsoft.com/office/word/2006/wordml" xmlns:wps="http://schemas.microsoft.com/office/word/2010/wordprocessingShape" mc:Ignorable="w14 w15 w16se w16cid w16 w16cex w16sdtdh wp14">
+<w:hdr xmlns:wpc="http://schemas.microsoft.com/office/word/2010/wordprocessingCanvas" xmlns:cx="http://schemas.microsoft.com/office/drawing/2014/chartex" xmlns:cx1="http://schemas.microsoft.com/office/drawing/2015/9/8/chartex" xmlns:cx2="http://schemas.microsoft.com/office/drawing/2015/10/21/chartex" xmlns:cx3="http://schemas.microsoft.com/office/drawing/2016/5/9/chartex" xmlns:cx4="http://schemas.microsoft.com/office/drawing/2016/5/10/chartex" xmlns:cx5="http://schemas.microsoft.com/office/drawing/2016/5/11/chartex" xmlns:cx6="http://schemas.microsoft.com/office/drawing/2016/5/12/chartex" xmlns:cx7="http://schemas.microsoft.com/office/drawing/2016/5/13/chartex" xmlns:cx8="http://schemas.microsoft.com/office/drawing/2016/5/14/chartex" xmlns:mc="http://schemas.openxmlformats.org/markup-compatibility/2006" xmlns:aink="http://schemas.microsoft.com/office/drawing/2016/ink" xmlns:am3d="http://schemas.microsoft.com/office/drawing/2017/model3d" xmlns:o="urn:schemas-microsoft-com:office:office" xmlns:oel="http://schemas.microsoft.com/office/2019/extlst" xmlns:r="http://schemas.openxmlformats.org/officeDocument/2006/relationships" xmlns:m="http://schemas.openxmlformats.org/officeDocument/2006/math" xmlns:v="urn:schemas-microsoft-com:vml" xmlns:wp14="http://schemas.microsoft.com/office/word/2010/wordprocessingDrawing" xmlns:wp="http://schemas.openxmlformats.org/drawingml/2006/wordprocessingDrawing" xmlns:w10="urn:schemas-microsoft-com:office:word" xmlns:w="http://schemas.openxmlformats.org/wordprocessingml/2006/main" xmlns:w14="http://schemas.microsoft.com/office/word/2010/wordml" xmlns:w15="http://schemas.microsoft.com/office/word/2012/wordml" xmlns:w16cex="http://schemas.microsoft.com/office/word/2018/wordml/cex" xmlns:w16cid="http://schemas.microsoft.com/office/word/2016/wordml/cid" xmlns:w16="http://schemas.microsoft.com/office/word/2018/wordml" xmlns:w16du="http://schemas.microsoft.com/office/word/2023/wordml/word16du" xmlns:w16sdtdh="http://schemas.microsoft.com/office/word/2020/wordml/sdtdatahash" xmlns:w16sdtfl="http://schemas.microsoft.com/office/word/2024/wordml/sdtformatlock" xmlns:w16se="http://schemas.microsoft.com/office/word/2015/wordml/symex" xmlns:wpg="http://schemas.microsoft.com/office/word/2010/wordprocessingGroup" xmlns:wpi="http://schemas.microsoft.com/office/word/2010/wordprocessingInk" xmlns:wne="http://schemas.microsoft.com/office/word/2006/wordml" xmlns:wps="http://schemas.microsoft.com/office/word/2010/wordprocessingShape" mc:Ignorable="w14 w15 w16se w16cid w16 w16cex w16sdtdh w16sdtfl w16du wp14">
   <w:p>
     <w:pPr>
       <w:pStyle w:val="a3"/>
@@ -11210,7 +10694,7 @@
       <mc:AlternateContent>
         <mc:Choice Requires="wps">
           <w:drawing>
-            <wp:anchor distT="0" distB="0" distL="114300" distR="114300" simplePos="0" relativeHeight="251643904" behindDoc="0" locked="0" layoutInCell="1" allowOverlap="1" wp14:anchorId="6C58BEA0">
+            <wp:anchor distT="0" distB="0" distL="114300" distR="114300" simplePos="0" relativeHeight="251643904" behindDoc="0" locked="0" layoutInCell="1" allowOverlap="1" wp14:anchorId="6C58BEA0" wp14:editId="548E61BF">
               <wp:simplePos x="0" y="0"/>
               <wp:positionH relativeFrom="page">
                 <wp:posOffset>720090</wp:posOffset>
@@ -11280,7 +10764,7 @@
         </mc:Choice>
         <mc:Fallback>
           <w:pict>
-            <v:rect w14:anchorId="6C58BEA0" id="Прямоугольник 28" o:spid="_x0000_s1034" style="position:absolute;margin-left:56.7pt;margin-top:16.45pt;width:524.4pt;height:807.85pt;z-index:251643904;visibility:visible;mso-wrap-style:square;mso-width-percent:0;mso-height-percent:0;mso-wrap-distance-left:9pt;mso-wrap-distance-top:0;mso-wrap-distance-right:9pt;mso-wrap-distance-bottom:0;mso-position-horizontal:absolute;mso-position-horizontal-relative:page;mso-position-vertical:absolute;mso-position-vertical-relative:page;mso-width-percent:0;mso-height-percent:0;mso-width-relative:page;mso-height-relative:page;v-text-anchor:top" o:gfxdata="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" strokeweight="1.5pt">
+            <v:rect w14:anchorId="6C58BEA0" id="Прямоугольник 28" o:spid="_x0000_s1034" style="position:absolute;margin-left:56.7pt;margin-top:16.45pt;width:524.4pt;height:807.85pt;z-index:251643904;visibility:visible;mso-wrap-style:square;mso-width-percent:0;mso-height-percent:0;mso-wrap-distance-left:9pt;mso-wrap-distance-top:0;mso-wrap-distance-right:9pt;mso-wrap-distance-bottom:0;mso-position-horizontal:absolute;mso-position-horizontal-relative:page;mso-position-vertical:absolute;mso-position-vertical-relative:page;mso-width-percent:0;mso-height-percent:0;mso-width-relative:page;mso-height-relative:page;v-text-anchor:top" o:gfxdata="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" strokeweight="1.5pt">
               <v:path arrowok="t"/>
               <v:textbox>
                 <w:txbxContent>
@@ -11305,7 +10789,7 @@
 </file>
 
 <file path=word/numbering.xml><?xml version="1.0" encoding="utf-8"?>
-<w:numbering xmlns:wpc="http://schemas.microsoft.com/office/word/2010/wordprocessingCanvas" xmlns:cx="http://schemas.microsoft.com/office/drawing/2014/chartex" xmlns:cx1="http://schemas.microsoft.com/office/drawing/2015/9/8/chartex" xmlns:cx2="http://schemas.microsoft.com/office/drawing/2015/10/21/chartex" xmlns:cx3="http://schemas.microsoft.com/office/drawing/2016/5/9/chartex" xmlns:cx4="http://schemas.microsoft.com/office/drawing/2016/5/10/chartex" xmlns:cx5="http://schemas.microsoft.com/office/drawing/2016/5/11/chartex" xmlns:cx6="http://schemas.microsoft.com/office/drawing/2016/5/12/chartex" xmlns:cx7="http://schemas.microsoft.com/office/drawing/2016/5/13/chartex" xmlns:cx8="http://schemas.microsoft.com/office/drawing/2016/5/14/chartex" xmlns:mc="http://schemas.openxmlformats.org/markup-compatibility/2006" xmlns:aink="http://schemas.microsoft.com/office/drawing/2016/ink" xmlns:am3d="http://schemas.microsoft.com/office/drawing/2017/model3d" xmlns:o="urn:schemas-microsoft-com:office:office" xmlns:oel="http://schemas.microsoft.com/office/2019/extlst" xmlns:r="http://schemas.openxmlformats.org/officeDocument/2006/relationships" xmlns:m="http://schemas.openxmlformats.org/officeDocument/2006/math" xmlns:v="urn:schemas-microsoft-com:vml" xmlns:wp14="http://schemas.microsoft.com/office/word/2010/wordprocessingDrawing" xmlns:wp="http://schemas.openxmlformats.org/drawingml/2006/wordprocessingDrawing" xmlns:w10="urn:schemas-microsoft-com:office:word" xmlns:w="http://schemas.openxmlformats.org/wordprocessingml/2006/main" xmlns:w14="http://schemas.microsoft.com/office/word/2010/wordml" xmlns:w15="http://schemas.microsoft.com/office/word/2012/wordml" xmlns:w16cex="http://schemas.microsoft.com/office/word/2018/wordml/cex" xmlns:w16cid="http://schemas.microsoft.com/office/word/2016/wordml/cid" xmlns:w16="http://schemas.microsoft.com/office/word/2018/wordml" xmlns:w16sdtdh="http://schemas.microsoft.com/office/word/2020/wordml/sdtdatahash" xmlns:w16se="http://schemas.microsoft.com/office/word/2015/wordml/symex" xmlns:wpg="http://schemas.microsoft.com/office/word/2010/wordprocessingGroup" xmlns:wpi="http://schemas.microsoft.com/office/word/2010/wordprocessingInk" xmlns:wne="http://schemas.microsoft.com/office/word/2006/wordml" xmlns:wps="http://schemas.microsoft.com/office/word/2010/wordprocessingShape" mc:Ignorable="w14 w15 w16se w16cid w16 w16cex w16sdtdh wp14">
+<w:numbering xmlns:wpc="http://schemas.microsoft.com/office/word/2010/wordprocessingCanvas" xmlns:cx="http://schemas.microsoft.com/office/drawing/2014/chartex" xmlns:cx1="http://schemas.microsoft.com/office/drawing/2015/9/8/chartex" xmlns:cx2="http://schemas.microsoft.com/office/drawing/2015/10/21/chartex" xmlns:cx3="http://schemas.microsoft.com/office/drawing/2016/5/9/chartex" xmlns:cx4="http://schemas.microsoft.com/office/drawing/2016/5/10/chartex" xmlns:cx5="http://schemas.microsoft.com/office/drawing/2016/5/11/chartex" xmlns:cx6="http://schemas.microsoft.com/office/drawing/2016/5/12/chartex" xmlns:cx7="http://schemas.microsoft.com/office/drawing/2016/5/13/chartex" xmlns:cx8="http://schemas.microsoft.com/office/drawing/2016/5/14/chartex" xmlns:mc="http://schemas.openxmlformats.org/markup-compatibility/2006" xmlns:aink="http://schemas.microsoft.com/office/drawing/2016/ink" xmlns:am3d="http://schemas.microsoft.com/office/drawing/2017/model3d" xmlns:o="urn:schemas-microsoft-com:office:office" xmlns:oel="http://schemas.microsoft.com/office/2019/extlst" xmlns:r="http://schemas.openxmlformats.org/officeDocument/2006/relationships" xmlns:m="http://schemas.openxmlformats.org/officeDocument/2006/math" xmlns:v="urn:schemas-microsoft-com:vml" xmlns:wp14="http://schemas.microsoft.com/office/word/2010/wordprocessingDrawing" xmlns:wp="http://schemas.openxmlformats.org/drawingml/2006/wordprocessingDrawing" xmlns:w10="urn:schemas-microsoft-com:office:word" xmlns:w="http://schemas.openxmlformats.org/wordprocessingml/2006/main" xmlns:w14="http://schemas.microsoft.com/office/word/2010/wordml" xmlns:w15="http://schemas.microsoft.com/office/word/2012/wordml" xmlns:w16cex="http://schemas.microsoft.com/office/word/2018/wordml/cex" xmlns:w16cid="http://schemas.microsoft.com/office/word/2016/wordml/cid" xmlns:w16="http://schemas.microsoft.com/office/word/2018/wordml" xmlns:w16du="http://schemas.microsoft.com/office/word/2023/wordml/word16du" xmlns:w16sdtdh="http://schemas.microsoft.com/office/word/2020/wordml/sdtdatahash" xmlns:w16sdtfl="http://schemas.microsoft.com/office/word/2024/wordml/sdtformatlock" xmlns:w16se="http://schemas.microsoft.com/office/word/2015/wordml/symex" xmlns:wpg="http://schemas.microsoft.com/office/word/2010/wordprocessingGroup" xmlns:wpi="http://schemas.microsoft.com/office/word/2010/wordprocessingInk" xmlns:wne="http://schemas.microsoft.com/office/word/2006/wordml" xmlns:wps="http://schemas.microsoft.com/office/word/2010/wordprocessingShape" mc:Ignorable="w14 w15 w16se w16cid w16 w16cex w16sdtdh w16sdtfl w16du wp14">
   <w:abstractNum w:abstractNumId="0" w15:restartNumberingAfterBreak="0">
     <w:nsid w:val="020655F9"/>
     <w:multiLevelType w:val="hybridMultilevel"/>
@@ -13496,7 +12980,7 @@
 </file>
 
 <file path=word/styles.xml><?xml version="1.0" encoding="utf-8"?>
-<w:styles xmlns:mc="http://schemas.openxmlformats.org/markup-compatibility/2006" xmlns:r="http://schemas.openxmlformats.org/officeDocument/2006/relationships" xmlns:w="http://schemas.openxmlformats.org/wordprocessingml/2006/main" xmlns:w14="http://schemas.microsoft.com/office/word/2010/wordml" xmlns:w15="http://schemas.microsoft.com/office/word/2012/wordml" xmlns:w16cex="http://schemas.microsoft.com/office/word/2018/wordml/cex" xmlns:w16cid="http://schemas.microsoft.com/office/word/2016/wordml/cid" xmlns:w16="http://schemas.microsoft.com/office/word/2018/wordml" xmlns:w16sdtdh="http://schemas.microsoft.com/office/word/2020/wordml/sdtdatahash" xmlns:w16se="http://schemas.microsoft.com/office/word/2015/wordml/symex" mc:Ignorable="w14 w15 w16se w16cid w16 w16cex w16sdtdh">
+<w:styles xmlns:mc="http://schemas.openxmlformats.org/markup-compatibility/2006" xmlns:r="http://schemas.openxmlformats.org/officeDocument/2006/relationships" xmlns:w="http://schemas.openxmlformats.org/wordprocessingml/2006/main" xmlns:w14="http://schemas.microsoft.com/office/word/2010/wordml" xmlns:w15="http://schemas.microsoft.com/office/word/2012/wordml" xmlns:w16cex="http://schemas.microsoft.com/office/word/2018/wordml/cex" xmlns:w16cid="http://schemas.microsoft.com/office/word/2016/wordml/cid" xmlns:w16="http://schemas.microsoft.com/office/word/2018/wordml" xmlns:w16du="http://schemas.microsoft.com/office/word/2023/wordml/word16du" xmlns:w16sdtdh="http://schemas.microsoft.com/office/word/2020/wordml/sdtdatahash" xmlns:w16sdtfl="http://schemas.microsoft.com/office/word/2024/wordml/sdtformatlock" xmlns:w16se="http://schemas.microsoft.com/office/word/2015/wordml/symex" mc:Ignorable="w14 w15 w16se w16cid w16 w16cex w16sdtdh w16sdtfl w16du">
   <w:docDefaults>
     <w:rPrDefault>
       <w:rPr>
